--- a/legal/법인_보험_세무_준비안내.docx
+++ b/legal/법인_보험_세무_준비안내.docx
@@ -4502,26 +4502,6 @@
         <w:t xml:space="preserve"> — 서비스 하자(오류, 알림 누락 등)로 제3자에게 생긴 손해를 보장.</w:t>
       </w:r>
     </w:p>
-    <w:p>
-      <w:pPr>
-        <w:pStyle w:val="ListParagraph"/>
-        <w:numPr>
-          <w:ilvl w:val="0"/>
-          <w:numId w:val="3"/>
-        </w:numPr>
-        <w:spacing w:after="40"/>
-      </w:pPr>
-      <w:r>
-        <w:rPr>
-          <w:b/>
-          <w:bCs/>
-        </w:rPr>
-        <w:t xml:space="preserve">상담사 개인의 전문인배상책임보험</w:t>
-      </w:r>
-      <w:r>
-        <w:t xml:space="preserve"> — 상담 과실은 상담사 책임이므로, 상담사가 직접 가입하도록 입점계약서에 요구하는 방안(입점계약서 제18조 제3항, 선택 조항).</w:t>
-      </w:r>
-    </w:p>
     <w:tbl>
       <w:tblPr>
         <w:tblW w:type="dxa" w:w="9026"/>
@@ -5093,143 +5073,6 @@
           </w:p>
         </w:tc>
       </w:tr>
-      <w:tr>
-        <w:trPr>
-          <w:cantSplit/>
-        </w:trPr>
-        <w:tc>
-          <w:tcPr>
-            <w:tcW w:type="dxa" w:w="2200"/>
-            <w:tcBorders>
-              <w:top w:val="single" w:color="999999" w:sz="4"/>
-              <w:left w:val="single" w:color="999999" w:sz="4"/>
-              <w:bottom w:val="single" w:color="999999" w:sz="4"/>
-              <w:right w:val="single" w:color="999999" w:sz="4"/>
-            </w:tcBorders>
-            <w:tcMar>
-              <w:top w:type="dxa" w:w="60"/>
-              <w:left w:type="dxa" w:w="100"/>
-              <w:bottom w:type="dxa" w:w="60"/>
-              <w:right w:type="dxa" w:w="100"/>
-            </w:tcMar>
-            <w:vAlign w:val="center"/>
-          </w:tcPr>
-          <w:p>
-            <w:pPr>
-              <w:spacing w:after="0" w:before="0" w:line="300"/>
-              <w:jc w:val="left"/>
-            </w:pPr>
-            <w:r>
-              <w:rPr>
-                <w:b w:val="false"/>
-                <w:bCs w:val="false"/>
-                <w:sz w:val="19"/>
-                <w:szCs w:val="19"/>
-              </w:rPr>
-              <w:t xml:space="preserve">상담사 전문인배상책임보험</w:t>
-            </w:r>
-          </w:p>
-        </w:tc>
-        <w:tc>
-          <w:tcPr>
-            <w:tcW w:type="dxa" w:w="2600"/>
-            <w:tcBorders>
-              <w:top w:val="single" w:color="999999" w:sz="4"/>
-              <w:left w:val="single" w:color="999999" w:sz="4"/>
-              <w:bottom w:val="single" w:color="999999" w:sz="4"/>
-              <w:right w:val="single" w:color="999999" w:sz="4"/>
-            </w:tcBorders>
-            <w:tcMar>
-              <w:top w:type="dxa" w:w="60"/>
-              <w:left w:type="dxa" w:w="100"/>
-              <w:bottom w:type="dxa" w:w="60"/>
-              <w:right w:type="dxa" w:w="100"/>
-            </w:tcMar>
-            <w:vAlign w:val="center"/>
-          </w:tcPr>
-          <w:p>
-            <w:pPr>
-              <w:spacing w:after="0" w:before="0" w:line="300"/>
-              <w:jc w:val="left"/>
-            </w:pPr>
-            <w:r>
-              <w:rPr>
-                <w:b w:val="false"/>
-                <w:bCs w:val="false"/>
-                <w:sz w:val="19"/>
-                <w:szCs w:val="19"/>
-              </w:rPr>
-              <w:t xml:space="preserve">상담 과정의 과실로 인한 내담자 손해</w:t>
-            </w:r>
-          </w:p>
-        </w:tc>
-        <w:tc>
-          <w:tcPr>
-            <w:tcW w:type="dxa" w:w="1700"/>
-            <w:tcBorders>
-              <w:top w:val="single" w:color="999999" w:sz="4"/>
-              <w:left w:val="single" w:color="999999" w:sz="4"/>
-              <w:bottom w:val="single" w:color="999999" w:sz="4"/>
-              <w:right w:val="single" w:color="999999" w:sz="4"/>
-            </w:tcBorders>
-            <w:tcMar>
-              <w:top w:type="dxa" w:w="60"/>
-              <w:left w:type="dxa" w:w="100"/>
-              <w:bottom w:type="dxa" w:w="60"/>
-              <w:right w:type="dxa" w:w="100"/>
-            </w:tcMar>
-            <w:vAlign w:val="center"/>
-          </w:tcPr>
-          <w:p>
-            <w:pPr>
-              <w:spacing w:after="0" w:before="0" w:line="300"/>
-              <w:jc w:val="left"/>
-            </w:pPr>
-            <w:r>
-              <w:rPr>
-                <w:b w:val="false"/>
-                <w:bCs w:val="false"/>
-                <w:sz w:val="19"/>
-                <w:szCs w:val="19"/>
-              </w:rPr>
-              <w:t xml:space="preserve">상담사 개인</w:t>
-            </w:r>
-          </w:p>
-        </w:tc>
-        <w:tc>
-          <w:tcPr>
-            <w:tcW w:type="dxa" w:w="2526"/>
-            <w:tcBorders>
-              <w:top w:val="single" w:color="999999" w:sz="4"/>
-              <w:left w:val="single" w:color="999999" w:sz="4"/>
-              <w:bottom w:val="single" w:color="999999" w:sz="4"/>
-              <w:right w:val="single" w:color="999999" w:sz="4"/>
-            </w:tcBorders>
-            <w:tcMar>
-              <w:top w:type="dxa" w:w="60"/>
-              <w:left w:type="dxa" w:w="100"/>
-              <w:bottom w:type="dxa" w:w="60"/>
-              <w:right w:type="dxa" w:w="100"/>
-            </w:tcMar>
-            <w:vAlign w:val="center"/>
-          </w:tcPr>
-          <w:p>
-            <w:pPr>
-              <w:spacing w:after="0" w:before="0" w:line="300"/>
-              <w:jc w:val="left"/>
-            </w:pPr>
-            <w:r>
-              <w:rPr>
-                <w:b w:val="false"/>
-                <w:bCs w:val="false"/>
-                <w:sz w:val="19"/>
-                <w:szCs w:val="19"/>
-              </w:rPr>
-              <w:t xml:space="preserve">자격증, 상담 분야, 연간 상담 건수</w:t>
-            </w:r>
-          </w:p>
-        </w:tc>
-      </w:tr>
     </w:tbl>
     <w:p>
       <w:pPr>
@@ -7540,19 +7383,6 @@
       </w:pPr>
       <w:r>
         <w:t xml:space="preserve">상담사의 상담 과실로 회사가 청구를 받으면 어떤 보험으로 대응할 수 있나요?</w:t>
-      </w:r>
-    </w:p>
-    <w:p>
-      <w:pPr>
-        <w:pStyle w:val="ListParagraph"/>
-        <w:numPr>
-          <w:ilvl w:val="0"/>
-          <w:numId w:val="2"/>
-        </w:numPr>
-        <w:spacing w:after="40"/>
-      </w:pPr>
-      <w:r>
-        <w:t xml:space="preserve">상담사 개인이 가입할 수 있는 전문인배상책임보험 상품과 적정 보상한도는?</w:t>
       </w:r>
     </w:p>
     <w:p>

--- a/legal/법인_보험_세무_준비안내.docx
+++ b/legal/법인_보험_세무_준비안내.docx
@@ -652,7 +652,7 @@
                 <w:sz w:val="19"/>
                 <w:szCs w:val="19"/>
               </w:rPr>
-              <w:t xml:space="preserve">법인 명의로 계약 — 병원·결제사·보험사와 거래 시 신뢰도에 유리할 수 있음</w:t>
+              <w:t xml:space="preserve">법인 명의로 계약 — 제휴 상담소·결제사·보험사와 거래 시 신뢰도에 유리할 수 있음</w:t>
             </w:r>
           </w:p>
         </w:tc>
@@ -5002,7 +5002,7 @@
                 <w:sz w:val="19"/>
                 <w:szCs w:val="19"/>
               </w:rPr>
-              <w:t xml:space="preserve">서비스 하자로 인한 이용자·병원 등 제3자 손해</w:t>
+              <w:t xml:space="preserve">서비스 하자로 인한 이용자·제휴 상담소 등 제3자 손해</w:t>
             </w:r>
           </w:p>
         </w:tc>
@@ -5068,7 +5068,7 @@
                 <w:sz w:val="19"/>
                 <w:szCs w:val="19"/>
               </w:rPr>
-              <w:t xml:space="preserve">서비스 설명, 이용자·제휴 병원 수, 매출, 약관·계약서</w:t>
+              <w:t xml:space="preserve">서비스 설명, 이용자·제휴 상담소 수, 매출, 약관·계약서</w:t>
             </w:r>
           </w:p>
         </w:tc>
@@ -5097,7 +5097,7 @@
         <w:t xml:space="preserve">[회사명]</w:t>
       </w:r>
       <w:r>
-        <w:t xml:space="preserve">은 정신건강 자기관리 서비스 ‘마인드 인사이드’(https://neurumind.com, 같은 사이트를 불러오는 안드로이드 앱)를 운영합니다. 이용자는 AI 대화 캐릭터 ‘느루’와 대화하고 기분 체크인·미션·일기를 기록하며, 입점한 상담사에게 예약 상담 또는 분 단위 음성 통화 상담을 받을 수 있습니다. 회사는 통신판매중개자이며 의료기관이 아니고, 상담은 상담사가 제공합니다. 결제는 토스페이먼츠 카드 결제로 충전한 느루 캐시로 이루어집니다. 제휴 병원의 담당의는 환자가 병원 코드로 직접 연결하고 동의한 범위의 정보(상담사가 공유한 회기 기록, 숙제, 예약, 숫자로만 된 주간 상태 요약)만 볼 수 있으며, AI 대화 원문은 병원에 전달하지 않습니다.</w:t>
+        <w:t xml:space="preserve">은 정신건강 자기관리 서비스 ‘마인드 인사이드’(https://neurumind.com, 같은 사이트를 불러오는 안드로이드 앱)를 운영합니다. 이용자는 AI 대화 캐릭터 ‘느루’와 대화하고 기분 체크인·미션·일기를 기록하며, 입점한 상담사에게 예약 상담 또는 분 단위 음성 통화 상담을 받을 수 있습니다. 회사는 통신판매중개자이며 의료기관이 아니고, 상담은 상담사가 제공합니다. 결제는 토스페이먼츠 카드 결제로 충전한 느루 캐시로 이루어집니다. 제휴 상담소의 담당의는 환자가 제휴 상담소 코드로 직접 연결하고 동의한 범위의 정보(상담사가 공유한 회기 기록, 숙제, 예약, 숫자로만 된 주간 상태 요약)만 볼 수 있으며, AI 대화 원문은 제휴 상담소에 전달하지 않습니다.</w:t>
       </w:r>
     </w:p>
     <w:p>
@@ -5132,7 +5132,7 @@
         <w:t xml:space="preserve">[○명]</w:t>
       </w:r>
       <w:r>
-        <w:t xml:space="preserve">, 제휴 병원 </w:t>
+        <w:t xml:space="preserve">, 제휴 상담소 </w:t>
       </w:r>
       <w:r>
         <w:rPr>
@@ -5282,7 +5282,7 @@
         <w:spacing w:after="40"/>
       </w:pPr>
       <w:r>
-        <w:t xml:space="preserve">병원 채널 상담은 회사가 상담사에게 지급하지 않으므로, 원천징수는 지급하는 병원의 몫입니다.</w:t>
+        <w:t xml:space="preserve">제휴 상담소 채널 상담은 회사가 상담사에게 지급하지 않으므로, 원천징수는 지급하는 제휴 상담소의 몫입니다.</w:t>
       </w:r>
     </w:p>
     <w:p>
@@ -5291,12 +5291,12 @@
         <w:keepNext/>
       </w:pPr>
       <w:r>
-        <w:t xml:space="preserve">E-2. 병원과 주고받는 돈 — 세무사 결정 필요</w:t>
-      </w:r>
-    </w:p>
-    <w:p>
-      <w:r>
-        <w:t xml:space="preserve">회사가 병원에 보내는 90%와 회사가 갖는 7%를 어떻게 보느냐에 따라 매출 인식과 증빙 발행이 달라집니다.</w:t>
+        <w:t xml:space="preserve">E-2. 제휴 상담소와 주고받는 돈 — 세무사 결정 필요</w:t>
+      </w:r>
+    </w:p>
+    <w:p>
+      <w:r>
+        <w:t xml:space="preserve">회사가 제휴 상담소에 보내는 90%와 회사가 갖는 7%를 어떻게 보느냐에 따라 매출 인식과 증빙 발행이 달라집니다.</w:t>
       </w:r>
     </w:p>
     <w:tbl>
@@ -5490,7 +5490,7 @@
                 <w:sz w:val="19"/>
                 <w:szCs w:val="19"/>
               </w:rPr>
-              <w:t xml:space="preserve">회사는 병원 몫(90%)을 대신 받아 넘겨줄 뿐</w:t>
+              <w:t xml:space="preserve">회사는 제휴 상담소 몫(90%)을 대신 받아 넘겨줄 뿐</w:t>
             </w:r>
           </w:p>
         </w:tc>
@@ -5523,7 +5523,7 @@
                 <w:sz w:val="19"/>
                 <w:szCs w:val="19"/>
               </w:rPr>
-              <w:t xml:space="preserve">상담료 전체가 회사 매출, 병원 지급분은 회사 비용</w:t>
+              <w:t xml:space="preserve">상담료 전체가 회사 매출, 제휴 상담소 지급분은 회사 비용</w:t>
             </w:r>
           </w:p>
         </w:tc>
@@ -5698,7 +5698,7 @@
                 <w:sz w:val="19"/>
                 <w:szCs w:val="19"/>
               </w:rPr>
-              <w:t xml:space="preserve">회사 → 병원: 7%에 대한 세금계산서·계산서</w:t>
+              <w:t xml:space="preserve">회사 → 제휴 상담소: 7%에 대한 세금계산서·계산서</w:t>
             </w:r>
           </w:p>
         </w:tc>
@@ -5731,7 +5731,7 @@
                 <w:sz w:val="19"/>
                 <w:szCs w:val="19"/>
               </w:rPr>
-              <w:t xml:space="preserve">병원 → 회사: 90%에 대한 계산서 등</w:t>
+              <w:t xml:space="preserve">제휴 상담소 → 회사: 90%에 대한 계산서 등</w:t>
             </w:r>
           </w:p>
         </w:tc>
@@ -5974,7 +5974,7 @@
           <w:sz w:val="18"/>
           <w:szCs w:val="18"/>
         </w:rPr>
-        <w:t xml:space="preserve">의료법 제27조(환자 유인) 판단과도 연결되므로 변호사와 세무사가 함께 보는 것이 좋습니다.</w:t>
+        <w:t xml:space="preserve">상담소가 의료기관과 연계된 경우의 의료법 판단과도 연결되므로 변호사와 세무사가 함께 보는 것이 좋습니다.</w:t>
       </w:r>
     </w:p>
     <w:p>
@@ -6567,7 +6567,7 @@
                 <w:sz w:val="19"/>
                 <w:szCs w:val="19"/>
               </w:rPr>
-              <w:t xml:space="preserve">제휴 병원 정산금 지급, 병원의 상담사 지급 기록 확인</w:t>
+              <w:t xml:space="preserve">제휴 상담소 정산금 지급, 제휴 상담소의 상담사 지급 기록 확인</w:t>
             </w:r>
           </w:p>
         </w:tc>
@@ -7159,7 +7159,7 @@
         <w:spacing w:after="40"/>
       </w:pPr>
       <w:r>
-        <w:t xml:space="preserve">병원 채널 구조(회사 → 병원 90%, 병원 → 상담사, 회사 7%)가 의료법 제27조 환자 유인에 해당할 소지가 있나요? 대안 구조(병원 직접 결제 + 시스템 이용료)가 더 안전한가요?</w:t>
+        <w:t xml:space="preserve">제휴 상담소 채널 구조(회사 → 제휴 상담소 90%, 제휴 상담소 → 상담사, 회사 7%)에서, 상담소가 의료기관과 연계된 경우 의료법 제27조(환자 유인·알선)에 걸릴 소지가 있나요? 대안 구조(제휴 상담소 직접 결제 + 시스템 이용료)가 더 안전한가요?</w:t>
       </w:r>
     </w:p>
     <w:p>
@@ -7172,7 +7172,7 @@
         <w:spacing w:after="40"/>
       </w:pPr>
       <w:r>
-        <w:t xml:space="preserve">병원 제휴계약의 개인정보 구조는 (A) 제3자 제공과 (B) 위탁 중 어느 쪽이 맞나요? 건강 관련 정보라 별도 동의가 필요한가요?</w:t>
+        <w:t xml:space="preserve">제휴 상담소 제휴계약의 개인정보 구조는 (A) 제3자 제공과 (B) 위탁 중 어느 쪽이 맞나요? 건강 관련 정보라 별도 동의가 필요한가요?</w:t>
       </w:r>
     </w:p>
     <w:p>
@@ -7256,7 +7256,7 @@
         <w:spacing w:after="40"/>
       </w:pPr>
       <w:r>
-        <w:t xml:space="preserve">병원에 보내는 90%를 대리 수취로 볼 수 있나요, 회사 매출로 봐야 하나요? 증빙은 무엇을 주고받나요?</w:t>
+        <w:t xml:space="preserve">제휴 상담소에 보내는 90%를 대리 수취로 볼 수 있나요, 회사 매출로 봐야 하나요? 증빙은 무엇을 주고받나요?</w:t>
       </w:r>
     </w:p>
     <w:p>

--- a/legal/법인_보험_세무_준비안내.docx
+++ b/legal/법인_보험_세무_준비안내.docx
@@ -4,7 +4,7 @@
   <w:body>
     <w:p>
       <w:pPr>
-        <w:spacing w:after="120" w:before="0"/>
+        <w:spacing w:before="0" w:after="120"/>
         <w:jc w:val="center"/>
       </w:pPr>
       <w:r>
@@ -13,6 +13,7 @@
           <w:bCs/>
           <w:sz w:val="36"/>
           <w:szCs w:val="36"/>
+          <w:rFonts w:ascii="맑은 고딕" w:cs="맑은 고딕" w:eastAsia="맑은 고딕" w:hAnsi="맑은 고딕"/>
         </w:rPr>
         <w:t xml:space="preserve">법인·보험·세무 준비 안내</w:t>
       </w:r>
@@ -24,9 +25,12 @@
       </w:pPr>
       <w:r>
         <w:rPr>
-          <w:color w:val="666666"/>
-          <w:sz w:val="20"/>
-          <w:szCs w:val="20"/>
+          <w:b w:val="false"/>
+          <w:bCs w:val="false"/>
+          <w:color w:val="7a6f63"/>
+          <w:sz w:val="20"/>
+          <w:szCs w:val="20"/>
+          <w:rFonts w:ascii="맑은 고딕" w:cs="맑은 고딕" w:eastAsia="맑은 고딕" w:hAnsi="맑은 고딕"/>
         </w:rPr>
         <w:t xml:space="preserve">마인드 인사이드 대표자용 체크리스트</w:t>
       </w:r>
@@ -67,7 +71,7 @@
           </w:tcPr>
           <w:p>
             <w:pPr>
-              <w:spacing w:after="60" w:before="0"/>
+              <w:spacing w:before="0" w:after="60"/>
             </w:pPr>
             <w:r>
               <w:rPr>
@@ -75,62 +79,46 @@
                 <w:bCs/>
                 <w:sz w:val="22"/>
                 <w:szCs w:val="22"/>
-              </w:rPr>
-              <w:t xml:space="preserve">초안 — 변호사(세무 항목은 세무사) 검토 후 사용하세요. </w:t>
-            </w:r>
-            <w:r>
-              <w:rPr>
-                <w:b/>
-                <w:bCs/>
-                <w:sz w:val="22"/>
-                <w:szCs w:val="22"/>
+                <w:rFonts w:ascii="맑은 고딕" w:cs="맑은 고딕" w:eastAsia="맑은 고딕" w:hAnsi="맑은 고딕"/>
+              </w:rPr>
+              <w:t xml:space="preserve">초안 — 변호사·세무사 검토 전</w:t>
+            </w:r>
+          </w:p>
+          <w:p>
+            <w:pPr>
+              <w:spacing w:before="0" w:after="0"/>
+            </w:pPr>
+            <w:r>
+              <w:rPr>
+                <w:b w:val="false"/>
+                <w:bCs w:val="false"/>
+                <w:sz w:val="19"/>
+                <w:szCs w:val="19"/>
+                <w:rFonts w:ascii="맑은 고딕" w:cs="맑은 고딕" w:eastAsia="맑은 고딕" w:hAnsi="맑은 고딕"/>
+              </w:rPr>
+              <w:t xml:space="preserve">이 문서는 법률 자문이 아니라 검토용 초안입니다. 노란색 </w:t>
+            </w:r>
+            <w:r>
+              <w:rPr>
+                <w:b w:val="false"/>
+                <w:bCs w:val="false"/>
+                <w:sz w:val="19"/>
+                <w:szCs w:val="19"/>
+                <w:rFonts w:ascii="맑은 고딕" w:cs="맑은 고딕" w:eastAsia="맑은 고딕" w:hAnsi="맑은 고딕"/>
                 <w:highlight w:val="yellow"/>
                 <w:highlightCs w:val="yellow"/>
               </w:rPr>
-              <w:t xml:space="preserve">[대괄호]</w:t>
-            </w:r>
-            <w:r>
-              <w:rPr>
-                <w:b/>
-                <w:bCs/>
-                <w:sz w:val="22"/>
-                <w:szCs w:val="22"/>
-              </w:rPr>
-              <w:t xml:space="preserve">는 채워야 할 빈칸입니다.</w:t>
-            </w:r>
-          </w:p>
-          <w:p>
-            <w:pPr>
-              <w:spacing w:after="0" w:before="0"/>
-            </w:pPr>
-            <w:r>
-              <w:rPr>
-                <w:b w:val="false"/>
-                <w:bCs w:val="false"/>
-                <w:sz w:val="19"/>
-                <w:szCs w:val="19"/>
-              </w:rPr>
-              <w:t xml:space="preserve">노란색으로 표시된 </w:t>
-            </w:r>
-            <w:r>
-              <w:rPr>
-                <w:b w:val="false"/>
-                <w:bCs w:val="false"/>
-                <w:sz w:val="19"/>
-                <w:szCs w:val="19"/>
-                <w:highlight w:val="yellow"/>
-                <w:highlightCs w:val="yellow"/>
-              </w:rPr>
-              <w:t xml:space="preserve">[대괄호]</w:t>
-            </w:r>
-            <w:r>
-              <w:rPr>
-                <w:b w:val="false"/>
-                <w:bCs w:val="false"/>
-                <w:sz w:val="19"/>
-                <w:szCs w:val="19"/>
-              </w:rPr>
-              <w:t xml:space="preserve"> 부분을 모두 채우거나 지운 뒤 사용하세요. ‘검토 메모’ 문단은 최종본에서 삭제합니다.</w:t>
+              <w:t xml:space="preserve">[빈칸]</w:t>
+            </w:r>
+            <w:r>
+              <w:rPr>
+                <w:b w:val="false"/>
+                <w:bCs w:val="false"/>
+                <w:sz w:val="19"/>
+                <w:szCs w:val="19"/>
+                <w:rFonts w:ascii="맑은 고딕" w:cs="맑은 고딕" w:eastAsia="맑은 고딕" w:hAnsi="맑은 고딕"/>
+              </w:rPr>
+              <w:t xml:space="preserve">은 채워야 할 곳, 회색 "검토 메모"는 전문가가 확인할 부분이며 최종본에서는 지웁니다.</w:t>
             </w:r>
           </w:p>
         </w:tc>
@@ -138,7 +126,7 @@
     </w:tbl>
     <w:p>
       <w:pPr>
-        <w:spacing w:after="200" w:before="0"/>
+        <w:spacing w:before="0" w:after="200"/>
       </w:pPr>
     </w:p>
     <w:tbl>
@@ -177,7 +165,7 @@
           </w:tcPr>
           <w:p>
             <w:pPr>
-              <w:spacing w:after="60" w:before="0"/>
+              <w:spacing w:before="0" w:after="60"/>
             </w:pPr>
             <w:r>
               <w:rPr>
@@ -185,20 +173,22 @@
                 <w:bCs/>
                 <w:sz w:val="22"/>
                 <w:szCs w:val="22"/>
+                <w:rFonts w:ascii="맑은 고딕" w:cs="맑은 고딕" w:eastAsia="맑은 고딕" w:hAnsi="맑은 고딕"/>
               </w:rPr>
               <w:t xml:space="preserve">이 문서의 성격</w:t>
             </w:r>
           </w:p>
           <w:p>
             <w:pPr>
-              <w:spacing w:after="0" w:before="0"/>
-            </w:pPr>
-            <w:r>
-              <w:rPr>
-                <w:b w:val="false"/>
-                <w:bCs w:val="false"/>
-                <w:sz w:val="19"/>
-                <w:szCs w:val="19"/>
+              <w:spacing w:before="0" w:after="0"/>
+            </w:pPr>
+            <w:r>
+              <w:rPr>
+                <w:b w:val="false"/>
+                <w:bCs w:val="false"/>
+                <w:sz w:val="19"/>
+                <w:szCs w:val="19"/>
+                <w:rFonts w:ascii="맑은 고딕" w:cs="맑은 고딕" w:eastAsia="맑은 고딕" w:hAnsi="맑은 고딕"/>
               </w:rPr>
               <w:t xml:space="preserve">법률·세무 자문이 아니라 준비할 일을 정리한 목록입니다. 법령 기준·금액·기한은 바뀔 수 있으니 ‘전문가 확인 필요’ 표시가 있는 곳은 반드시 변호사·세무사·보험사에 확인하세요.</w:t>
             </w:r>
@@ -208,15 +198,24 @@
     </w:tbl>
     <w:p>
       <w:pPr>
-        <w:spacing w:after="200" w:before="0"/>
+        <w:spacing w:before="0" w:after="200"/>
       </w:pPr>
     </w:p>
     <w:p>
       <w:pPr>
         <w:pStyle w:val="Heading1"/>
         <w:keepNext/>
-      </w:pPr>
-      <w:r>
+        <w:spacing w:before="320" w:after="120"/>
+      </w:pPr>
+      <w:r>
+        <w:rPr>
+          <w:b/>
+          <w:bCs/>
+          <w:color w:val="222222"/>
+          <w:sz w:val="26"/>
+          <w:szCs w:val="26"/>
+          <w:rFonts w:ascii="맑은 고딕" w:cs="맑은 고딕" w:eastAsia="맑은 고딕" w:hAnsi="맑은 고딕"/>
+        </w:rPr>
         <w:t xml:space="preserve">A. 왜 법인인가</w:t>
       </w:r>
     </w:p>
@@ -262,7 +261,7 @@
           </w:tcPr>
           <w:p>
             <w:pPr>
-              <w:spacing w:after="0" w:before="0" w:line="300"/>
+              <w:spacing w:before="0" w:after="0" w:line="300"/>
               <w:jc w:val="center"/>
             </w:pPr>
             <w:r>
@@ -271,6 +270,7 @@
                 <w:bCs/>
                 <w:sz w:val="19"/>
                 <w:szCs w:val="19"/>
+                <w:rFonts w:ascii="맑은 고딕" w:cs="맑은 고딕" w:eastAsia="맑은 고딕" w:hAnsi="맑은 고딕"/>
               </w:rPr>
               <w:t xml:space="preserve">구분</w:t>
             </w:r>
@@ -296,7 +296,7 @@
           </w:tcPr>
           <w:p>
             <w:pPr>
-              <w:spacing w:after="0" w:before="0" w:line="300"/>
+              <w:spacing w:before="0" w:after="0" w:line="300"/>
               <w:jc w:val="center"/>
             </w:pPr>
             <w:r>
@@ -305,6 +305,7 @@
                 <w:bCs/>
                 <w:sz w:val="19"/>
                 <w:szCs w:val="19"/>
+                <w:rFonts w:ascii="맑은 고딕" w:cs="맑은 고딕" w:eastAsia="맑은 고딕" w:hAnsi="맑은 고딕"/>
               </w:rPr>
               <w:t xml:space="preserve">개인사업자</w:t>
             </w:r>
@@ -330,7 +331,7 @@
           </w:tcPr>
           <w:p>
             <w:pPr>
-              <w:spacing w:after="0" w:before="0" w:line="300"/>
+              <w:spacing w:before="0" w:after="0" w:line="300"/>
               <w:jc w:val="center"/>
             </w:pPr>
             <w:r>
@@ -339,6 +340,7 @@
                 <w:bCs/>
                 <w:sz w:val="19"/>
                 <w:szCs w:val="19"/>
+                <w:rFonts w:ascii="맑은 고딕" w:cs="맑은 고딕" w:eastAsia="맑은 고딕" w:hAnsi="맑은 고딕"/>
               </w:rPr>
               <w:t xml:space="preserve">주식회사</w:t>
             </w:r>
@@ -368,15 +370,16 @@
           </w:tcPr>
           <w:p>
             <w:pPr>
-              <w:spacing w:after="0" w:before="0" w:line="300"/>
-              <w:jc w:val="left"/>
-            </w:pPr>
-            <w:r>
-              <w:rPr>
-                <w:b w:val="false"/>
-                <w:bCs w:val="false"/>
-                <w:sz w:val="19"/>
-                <w:szCs w:val="19"/>
+              <w:spacing w:before="0" w:after="0" w:line="300"/>
+              <w:jc w:val="left"/>
+            </w:pPr>
+            <w:r>
+              <w:rPr>
+                <w:b w:val="false"/>
+                <w:bCs w:val="false"/>
+                <w:sz w:val="19"/>
+                <w:szCs w:val="19"/>
+                <w:rFonts w:ascii="맑은 고딕" w:cs="맑은 고딕" w:eastAsia="맑은 고딕" w:hAnsi="맑은 고딕"/>
               </w:rPr>
               <w:t xml:space="preserve">책임 범위</w:t>
             </w:r>
@@ -401,15 +404,16 @@
           </w:tcPr>
           <w:p>
             <w:pPr>
-              <w:spacing w:after="0" w:before="0" w:line="300"/>
-              <w:jc w:val="left"/>
-            </w:pPr>
-            <w:r>
-              <w:rPr>
-                <w:b w:val="false"/>
-                <w:bCs w:val="false"/>
-                <w:sz w:val="19"/>
-                <w:szCs w:val="19"/>
+              <w:spacing w:before="0" w:after="0" w:line="300"/>
+              <w:jc w:val="left"/>
+            </w:pPr>
+            <w:r>
+              <w:rPr>
+                <w:b w:val="false"/>
+                <w:bCs w:val="false"/>
+                <w:sz w:val="19"/>
+                <w:szCs w:val="19"/>
+                <w:rFonts w:ascii="맑은 고딕" w:cs="맑은 고딕" w:eastAsia="맑은 고딕" w:hAnsi="맑은 고딕"/>
               </w:rPr>
               <w:t xml:space="preserve">무한책임 — 사업상 빚이나 손해배상이 대표 개인 재산(집, 예금 등)까지 미침</w:t>
             </w:r>
@@ -434,15 +438,16 @@
           </w:tcPr>
           <w:p>
             <w:pPr>
-              <w:spacing w:after="0" w:before="0" w:line="300"/>
-              <w:jc w:val="left"/>
-            </w:pPr>
-            <w:r>
-              <w:rPr>
-                <w:b w:val="false"/>
-                <w:bCs w:val="false"/>
-                <w:sz w:val="19"/>
-                <w:szCs w:val="19"/>
+              <w:spacing w:before="0" w:after="0" w:line="300"/>
+              <w:jc w:val="left"/>
+            </w:pPr>
+            <w:r>
+              <w:rPr>
+                <w:b w:val="false"/>
+                <w:bCs w:val="false"/>
+                <w:sz w:val="19"/>
+                <w:szCs w:val="19"/>
+                <w:rFonts w:ascii="맑은 고딕" w:cs="맑은 고딕" w:eastAsia="맑은 고딕" w:hAnsi="맑은 고딕"/>
               </w:rPr>
               <w:t xml:space="preserve">원칙적으로 출자한 금액 한도에서만 책임(유한책임)</w:t>
             </w:r>
@@ -472,15 +477,16 @@
           </w:tcPr>
           <w:p>
             <w:pPr>
-              <w:spacing w:after="0" w:before="0" w:line="300"/>
-              <w:jc w:val="left"/>
-            </w:pPr>
-            <w:r>
-              <w:rPr>
-                <w:b w:val="false"/>
-                <w:bCs w:val="false"/>
-                <w:sz w:val="19"/>
-                <w:szCs w:val="19"/>
+              <w:spacing w:before="0" w:after="0" w:line="300"/>
+              <w:jc w:val="left"/>
+            </w:pPr>
+            <w:r>
+              <w:rPr>
+                <w:b w:val="false"/>
+                <w:bCs w:val="false"/>
+                <w:sz w:val="19"/>
+                <w:szCs w:val="19"/>
+                <w:rFonts w:ascii="맑은 고딕" w:cs="맑은 고딕" w:eastAsia="맑은 고딕" w:hAnsi="맑은 고딕"/>
               </w:rPr>
               <w:t xml:space="preserve">예외</w:t>
             </w:r>
@@ -505,15 +511,16 @@
           </w:tcPr>
           <w:p>
             <w:pPr>
-              <w:spacing w:after="0" w:before="0" w:line="300"/>
-              <w:jc w:val="left"/>
-            </w:pPr>
-            <w:r>
-              <w:rPr>
-                <w:b w:val="false"/>
-                <w:bCs w:val="false"/>
-                <w:sz w:val="19"/>
-                <w:szCs w:val="19"/>
+              <w:spacing w:before="0" w:after="0" w:line="300"/>
+              <w:jc w:val="left"/>
+            </w:pPr>
+            <w:r>
+              <w:rPr>
+                <w:b w:val="false"/>
+                <w:bCs w:val="false"/>
+                <w:sz w:val="19"/>
+                <w:szCs w:val="19"/>
+                <w:rFonts w:ascii="맑은 고딕" w:cs="맑은 고딕" w:eastAsia="맑은 고딕" w:hAnsi="맑은 고딕"/>
               </w:rPr>
               <w:t xml:space="preserve">—</w:t>
             </w:r>
@@ -538,15 +545,16 @@
           </w:tcPr>
           <w:p>
             <w:pPr>
-              <w:spacing w:after="0" w:before="0" w:line="300"/>
-              <w:jc w:val="left"/>
-            </w:pPr>
-            <w:r>
-              <w:rPr>
-                <w:b w:val="false"/>
-                <w:bCs w:val="false"/>
-                <w:sz w:val="19"/>
-                <w:szCs w:val="19"/>
+              <w:spacing w:before="0" w:after="0" w:line="300"/>
+              <w:jc w:val="left"/>
+            </w:pPr>
+            <w:r>
+              <w:rPr>
+                <w:b w:val="false"/>
+                <w:bCs w:val="false"/>
+                <w:sz w:val="19"/>
+                <w:szCs w:val="19"/>
+                <w:rFonts w:ascii="맑은 고딕" w:cs="맑은 고딕" w:eastAsia="맑은 고딕" w:hAnsi="맑은 고딕"/>
               </w:rPr>
               <w:t xml:space="preserve">대표이사가 개인 보증을 선 빚, 대표 개인의 불법행위 책임은 개인에게 남음</w:t>
             </w:r>
@@ -576,15 +584,16 @@
           </w:tcPr>
           <w:p>
             <w:pPr>
-              <w:spacing w:after="0" w:before="0" w:line="300"/>
-              <w:jc w:val="left"/>
-            </w:pPr>
-            <w:r>
-              <w:rPr>
-                <w:b w:val="false"/>
-                <w:bCs w:val="false"/>
-                <w:sz w:val="19"/>
-                <w:szCs w:val="19"/>
+              <w:spacing w:before="0" w:after="0" w:line="300"/>
+              <w:jc w:val="left"/>
+            </w:pPr>
+            <w:r>
+              <w:rPr>
+                <w:b w:val="false"/>
+                <w:bCs w:val="false"/>
+                <w:sz w:val="19"/>
+                <w:szCs w:val="19"/>
+                <w:rFonts w:ascii="맑은 고딕" w:cs="맑은 고딕" w:eastAsia="맑은 고딕" w:hAnsi="맑은 고딕"/>
               </w:rPr>
               <w:t xml:space="preserve">계약·입점</w:t>
             </w:r>
@@ -609,15 +618,16 @@
           </w:tcPr>
           <w:p>
             <w:pPr>
-              <w:spacing w:after="0" w:before="0" w:line="300"/>
-              <w:jc w:val="left"/>
-            </w:pPr>
-            <w:r>
-              <w:rPr>
-                <w:b w:val="false"/>
-                <w:bCs w:val="false"/>
-                <w:sz w:val="19"/>
-                <w:szCs w:val="19"/>
+              <w:spacing w:before="0" w:after="0" w:line="300"/>
+              <w:jc w:val="left"/>
+            </w:pPr>
+            <w:r>
+              <w:rPr>
+                <w:b w:val="false"/>
+                <w:bCs w:val="false"/>
+                <w:sz w:val="19"/>
+                <w:szCs w:val="19"/>
+                <w:rFonts w:ascii="맑은 고딕" w:cs="맑은 고딕" w:eastAsia="맑은 고딕" w:hAnsi="맑은 고딕"/>
               </w:rPr>
               <w:t xml:space="preserve">개인 명의로 계약</w:t>
             </w:r>
@@ -642,15 +652,16 @@
           </w:tcPr>
           <w:p>
             <w:pPr>
-              <w:spacing w:after="0" w:before="0" w:line="300"/>
-              <w:jc w:val="left"/>
-            </w:pPr>
-            <w:r>
-              <w:rPr>
-                <w:b w:val="false"/>
-                <w:bCs w:val="false"/>
-                <w:sz w:val="19"/>
-                <w:szCs w:val="19"/>
+              <w:spacing w:before="0" w:after="0" w:line="300"/>
+              <w:jc w:val="left"/>
+            </w:pPr>
+            <w:r>
+              <w:rPr>
+                <w:b w:val="false"/>
+                <w:bCs w:val="false"/>
+                <w:sz w:val="19"/>
+                <w:szCs w:val="19"/>
+                <w:rFonts w:ascii="맑은 고딕" w:cs="맑은 고딕" w:eastAsia="맑은 고딕" w:hAnsi="맑은 고딕"/>
               </w:rPr>
               <w:t xml:space="preserve">법인 명의로 계약 — 제휴 상담소·결제사·보험사와 거래 시 신뢰도에 유리할 수 있음</w:t>
             </w:r>
@@ -680,15 +691,16 @@
           </w:tcPr>
           <w:p>
             <w:pPr>
-              <w:spacing w:after="0" w:before="0" w:line="300"/>
-              <w:jc w:val="left"/>
-            </w:pPr>
-            <w:r>
-              <w:rPr>
-                <w:b w:val="false"/>
-                <w:bCs w:val="false"/>
-                <w:sz w:val="19"/>
-                <w:szCs w:val="19"/>
+              <w:spacing w:before="0" w:after="0" w:line="300"/>
+              <w:jc w:val="left"/>
+            </w:pPr>
+            <w:r>
+              <w:rPr>
+                <w:b w:val="false"/>
+                <w:bCs w:val="false"/>
+                <w:sz w:val="19"/>
+                <w:szCs w:val="19"/>
+                <w:rFonts w:ascii="맑은 고딕" w:cs="맑은 고딕" w:eastAsia="맑은 고딕" w:hAnsi="맑은 고딕"/>
               </w:rPr>
               <w:t xml:space="preserve">세금</w:t>
             </w:r>
@@ -713,15 +725,16 @@
           </w:tcPr>
           <w:p>
             <w:pPr>
-              <w:spacing w:after="0" w:before="0" w:line="300"/>
-              <w:jc w:val="left"/>
-            </w:pPr>
-            <w:r>
-              <w:rPr>
-                <w:b w:val="false"/>
-                <w:bCs w:val="false"/>
-                <w:sz w:val="19"/>
-                <w:szCs w:val="19"/>
+              <w:spacing w:before="0" w:after="0" w:line="300"/>
+              <w:jc w:val="left"/>
+            </w:pPr>
+            <w:r>
+              <w:rPr>
+                <w:b w:val="false"/>
+                <w:bCs w:val="false"/>
+                <w:sz w:val="19"/>
+                <w:szCs w:val="19"/>
+                <w:rFonts w:ascii="맑은 고딕" w:cs="맑은 고딕" w:eastAsia="맑은 고딕" w:hAnsi="맑은 고딕"/>
               </w:rPr>
               <w:t xml:space="preserve">종합소득세(누진)</w:t>
             </w:r>
@@ -746,15 +759,16 @@
           </w:tcPr>
           <w:p>
             <w:pPr>
-              <w:spacing w:after="0" w:before="0" w:line="300"/>
-              <w:jc w:val="left"/>
-            </w:pPr>
-            <w:r>
-              <w:rPr>
-                <w:b w:val="false"/>
-                <w:bCs w:val="false"/>
-                <w:sz w:val="19"/>
-                <w:szCs w:val="19"/>
+              <w:spacing w:before="0" w:after="0" w:line="300"/>
+              <w:jc w:val="left"/>
+            </w:pPr>
+            <w:r>
+              <w:rPr>
+                <w:b w:val="false"/>
+                <w:bCs w:val="false"/>
+                <w:sz w:val="19"/>
+                <w:szCs w:val="19"/>
+                <w:rFonts w:ascii="맑은 고딕" w:cs="맑은 고딕" w:eastAsia="맑은 고딕" w:hAnsi="맑은 고딕"/>
               </w:rPr>
               <w:t xml:space="preserve">법인세 + 대표 급여·배당에 대한 소득세 — 유불리는 세무사 확인 필요</w:t>
             </w:r>
@@ -764,21 +778,41 @@
     </w:tbl>
     <w:p>
       <w:pPr>
-        <w:spacing w:after="120" w:before="0"/>
+        <w:spacing w:before="0" w:after="120"/>
       </w:pPr>
     </w:p>
     <w:p>
-      <w:r>
+      <w:pPr>
+        <w:spacing w:after="100" w:line="320"/>
+      </w:pPr>
+      <w:r>
+        <w:rPr>
+          <w:b w:val="false"/>
+          <w:bCs w:val="false"/>
+          <w:sz w:val="20"/>
+          <w:szCs w:val="20"/>
+          <w:rFonts w:ascii="맑은 고딕" w:cs="맑은 고딕" w:eastAsia="맑은 고딕" w:hAnsi="맑은 고딕"/>
+        </w:rPr>
         <w:t xml:space="preserve">정신건강 서비스는 개인정보 유출, 위기 상황 대응, 상담 분쟁 등 배상 위험이 있어 </w:t>
       </w:r>
       <w:r>
         <w:rPr>
           <w:b/>
           <w:bCs/>
+          <w:sz w:val="20"/>
+          <w:szCs w:val="20"/>
+          <w:rFonts w:ascii="맑은 고딕" w:cs="맑은 고딕" w:eastAsia="맑은 고딕" w:hAnsi="맑은 고딕"/>
         </w:rPr>
         <w:t xml:space="preserve">책임을 회사 단위로 묶어 두는 것</w:t>
       </w:r>
       <w:r>
+        <w:rPr>
+          <w:b w:val="false"/>
+          <w:bCs w:val="false"/>
+          <w:sz w:val="20"/>
+          <w:szCs w:val="20"/>
+          <w:rFonts w:ascii="맑은 고딕" w:cs="맑은 고딕" w:eastAsia="맑은 고딕" w:hAnsi="맑은 고딕"/>
+        </w:rPr>
         <w:t xml:space="preserve">이 법인 설립의 가장 큰 이유입니다. 다만 법인이어도 대표 개인 보증은 피할 수 있을 때 피하세요.</w:t>
       </w:r>
     </w:p>
@@ -786,23 +820,52 @@
       <w:pPr>
         <w:pStyle w:val="Heading1"/>
         <w:keepNext/>
-      </w:pPr>
-      <w:r>
+        <w:spacing w:before="320" w:after="120"/>
+      </w:pPr>
+      <w:r>
+        <w:rPr>
+          <w:b/>
+          <w:bCs/>
+          <w:color w:val="222222"/>
+          <w:sz w:val="26"/>
+          <w:szCs w:val="26"/>
+          <w:rFonts w:ascii="맑은 고딕" w:cs="맑은 고딕" w:eastAsia="맑은 고딕" w:hAnsi="맑은 고딕"/>
+        </w:rPr>
         <w:t xml:space="preserve">B. 주식회사 설립 순서</w:t>
       </w:r>
     </w:p>
     <w:p>
-      <w:r>
+      <w:pPr>
+        <w:spacing w:after="100" w:line="320"/>
+      </w:pPr>
+      <w:r>
+        <w:rPr>
+          <w:b w:val="false"/>
+          <w:bCs w:val="false"/>
+          <w:sz w:val="20"/>
+          <w:szCs w:val="20"/>
+          <w:rFonts w:ascii="맑은 고딕" w:cs="맑은 고딕" w:eastAsia="맑은 고딕" w:hAnsi="맑은 고딕"/>
+        </w:rPr>
         <w:t xml:space="preserve">비용과 기간은 </w:t>
       </w:r>
       <w:r>
         <w:rPr>
           <w:b/>
           <w:bCs/>
+          <w:sz w:val="20"/>
+          <w:szCs w:val="20"/>
+          <w:rFonts w:ascii="맑은 고딕" w:cs="맑은 고딕" w:eastAsia="맑은 고딕" w:hAnsi="맑은 고딕"/>
         </w:rPr>
         <w:t xml:space="preserve">대략·지역마다 다름</w:t>
       </w:r>
       <w:r>
+        <w:rPr>
+          <w:b w:val="false"/>
+          <w:bCs w:val="false"/>
+          <w:sz w:val="20"/>
+          <w:szCs w:val="20"/>
+          <w:rFonts w:ascii="맑은 고딕" w:cs="맑은 고딕" w:eastAsia="맑은 고딕" w:hAnsi="맑은 고딕"/>
+        </w:rPr>
         <w:t xml:space="preserve">입니다. 등록면허세·지방교육세·등기 수수료 등은 자본금과 본점 소재지(과밀억제권역 여부 등)에 따라 달라지므로, 인터넷등기소나 법무사 견적으로 확인하세요.</w:t>
       </w:r>
     </w:p>
@@ -849,7 +912,7 @@
           </w:tcPr>
           <w:p>
             <w:pPr>
-              <w:spacing w:after="0" w:before="0" w:line="300"/>
+              <w:spacing w:before="0" w:after="0" w:line="300"/>
               <w:jc w:val="center"/>
             </w:pPr>
             <w:r>
@@ -858,6 +921,7 @@
                 <w:bCs/>
                 <w:sz w:val="19"/>
                 <w:szCs w:val="19"/>
+                <w:rFonts w:ascii="맑은 고딕" w:cs="맑은 고딕" w:eastAsia="맑은 고딕" w:hAnsi="맑은 고딕"/>
               </w:rPr>
               <w:t xml:space="preserve">순서</w:t>
             </w:r>
@@ -883,7 +947,7 @@
           </w:tcPr>
           <w:p>
             <w:pPr>
-              <w:spacing w:after="0" w:before="0" w:line="300"/>
+              <w:spacing w:before="0" w:after="0" w:line="300"/>
               <w:jc w:val="center"/>
             </w:pPr>
             <w:r>
@@ -892,6 +956,7 @@
                 <w:bCs/>
                 <w:sz w:val="19"/>
                 <w:szCs w:val="19"/>
+                <w:rFonts w:ascii="맑은 고딕" w:cs="맑은 고딕" w:eastAsia="맑은 고딕" w:hAnsi="맑은 고딕"/>
               </w:rPr>
               <w:t xml:space="preserve">할 일</w:t>
             </w:r>
@@ -917,7 +982,7 @@
           </w:tcPr>
           <w:p>
             <w:pPr>
-              <w:spacing w:after="0" w:before="0" w:line="300"/>
+              <w:spacing w:before="0" w:after="0" w:line="300"/>
               <w:jc w:val="center"/>
             </w:pPr>
             <w:r>
@@ -926,6 +991,7 @@
                 <w:bCs/>
                 <w:sz w:val="19"/>
                 <w:szCs w:val="19"/>
+                <w:rFonts w:ascii="맑은 고딕" w:cs="맑은 고딕" w:eastAsia="맑은 고딕" w:hAnsi="맑은 고딕"/>
               </w:rPr>
               <w:t xml:space="preserve">어디서</w:t>
             </w:r>
@@ -951,7 +1017,7 @@
           </w:tcPr>
           <w:p>
             <w:pPr>
-              <w:spacing w:after="0" w:before="0" w:line="300"/>
+              <w:spacing w:before="0" w:after="0" w:line="300"/>
               <w:jc w:val="center"/>
             </w:pPr>
             <w:r>
@@ -960,6 +1026,7 @@
                 <w:bCs/>
                 <w:sz w:val="19"/>
                 <w:szCs w:val="19"/>
+                <w:rFonts w:ascii="맑은 고딕" w:cs="맑은 고딕" w:eastAsia="맑은 고딕" w:hAnsi="맑은 고딕"/>
               </w:rPr>
               <w:t xml:space="preserve">메모</w:t>
             </w:r>
@@ -989,15 +1056,16 @@
           </w:tcPr>
           <w:p>
             <w:pPr>
-              <w:spacing w:after="0" w:before="0" w:line="300"/>
-              <w:jc w:val="left"/>
-            </w:pPr>
-            <w:r>
-              <w:rPr>
-                <w:b w:val="false"/>
-                <w:bCs w:val="false"/>
-                <w:sz w:val="19"/>
-                <w:szCs w:val="19"/>
+              <w:spacing w:before="0" w:after="0" w:line="300"/>
+              <w:jc w:val="left"/>
+            </w:pPr>
+            <w:r>
+              <w:rPr>
+                <w:b w:val="false"/>
+                <w:bCs w:val="false"/>
+                <w:sz w:val="19"/>
+                <w:szCs w:val="19"/>
+                <w:rFonts w:ascii="맑은 고딕" w:cs="맑은 고딕" w:eastAsia="맑은 고딕" w:hAnsi="맑은 고딕"/>
               </w:rPr>
               <w:t xml:space="preserve">1</w:t>
             </w:r>
@@ -1022,15 +1090,16 @@
           </w:tcPr>
           <w:p>
             <w:pPr>
-              <w:spacing w:after="0" w:before="0" w:line="300"/>
-              <w:jc w:val="left"/>
-            </w:pPr>
-            <w:r>
-              <w:rPr>
-                <w:b w:val="false"/>
-                <w:bCs w:val="false"/>
-                <w:sz w:val="19"/>
-                <w:szCs w:val="19"/>
+              <w:spacing w:before="0" w:after="0" w:line="300"/>
+              <w:jc w:val="left"/>
+            </w:pPr>
+            <w:r>
+              <w:rPr>
+                <w:b w:val="false"/>
+                <w:bCs w:val="false"/>
+                <w:sz w:val="19"/>
+                <w:szCs w:val="19"/>
+                <w:rFonts w:ascii="맑은 고딕" w:cs="맑은 고딕" w:eastAsia="맑은 고딕" w:hAnsi="맑은 고딕"/>
               </w:rPr>
               <w:t xml:space="preserve">상호 검색 — 같은 관할에 같은 상호가 있는지</w:t>
             </w:r>
@@ -1055,15 +1124,16 @@
           </w:tcPr>
           <w:p>
             <w:pPr>
-              <w:spacing w:after="0" w:before="0" w:line="300"/>
-              <w:jc w:val="left"/>
-            </w:pPr>
-            <w:r>
-              <w:rPr>
-                <w:b w:val="false"/>
-                <w:bCs w:val="false"/>
-                <w:sz w:val="19"/>
-                <w:szCs w:val="19"/>
+              <w:spacing w:before="0" w:after="0" w:line="300"/>
+              <w:jc w:val="left"/>
+            </w:pPr>
+            <w:r>
+              <w:rPr>
+                <w:b w:val="false"/>
+                <w:bCs w:val="false"/>
+                <w:sz w:val="19"/>
+                <w:szCs w:val="19"/>
+                <w:rFonts w:ascii="맑은 고딕" w:cs="맑은 고딕" w:eastAsia="맑은 고딕" w:hAnsi="맑은 고딕"/>
               </w:rPr>
               <w:t xml:space="preserve">인터넷등기소</w:t>
             </w:r>
@@ -1088,15 +1158,16 @@
           </w:tcPr>
           <w:p>
             <w:pPr>
-              <w:spacing w:after="0" w:before="0" w:line="300"/>
-              <w:jc w:val="left"/>
-            </w:pPr>
-            <w:r>
-              <w:rPr>
-                <w:b w:val="false"/>
-                <w:bCs w:val="false"/>
-                <w:sz w:val="19"/>
-                <w:szCs w:val="19"/>
+              <w:spacing w:before="0" w:after="0" w:line="300"/>
+              <w:jc w:val="left"/>
+            </w:pPr>
+            <w:r>
+              <w:rPr>
+                <w:b w:val="false"/>
+                <w:bCs w:val="false"/>
+                <w:sz w:val="19"/>
+                <w:szCs w:val="19"/>
+                <w:rFonts w:ascii="맑은 고딕" w:cs="맑은 고딕" w:eastAsia="맑은 고딕" w:hAnsi="맑은 고딕"/>
               </w:rPr>
               <w:t xml:space="preserve">상표권과는 별개(C 항목 참고)</w:t>
             </w:r>
@@ -1126,15 +1197,16 @@
           </w:tcPr>
           <w:p>
             <w:pPr>
-              <w:spacing w:after="0" w:before="0" w:line="300"/>
-              <w:jc w:val="left"/>
-            </w:pPr>
-            <w:r>
-              <w:rPr>
-                <w:b w:val="false"/>
-                <w:bCs w:val="false"/>
-                <w:sz w:val="19"/>
-                <w:szCs w:val="19"/>
+              <w:spacing w:before="0" w:after="0" w:line="300"/>
+              <w:jc w:val="left"/>
+            </w:pPr>
+            <w:r>
+              <w:rPr>
+                <w:b w:val="false"/>
+                <w:bCs w:val="false"/>
+                <w:sz w:val="19"/>
+                <w:szCs w:val="19"/>
+                <w:rFonts w:ascii="맑은 고딕" w:cs="맑은 고딕" w:eastAsia="맑은 고딕" w:hAnsi="맑은 고딕"/>
               </w:rPr>
               <w:t xml:space="preserve">2</w:t>
             </w:r>
@@ -1159,15 +1231,16 @@
           </w:tcPr>
           <w:p>
             <w:pPr>
-              <w:spacing w:after="0" w:before="0" w:line="300"/>
-              <w:jc w:val="left"/>
-            </w:pPr>
-            <w:r>
-              <w:rPr>
-                <w:b w:val="false"/>
-                <w:bCs w:val="false"/>
-                <w:sz w:val="19"/>
-                <w:szCs w:val="19"/>
+              <w:spacing w:before="0" w:after="0" w:line="300"/>
+              <w:jc w:val="left"/>
+            </w:pPr>
+            <w:r>
+              <w:rPr>
+                <w:b w:val="false"/>
+                <w:bCs w:val="false"/>
+                <w:sz w:val="19"/>
+                <w:szCs w:val="19"/>
+                <w:rFonts w:ascii="맑은 고딕" w:cs="맑은 고딕" w:eastAsia="맑은 고딕" w:hAnsi="맑은 고딕"/>
               </w:rPr>
               <w:t xml:space="preserve">본점 주소 정하기</w:t>
             </w:r>
@@ -1192,15 +1265,16 @@
           </w:tcPr>
           <w:p>
             <w:pPr>
-              <w:spacing w:after="0" w:before="0" w:line="300"/>
-              <w:jc w:val="left"/>
-            </w:pPr>
-            <w:r>
-              <w:rPr>
-                <w:b w:val="false"/>
-                <w:bCs w:val="false"/>
-                <w:sz w:val="19"/>
-                <w:szCs w:val="19"/>
+              <w:spacing w:before="0" w:after="0" w:line="300"/>
+              <w:jc w:val="left"/>
+            </w:pPr>
+            <w:r>
+              <w:rPr>
+                <w:b w:val="false"/>
+                <w:bCs w:val="false"/>
+                <w:sz w:val="19"/>
+                <w:szCs w:val="19"/>
+                <w:rFonts w:ascii="맑은 고딕" w:cs="맑은 고딕" w:eastAsia="맑은 고딕" w:hAnsi="맑은 고딕"/>
               </w:rPr>
               <w:t xml:space="preserve">—</w:t>
             </w:r>
@@ -1225,15 +1299,16 @@
           </w:tcPr>
           <w:p>
             <w:pPr>
-              <w:spacing w:after="0" w:before="0" w:line="300"/>
-              <w:jc w:val="left"/>
-            </w:pPr>
-            <w:r>
-              <w:rPr>
-                <w:b w:val="false"/>
-                <w:bCs w:val="false"/>
-                <w:sz w:val="19"/>
-                <w:szCs w:val="19"/>
+              <w:spacing w:before="0" w:after="0" w:line="300"/>
+              <w:jc w:val="left"/>
+            </w:pPr>
+            <w:r>
+              <w:rPr>
+                <w:b w:val="false"/>
+                <w:bCs w:val="false"/>
+                <w:sz w:val="19"/>
+                <w:szCs w:val="19"/>
+                <w:rFonts w:ascii="맑은 고딕" w:cs="맑은 고딕" w:eastAsia="맑은 고딕" w:hAnsi="맑은 고딕"/>
               </w:rPr>
               <w:t xml:space="preserve">공유오피스·자택 가능 여부, 과밀억제권역 여부에 따라 세금 차이</w:t>
             </w:r>
@@ -1263,15 +1338,16 @@
           </w:tcPr>
           <w:p>
             <w:pPr>
-              <w:spacing w:after="0" w:before="0" w:line="300"/>
-              <w:jc w:val="left"/>
-            </w:pPr>
-            <w:r>
-              <w:rPr>
-                <w:b w:val="false"/>
-                <w:bCs w:val="false"/>
-                <w:sz w:val="19"/>
-                <w:szCs w:val="19"/>
+              <w:spacing w:before="0" w:after="0" w:line="300"/>
+              <w:jc w:val="left"/>
+            </w:pPr>
+            <w:r>
+              <w:rPr>
+                <w:b w:val="false"/>
+                <w:bCs w:val="false"/>
+                <w:sz w:val="19"/>
+                <w:szCs w:val="19"/>
+                <w:rFonts w:ascii="맑은 고딕" w:cs="맑은 고딕" w:eastAsia="맑은 고딕" w:hAnsi="맑은 고딕"/>
               </w:rPr>
               <w:t xml:space="preserve">3</w:t>
             </w:r>
@@ -1296,15 +1372,16 @@
           </w:tcPr>
           <w:p>
             <w:pPr>
-              <w:spacing w:after="0" w:before="0" w:line="300"/>
-              <w:jc w:val="left"/>
-            </w:pPr>
-            <w:r>
-              <w:rPr>
-                <w:b w:val="false"/>
-                <w:bCs w:val="false"/>
-                <w:sz w:val="19"/>
-                <w:szCs w:val="19"/>
+              <w:spacing w:before="0" w:after="0" w:line="300"/>
+              <w:jc w:val="left"/>
+            </w:pPr>
+            <w:r>
+              <w:rPr>
+                <w:b w:val="false"/>
+                <w:bCs w:val="false"/>
+                <w:sz w:val="19"/>
+                <w:szCs w:val="19"/>
+                <w:rFonts w:ascii="맑은 고딕" w:cs="맑은 고딕" w:eastAsia="맑은 고딕" w:hAnsi="맑은 고딕"/>
               </w:rPr>
               <w:t xml:space="preserve">자본금 정하기</w:t>
             </w:r>
@@ -1329,15 +1406,16 @@
           </w:tcPr>
           <w:p>
             <w:pPr>
-              <w:spacing w:after="0" w:before="0" w:line="300"/>
-              <w:jc w:val="left"/>
-            </w:pPr>
-            <w:r>
-              <w:rPr>
-                <w:b w:val="false"/>
-                <w:bCs w:val="false"/>
-                <w:sz w:val="19"/>
-                <w:szCs w:val="19"/>
+              <w:spacing w:before="0" w:after="0" w:line="300"/>
+              <w:jc w:val="left"/>
+            </w:pPr>
+            <w:r>
+              <w:rPr>
+                <w:b w:val="false"/>
+                <w:bCs w:val="false"/>
+                <w:sz w:val="19"/>
+                <w:szCs w:val="19"/>
+                <w:rFonts w:ascii="맑은 고딕" w:cs="맑은 고딕" w:eastAsia="맑은 고딕" w:hAnsi="맑은 고딕"/>
               </w:rPr>
               <w:t xml:space="preserve">—</w:t>
             </w:r>
@@ -1362,15 +1440,16 @@
           </w:tcPr>
           <w:p>
             <w:pPr>
-              <w:spacing w:after="0" w:before="0" w:line="300"/>
-              <w:jc w:val="left"/>
-            </w:pPr>
-            <w:r>
-              <w:rPr>
-                <w:b w:val="false"/>
-                <w:bCs w:val="false"/>
-                <w:sz w:val="19"/>
-                <w:szCs w:val="19"/>
+              <w:spacing w:before="0" w:after="0" w:line="300"/>
+              <w:jc w:val="left"/>
+            </w:pPr>
+            <w:r>
+              <w:rPr>
+                <w:b w:val="false"/>
+                <w:bCs w:val="false"/>
+                <w:sz w:val="19"/>
+                <w:szCs w:val="19"/>
+                <w:rFonts w:ascii="맑은 고딕" w:cs="맑은 고딕" w:eastAsia="맑은 고딕" w:hAnsi="맑은 고딕"/>
                 <w:highlight w:val="yellow"/>
                 <w:highlightCs w:val="yellow"/>
               </w:rPr>
@@ -1382,6 +1461,7 @@
                 <w:bCs w:val="false"/>
                 <w:sz w:val="19"/>
                 <w:szCs w:val="19"/>
+                <w:rFonts w:ascii="맑은 고딕" w:cs="맑은 고딕" w:eastAsia="맑은 고딕" w:hAnsi="맑은 고딕"/>
               </w:rPr>
               <w:t xml:space="preserve">. 초기 운영비·결제사 심사 기준 고려</w:t>
             </w:r>
@@ -1411,15 +1491,16 @@
           </w:tcPr>
           <w:p>
             <w:pPr>
-              <w:spacing w:after="0" w:before="0" w:line="300"/>
-              <w:jc w:val="left"/>
-            </w:pPr>
-            <w:r>
-              <w:rPr>
-                <w:b w:val="false"/>
-                <w:bCs w:val="false"/>
-                <w:sz w:val="19"/>
-                <w:szCs w:val="19"/>
+              <w:spacing w:before="0" w:after="0" w:line="300"/>
+              <w:jc w:val="left"/>
+            </w:pPr>
+            <w:r>
+              <w:rPr>
+                <w:b w:val="false"/>
+                <w:bCs w:val="false"/>
+                <w:sz w:val="19"/>
+                <w:szCs w:val="19"/>
+                <w:rFonts w:ascii="맑은 고딕" w:cs="맑은 고딕" w:eastAsia="맑은 고딕" w:hAnsi="맑은 고딕"/>
               </w:rPr>
               <w:t xml:space="preserve">4</w:t>
             </w:r>
@@ -1444,15 +1525,16 @@
           </w:tcPr>
           <w:p>
             <w:pPr>
-              <w:spacing w:after="0" w:before="0" w:line="300"/>
-              <w:jc w:val="left"/>
-            </w:pPr>
-            <w:r>
-              <w:rPr>
-                <w:b w:val="false"/>
-                <w:bCs w:val="false"/>
-                <w:sz w:val="19"/>
-                <w:szCs w:val="19"/>
+              <w:spacing w:before="0" w:after="0" w:line="300"/>
+              <w:jc w:val="left"/>
+            </w:pPr>
+            <w:r>
+              <w:rPr>
+                <w:b w:val="false"/>
+                <w:bCs w:val="false"/>
+                <w:sz w:val="19"/>
+                <w:szCs w:val="19"/>
+                <w:rFonts w:ascii="맑은 고딕" w:cs="맑은 고딕" w:eastAsia="맑은 고딕" w:hAnsi="맑은 고딕"/>
               </w:rPr>
               <w:t xml:space="preserve">정관 작성</w:t>
             </w:r>
@@ -1477,15 +1559,16 @@
           </w:tcPr>
           <w:p>
             <w:pPr>
-              <w:spacing w:after="0" w:before="0" w:line="300"/>
-              <w:jc w:val="left"/>
-            </w:pPr>
-            <w:r>
-              <w:rPr>
-                <w:b w:val="false"/>
-                <w:bCs w:val="false"/>
-                <w:sz w:val="19"/>
-                <w:szCs w:val="19"/>
+              <w:spacing w:before="0" w:after="0" w:line="300"/>
+              <w:jc w:val="left"/>
+            </w:pPr>
+            <w:r>
+              <w:rPr>
+                <w:b w:val="false"/>
+                <w:bCs w:val="false"/>
+                <w:sz w:val="19"/>
+                <w:szCs w:val="19"/>
+                <w:rFonts w:ascii="맑은 고딕" w:cs="맑은 고딕" w:eastAsia="맑은 고딕" w:hAnsi="맑은 고딕"/>
               </w:rPr>
               <w:t xml:space="preserve">온라인 법인설립시스템 서식 활용 가능</w:t>
             </w:r>
@@ -1510,15 +1593,16 @@
           </w:tcPr>
           <w:p>
             <w:pPr>
-              <w:spacing w:after="0" w:before="0" w:line="300"/>
-              <w:jc w:val="left"/>
-            </w:pPr>
-            <w:r>
-              <w:rPr>
-                <w:b w:val="false"/>
-                <w:bCs w:val="false"/>
-                <w:sz w:val="19"/>
-                <w:szCs w:val="19"/>
+              <w:spacing w:before="0" w:after="0" w:line="300"/>
+              <w:jc w:val="left"/>
+            </w:pPr>
+            <w:r>
+              <w:rPr>
+                <w:b w:val="false"/>
+                <w:bCs w:val="false"/>
+                <w:sz w:val="19"/>
+                <w:szCs w:val="19"/>
+                <w:rFonts w:ascii="맑은 고딕" w:cs="맑은 고딕" w:eastAsia="맑은 고딕" w:hAnsi="맑은 고딕"/>
               </w:rPr>
               <w:t xml:space="preserve">사업 목적에 통신판매업, 소프트웨어 개발·공급, 정보통신 서비스 등 포함</w:t>
             </w:r>
@@ -1548,15 +1632,16 @@
           </w:tcPr>
           <w:p>
             <w:pPr>
-              <w:spacing w:after="0" w:before="0" w:line="300"/>
-              <w:jc w:val="left"/>
-            </w:pPr>
-            <w:r>
-              <w:rPr>
-                <w:b w:val="false"/>
-                <w:bCs w:val="false"/>
-                <w:sz w:val="19"/>
-                <w:szCs w:val="19"/>
+              <w:spacing w:before="0" w:after="0" w:line="300"/>
+              <w:jc w:val="left"/>
+            </w:pPr>
+            <w:r>
+              <w:rPr>
+                <w:b w:val="false"/>
+                <w:bCs w:val="false"/>
+                <w:sz w:val="19"/>
+                <w:szCs w:val="19"/>
+                <w:rFonts w:ascii="맑은 고딕" w:cs="맑은 고딕" w:eastAsia="맑은 고딕" w:hAnsi="맑은 고딕"/>
               </w:rPr>
               <w:t xml:space="preserve">5</w:t>
             </w:r>
@@ -1581,15 +1666,16 @@
           </w:tcPr>
           <w:p>
             <w:pPr>
-              <w:spacing w:after="0" w:before="0" w:line="300"/>
-              <w:jc w:val="left"/>
-            </w:pPr>
-            <w:r>
-              <w:rPr>
-                <w:b w:val="false"/>
-                <w:bCs w:val="false"/>
-                <w:sz w:val="19"/>
-                <w:szCs w:val="19"/>
+              <w:spacing w:before="0" w:after="0" w:line="300"/>
+              <w:jc w:val="left"/>
+            </w:pPr>
+            <w:r>
+              <w:rPr>
+                <w:b w:val="false"/>
+                <w:bCs w:val="false"/>
+                <w:sz w:val="19"/>
+                <w:szCs w:val="19"/>
+                <w:rFonts w:ascii="맑은 고딕" w:cs="맑은 고딕" w:eastAsia="맑은 고딕" w:hAnsi="맑은 고딕"/>
               </w:rPr>
               <w:t xml:space="preserve">발기인·이사·감사 구성</w:t>
             </w:r>
@@ -1614,15 +1700,16 @@
           </w:tcPr>
           <w:p>
             <w:pPr>
-              <w:spacing w:after="0" w:before="0" w:line="300"/>
-              <w:jc w:val="left"/>
-            </w:pPr>
-            <w:r>
-              <w:rPr>
-                <w:b w:val="false"/>
-                <w:bCs w:val="false"/>
-                <w:sz w:val="19"/>
-                <w:szCs w:val="19"/>
+              <w:spacing w:before="0" w:after="0" w:line="300"/>
+              <w:jc w:val="left"/>
+            </w:pPr>
+            <w:r>
+              <w:rPr>
+                <w:b w:val="false"/>
+                <w:bCs w:val="false"/>
+                <w:sz w:val="19"/>
+                <w:szCs w:val="19"/>
+                <w:rFonts w:ascii="맑은 고딕" w:cs="맑은 고딕" w:eastAsia="맑은 고딕" w:hAnsi="맑은 고딕"/>
               </w:rPr>
               <w:t xml:space="preserve">—</w:t>
             </w:r>
@@ -1647,15 +1734,16 @@
           </w:tcPr>
           <w:p>
             <w:pPr>
-              <w:spacing w:after="0" w:before="0" w:line="300"/>
-              <w:jc w:val="left"/>
-            </w:pPr>
-            <w:r>
-              <w:rPr>
-                <w:b w:val="false"/>
-                <w:bCs w:val="false"/>
-                <w:sz w:val="19"/>
-                <w:szCs w:val="19"/>
+              <w:spacing w:before="0" w:after="0" w:line="300"/>
+              <w:jc w:val="left"/>
+            </w:pPr>
+            <w:r>
+              <w:rPr>
+                <w:b w:val="false"/>
+                <w:bCs w:val="false"/>
+                <w:sz w:val="19"/>
+                <w:szCs w:val="19"/>
+                <w:rFonts w:ascii="맑은 고딕" w:cs="맑은 고딕" w:eastAsia="맑은 고딕" w:hAnsi="맑은 고딕"/>
               </w:rPr>
               <w:t xml:space="preserve">자본금 10억 원 미만이면 이사 1명도 가능, 감사 선임 생략 가능</w:t>
             </w:r>
@@ -1685,15 +1773,16 @@
           </w:tcPr>
           <w:p>
             <w:pPr>
-              <w:spacing w:after="0" w:before="0" w:line="300"/>
-              <w:jc w:val="left"/>
-            </w:pPr>
-            <w:r>
-              <w:rPr>
-                <w:b w:val="false"/>
-                <w:bCs w:val="false"/>
-                <w:sz w:val="19"/>
-                <w:szCs w:val="19"/>
+              <w:spacing w:before="0" w:after="0" w:line="300"/>
+              <w:jc w:val="left"/>
+            </w:pPr>
+            <w:r>
+              <w:rPr>
+                <w:b w:val="false"/>
+                <w:bCs w:val="false"/>
+                <w:sz w:val="19"/>
+                <w:szCs w:val="19"/>
+                <w:rFonts w:ascii="맑은 고딕" w:cs="맑은 고딕" w:eastAsia="맑은 고딕" w:hAnsi="맑은 고딕"/>
               </w:rPr>
               <w:t xml:space="preserve">6</w:t>
             </w:r>
@@ -1718,15 +1807,16 @@
           </w:tcPr>
           <w:p>
             <w:pPr>
-              <w:spacing w:after="0" w:before="0" w:line="300"/>
-              <w:jc w:val="left"/>
-            </w:pPr>
-            <w:r>
-              <w:rPr>
-                <w:b w:val="false"/>
-                <w:bCs w:val="false"/>
-                <w:sz w:val="19"/>
-                <w:szCs w:val="19"/>
+              <w:spacing w:before="0" w:after="0" w:line="300"/>
+              <w:jc w:val="left"/>
+            </w:pPr>
+            <w:r>
+              <w:rPr>
+                <w:b w:val="false"/>
+                <w:bCs w:val="false"/>
+                <w:sz w:val="19"/>
+                <w:szCs w:val="19"/>
+                <w:rFonts w:ascii="맑은 고딕" w:cs="맑은 고딕" w:eastAsia="맑은 고딕" w:hAnsi="맑은 고딕"/>
               </w:rPr>
               <w:t xml:space="preserve">자본금 납입</w:t>
             </w:r>
@@ -1751,15 +1841,16 @@
           </w:tcPr>
           <w:p>
             <w:pPr>
-              <w:spacing w:after="0" w:before="0" w:line="300"/>
-              <w:jc w:val="left"/>
-            </w:pPr>
-            <w:r>
-              <w:rPr>
-                <w:b w:val="false"/>
-                <w:bCs w:val="false"/>
-                <w:sz w:val="19"/>
-                <w:szCs w:val="19"/>
+              <w:spacing w:before="0" w:after="0" w:line="300"/>
+              <w:jc w:val="left"/>
+            </w:pPr>
+            <w:r>
+              <w:rPr>
+                <w:b w:val="false"/>
+                <w:bCs w:val="false"/>
+                <w:sz w:val="19"/>
+                <w:szCs w:val="19"/>
+                <w:rFonts w:ascii="맑은 고딕" w:cs="맑은 고딕" w:eastAsia="맑은 고딕" w:hAnsi="맑은 고딕"/>
               </w:rPr>
               <w:t xml:space="preserve">은행</w:t>
             </w:r>
@@ -1784,15 +1875,16 @@
           </w:tcPr>
           <w:p>
             <w:pPr>
-              <w:spacing w:after="0" w:before="0" w:line="300"/>
-              <w:jc w:val="left"/>
-            </w:pPr>
-            <w:r>
-              <w:rPr>
-                <w:b w:val="false"/>
-                <w:bCs w:val="false"/>
-                <w:sz w:val="19"/>
-                <w:szCs w:val="19"/>
+              <w:spacing w:before="0" w:after="0" w:line="300"/>
+              <w:jc w:val="left"/>
+            </w:pPr>
+            <w:r>
+              <w:rPr>
+                <w:b w:val="false"/>
+                <w:bCs w:val="false"/>
+                <w:sz w:val="19"/>
+                <w:szCs w:val="19"/>
+                <w:rFonts w:ascii="맑은 고딕" w:cs="맑은 고딕" w:eastAsia="맑은 고딕" w:hAnsi="맑은 고딕"/>
               </w:rPr>
               <w:t xml:space="preserve">잔고증명서 발급</w:t>
             </w:r>
@@ -1822,15 +1914,16 @@
           </w:tcPr>
           <w:p>
             <w:pPr>
-              <w:spacing w:after="0" w:before="0" w:line="300"/>
-              <w:jc w:val="left"/>
-            </w:pPr>
-            <w:r>
-              <w:rPr>
-                <w:b w:val="false"/>
-                <w:bCs w:val="false"/>
-                <w:sz w:val="19"/>
-                <w:szCs w:val="19"/>
+              <w:spacing w:before="0" w:after="0" w:line="300"/>
+              <w:jc w:val="left"/>
+            </w:pPr>
+            <w:r>
+              <w:rPr>
+                <w:b w:val="false"/>
+                <w:bCs w:val="false"/>
+                <w:sz w:val="19"/>
+                <w:szCs w:val="19"/>
+                <w:rFonts w:ascii="맑은 고딕" w:cs="맑은 고딕" w:eastAsia="맑은 고딕" w:hAnsi="맑은 고딕"/>
               </w:rPr>
               <w:t xml:space="preserve">7</w:t>
             </w:r>
@@ -1855,15 +1948,16 @@
           </w:tcPr>
           <w:p>
             <w:pPr>
-              <w:spacing w:after="0" w:before="0" w:line="300"/>
-              <w:jc w:val="left"/>
-            </w:pPr>
-            <w:r>
-              <w:rPr>
-                <w:b w:val="false"/>
-                <w:bCs w:val="false"/>
-                <w:sz w:val="19"/>
-                <w:szCs w:val="19"/>
+              <w:spacing w:before="0" w:after="0" w:line="300"/>
+              <w:jc w:val="left"/>
+            </w:pPr>
+            <w:r>
+              <w:rPr>
+                <w:b w:val="false"/>
+                <w:bCs w:val="false"/>
+                <w:sz w:val="19"/>
+                <w:szCs w:val="19"/>
+                <w:rFonts w:ascii="맑은 고딕" w:cs="맑은 고딕" w:eastAsia="맑은 고딕" w:hAnsi="맑은 고딕"/>
               </w:rPr>
               <w:t xml:space="preserve">설립등기</w:t>
             </w:r>
@@ -1888,15 +1982,16 @@
           </w:tcPr>
           <w:p>
             <w:pPr>
-              <w:spacing w:after="0" w:before="0" w:line="300"/>
-              <w:jc w:val="left"/>
-            </w:pPr>
-            <w:r>
-              <w:rPr>
-                <w:b w:val="false"/>
-                <w:bCs w:val="false"/>
-                <w:sz w:val="19"/>
-                <w:szCs w:val="19"/>
+              <w:spacing w:before="0" w:after="0" w:line="300"/>
+              <w:jc w:val="left"/>
+            </w:pPr>
+            <w:r>
+              <w:rPr>
+                <w:b w:val="false"/>
+                <w:bCs w:val="false"/>
+                <w:sz w:val="19"/>
+                <w:szCs w:val="19"/>
+                <w:rFonts w:ascii="맑은 고딕" w:cs="맑은 고딕" w:eastAsia="맑은 고딕" w:hAnsi="맑은 고딕"/>
               </w:rPr>
               <w:t xml:space="preserve">인터넷등기소 온라인 법인설립시스템 이용 가능</w:t>
             </w:r>
@@ -1921,15 +2016,16 @@
           </w:tcPr>
           <w:p>
             <w:pPr>
-              <w:spacing w:after="0" w:before="0" w:line="300"/>
-              <w:jc w:val="left"/>
-            </w:pPr>
-            <w:r>
-              <w:rPr>
-                <w:b w:val="false"/>
-                <w:bCs w:val="false"/>
-                <w:sz w:val="19"/>
-                <w:szCs w:val="19"/>
+              <w:spacing w:before="0" w:after="0" w:line="300"/>
+              <w:jc w:val="left"/>
+            </w:pPr>
+            <w:r>
+              <w:rPr>
+                <w:b w:val="false"/>
+                <w:bCs w:val="false"/>
+                <w:sz w:val="19"/>
+                <w:szCs w:val="19"/>
+                <w:rFonts w:ascii="맑은 고딕" w:cs="맑은 고딕" w:eastAsia="맑은 고딕" w:hAnsi="맑은 고딕"/>
               </w:rPr>
               <w:t xml:space="preserve">대략 수일 — 지역·서류 상태에 따라 다름</w:t>
             </w:r>
@@ -1959,15 +2055,16 @@
           </w:tcPr>
           <w:p>
             <w:pPr>
-              <w:spacing w:after="0" w:before="0" w:line="300"/>
-              <w:jc w:val="left"/>
-            </w:pPr>
-            <w:r>
-              <w:rPr>
-                <w:b w:val="false"/>
-                <w:bCs w:val="false"/>
-                <w:sz w:val="19"/>
-                <w:szCs w:val="19"/>
+              <w:spacing w:before="0" w:after="0" w:line="300"/>
+              <w:jc w:val="left"/>
+            </w:pPr>
+            <w:r>
+              <w:rPr>
+                <w:b w:val="false"/>
+                <w:bCs w:val="false"/>
+                <w:sz w:val="19"/>
+                <w:szCs w:val="19"/>
+                <w:rFonts w:ascii="맑은 고딕" w:cs="맑은 고딕" w:eastAsia="맑은 고딕" w:hAnsi="맑은 고딕"/>
               </w:rPr>
               <w:t xml:space="preserve">8</w:t>
             </w:r>
@@ -1992,15 +2089,16 @@
           </w:tcPr>
           <w:p>
             <w:pPr>
-              <w:spacing w:after="0" w:before="0" w:line="300"/>
-              <w:jc w:val="left"/>
-            </w:pPr>
-            <w:r>
-              <w:rPr>
-                <w:b w:val="false"/>
-                <w:bCs w:val="false"/>
-                <w:sz w:val="19"/>
-                <w:szCs w:val="19"/>
+              <w:spacing w:before="0" w:after="0" w:line="300"/>
+              <w:jc w:val="left"/>
+            </w:pPr>
+            <w:r>
+              <w:rPr>
+                <w:b w:val="false"/>
+                <w:bCs w:val="false"/>
+                <w:sz w:val="19"/>
+                <w:szCs w:val="19"/>
+                <w:rFonts w:ascii="맑은 고딕" w:cs="맑은 고딕" w:eastAsia="맑은 고딕" w:hAnsi="맑은 고딕"/>
               </w:rPr>
               <w:t xml:space="preserve">법인 인감 등록, 등기부등본 발급</w:t>
             </w:r>
@@ -2025,15 +2123,16 @@
           </w:tcPr>
           <w:p>
             <w:pPr>
-              <w:spacing w:after="0" w:before="0" w:line="300"/>
-              <w:jc w:val="left"/>
-            </w:pPr>
-            <w:r>
-              <w:rPr>
-                <w:b w:val="false"/>
-                <w:bCs w:val="false"/>
-                <w:sz w:val="19"/>
-                <w:szCs w:val="19"/>
+              <w:spacing w:before="0" w:after="0" w:line="300"/>
+              <w:jc w:val="left"/>
+            </w:pPr>
+            <w:r>
+              <w:rPr>
+                <w:b w:val="false"/>
+                <w:bCs w:val="false"/>
+                <w:sz w:val="19"/>
+                <w:szCs w:val="19"/>
+                <w:rFonts w:ascii="맑은 고딕" w:cs="맑은 고딕" w:eastAsia="맑은 고딕" w:hAnsi="맑은 고딕"/>
               </w:rPr>
               <w:t xml:space="preserve">등기소 / 인터넷등기소</w:t>
             </w:r>
@@ -2058,15 +2157,16 @@
           </w:tcPr>
           <w:p>
             <w:pPr>
-              <w:spacing w:after="0" w:before="0" w:line="300"/>
-              <w:jc w:val="left"/>
-            </w:pPr>
-            <w:r>
-              <w:rPr>
-                <w:b w:val="false"/>
-                <w:bCs w:val="false"/>
-                <w:sz w:val="19"/>
-                <w:szCs w:val="19"/>
+              <w:spacing w:before="0" w:after="0" w:line="300"/>
+              <w:jc w:val="left"/>
+            </w:pPr>
+            <w:r>
+              <w:rPr>
+                <w:b w:val="false"/>
+                <w:bCs w:val="false"/>
+                <w:sz w:val="19"/>
+                <w:szCs w:val="19"/>
+                <w:rFonts w:ascii="맑은 고딕" w:cs="맑은 고딕" w:eastAsia="맑은 고딕" w:hAnsi="맑은 고딕"/>
               </w:rPr>
               <w:t xml:space="preserve">인감카드 발급</w:t>
             </w:r>
@@ -2096,15 +2196,16 @@
           </w:tcPr>
           <w:p>
             <w:pPr>
-              <w:spacing w:after="0" w:before="0" w:line="300"/>
-              <w:jc w:val="left"/>
-            </w:pPr>
-            <w:r>
-              <w:rPr>
-                <w:b w:val="false"/>
-                <w:bCs w:val="false"/>
-                <w:sz w:val="19"/>
-                <w:szCs w:val="19"/>
+              <w:spacing w:before="0" w:after="0" w:line="300"/>
+              <w:jc w:val="left"/>
+            </w:pPr>
+            <w:r>
+              <w:rPr>
+                <w:b w:val="false"/>
+                <w:bCs w:val="false"/>
+                <w:sz w:val="19"/>
+                <w:szCs w:val="19"/>
+                <w:rFonts w:ascii="맑은 고딕" w:cs="맑은 고딕" w:eastAsia="맑은 고딕" w:hAnsi="맑은 고딕"/>
               </w:rPr>
               <w:t xml:space="preserve">9</w:t>
             </w:r>
@@ -2129,15 +2230,16 @@
           </w:tcPr>
           <w:p>
             <w:pPr>
-              <w:spacing w:after="0" w:before="0" w:line="300"/>
-              <w:jc w:val="left"/>
-            </w:pPr>
-            <w:r>
-              <w:rPr>
-                <w:b w:val="false"/>
-                <w:bCs w:val="false"/>
-                <w:sz w:val="19"/>
-                <w:szCs w:val="19"/>
+              <w:spacing w:before="0" w:after="0" w:line="300"/>
+              <w:jc w:val="left"/>
+            </w:pPr>
+            <w:r>
+              <w:rPr>
+                <w:b w:val="false"/>
+                <w:bCs w:val="false"/>
+                <w:sz w:val="19"/>
+                <w:szCs w:val="19"/>
+                <w:rFonts w:ascii="맑은 고딕" w:cs="맑은 고딕" w:eastAsia="맑은 고딕" w:hAnsi="맑은 고딕"/>
               </w:rPr>
               <w:t xml:space="preserve">사업자등록</w:t>
             </w:r>
@@ -2162,15 +2264,16 @@
           </w:tcPr>
           <w:p>
             <w:pPr>
-              <w:spacing w:after="0" w:before="0" w:line="300"/>
-              <w:jc w:val="left"/>
-            </w:pPr>
-            <w:r>
-              <w:rPr>
-                <w:b w:val="false"/>
-                <w:bCs w:val="false"/>
-                <w:sz w:val="19"/>
-                <w:szCs w:val="19"/>
+              <w:spacing w:before="0" w:after="0" w:line="300"/>
+              <w:jc w:val="left"/>
+            </w:pPr>
+            <w:r>
+              <w:rPr>
+                <w:b w:val="false"/>
+                <w:bCs w:val="false"/>
+                <w:sz w:val="19"/>
+                <w:szCs w:val="19"/>
+                <w:rFonts w:ascii="맑은 고딕" w:cs="맑은 고딕" w:eastAsia="맑은 고딕" w:hAnsi="맑은 고딕"/>
               </w:rPr>
               <w:t xml:space="preserve">홈택스</w:t>
             </w:r>
@@ -2195,15 +2298,16 @@
           </w:tcPr>
           <w:p>
             <w:pPr>
-              <w:spacing w:after="0" w:before="0" w:line="300"/>
-              <w:jc w:val="left"/>
-            </w:pPr>
-            <w:r>
-              <w:rPr>
-                <w:b w:val="false"/>
-                <w:bCs w:val="false"/>
-                <w:sz w:val="19"/>
-                <w:szCs w:val="19"/>
+              <w:spacing w:before="0" w:after="0" w:line="300"/>
+              <w:jc w:val="left"/>
+            </w:pPr>
+            <w:r>
+              <w:rPr>
+                <w:b w:val="false"/>
+                <w:bCs w:val="false"/>
+                <w:sz w:val="19"/>
+                <w:szCs w:val="19"/>
+                <w:rFonts w:ascii="맑은 고딕" w:cs="맑은 고딕" w:eastAsia="맑은 고딕" w:hAnsi="맑은 고딕"/>
               </w:rPr>
               <w:t xml:space="preserve">업태·종목 선택은 세무사와 상의</w:t>
             </w:r>
@@ -2233,15 +2337,16 @@
           </w:tcPr>
           <w:p>
             <w:pPr>
-              <w:spacing w:after="0" w:before="0" w:line="300"/>
-              <w:jc w:val="left"/>
-            </w:pPr>
-            <w:r>
-              <w:rPr>
-                <w:b w:val="false"/>
-                <w:bCs w:val="false"/>
-                <w:sz w:val="19"/>
-                <w:szCs w:val="19"/>
+              <w:spacing w:before="0" w:after="0" w:line="300"/>
+              <w:jc w:val="left"/>
+            </w:pPr>
+            <w:r>
+              <w:rPr>
+                <w:b w:val="false"/>
+                <w:bCs w:val="false"/>
+                <w:sz w:val="19"/>
+                <w:szCs w:val="19"/>
+                <w:rFonts w:ascii="맑은 고딕" w:cs="맑은 고딕" w:eastAsia="맑은 고딕" w:hAnsi="맑은 고딕"/>
               </w:rPr>
               <w:t xml:space="preserve">10</w:t>
             </w:r>
@@ -2266,15 +2371,16 @@
           </w:tcPr>
           <w:p>
             <w:pPr>
-              <w:spacing w:after="0" w:before="0" w:line="300"/>
-              <w:jc w:val="left"/>
-            </w:pPr>
-            <w:r>
-              <w:rPr>
-                <w:b w:val="false"/>
-                <w:bCs w:val="false"/>
-                <w:sz w:val="19"/>
-                <w:szCs w:val="19"/>
+              <w:spacing w:before="0" w:after="0" w:line="300"/>
+              <w:jc w:val="left"/>
+            </w:pPr>
+            <w:r>
+              <w:rPr>
+                <w:b w:val="false"/>
+                <w:bCs w:val="false"/>
+                <w:sz w:val="19"/>
+                <w:szCs w:val="19"/>
+                <w:rFonts w:ascii="맑은 고딕" w:cs="맑은 고딕" w:eastAsia="맑은 고딕" w:hAnsi="맑은 고딕"/>
               </w:rPr>
               <w:t xml:space="preserve">법인 계좌 개설</w:t>
             </w:r>
@@ -2299,15 +2405,16 @@
           </w:tcPr>
           <w:p>
             <w:pPr>
-              <w:spacing w:after="0" w:before="0" w:line="300"/>
-              <w:jc w:val="left"/>
-            </w:pPr>
-            <w:r>
-              <w:rPr>
-                <w:b w:val="false"/>
-                <w:bCs w:val="false"/>
-                <w:sz w:val="19"/>
-                <w:szCs w:val="19"/>
+              <w:spacing w:before="0" w:after="0" w:line="300"/>
+              <w:jc w:val="left"/>
+            </w:pPr>
+            <w:r>
+              <w:rPr>
+                <w:b w:val="false"/>
+                <w:bCs w:val="false"/>
+                <w:sz w:val="19"/>
+                <w:szCs w:val="19"/>
+                <w:rFonts w:ascii="맑은 고딕" w:cs="맑은 고딕" w:eastAsia="맑은 고딕" w:hAnsi="맑은 고딕"/>
               </w:rPr>
               <w:t xml:space="preserve">은행</w:t>
             </w:r>
@@ -2332,15 +2439,16 @@
           </w:tcPr>
           <w:p>
             <w:pPr>
-              <w:spacing w:after="0" w:before="0" w:line="300"/>
-              <w:jc w:val="left"/>
-            </w:pPr>
-            <w:r>
-              <w:rPr>
-                <w:b w:val="false"/>
-                <w:bCs w:val="false"/>
-                <w:sz w:val="19"/>
-                <w:szCs w:val="19"/>
+              <w:spacing w:before="0" w:after="0" w:line="300"/>
+              <w:jc w:val="left"/>
+            </w:pPr>
+            <w:r>
+              <w:rPr>
+                <w:b w:val="false"/>
+                <w:bCs w:val="false"/>
+                <w:sz w:val="19"/>
+                <w:szCs w:val="19"/>
+                <w:rFonts w:ascii="맑은 고딕" w:cs="맑은 고딕" w:eastAsia="맑은 고딕" w:hAnsi="맑은 고딕"/>
               </w:rPr>
               <w:t xml:space="preserve">등기부등본, 사업자등록증, 법인 인감 필요</w:t>
             </w:r>
@@ -2370,15 +2478,16 @@
           </w:tcPr>
           <w:p>
             <w:pPr>
-              <w:spacing w:after="0" w:before="0" w:line="300"/>
-              <w:jc w:val="left"/>
-            </w:pPr>
-            <w:r>
-              <w:rPr>
-                <w:b w:val="false"/>
-                <w:bCs w:val="false"/>
-                <w:sz w:val="19"/>
-                <w:szCs w:val="19"/>
+              <w:spacing w:before="0" w:after="0" w:line="300"/>
+              <w:jc w:val="left"/>
+            </w:pPr>
+            <w:r>
+              <w:rPr>
+                <w:b w:val="false"/>
+                <w:bCs w:val="false"/>
+                <w:sz w:val="19"/>
+                <w:szCs w:val="19"/>
+                <w:rFonts w:ascii="맑은 고딕" w:cs="맑은 고딕" w:eastAsia="맑은 고딕" w:hAnsi="맑은 고딕"/>
               </w:rPr>
               <w:t xml:space="preserve">11</w:t>
             </w:r>
@@ -2403,15 +2512,16 @@
           </w:tcPr>
           <w:p>
             <w:pPr>
-              <w:spacing w:after="0" w:before="0" w:line="300"/>
-              <w:jc w:val="left"/>
-            </w:pPr>
-            <w:r>
-              <w:rPr>
-                <w:b w:val="false"/>
-                <w:bCs w:val="false"/>
-                <w:sz w:val="19"/>
-                <w:szCs w:val="19"/>
+              <w:spacing w:before="0" w:after="0" w:line="300"/>
+              <w:jc w:val="left"/>
+            </w:pPr>
+            <w:r>
+              <w:rPr>
+                <w:b w:val="false"/>
+                <w:bCs w:val="false"/>
+                <w:sz w:val="19"/>
+                <w:szCs w:val="19"/>
+                <w:rFonts w:ascii="맑은 고딕" w:cs="맑은 고딕" w:eastAsia="맑은 고딕" w:hAnsi="맑은 고딕"/>
               </w:rPr>
               <w:t xml:space="preserve">통신판매업 신고</w:t>
             </w:r>
@@ -2436,15 +2546,16 @@
           </w:tcPr>
           <w:p>
             <w:pPr>
-              <w:spacing w:after="0" w:before="0" w:line="300"/>
-              <w:jc w:val="left"/>
-            </w:pPr>
-            <w:r>
-              <w:rPr>
-                <w:b w:val="false"/>
-                <w:bCs w:val="false"/>
-                <w:sz w:val="19"/>
-                <w:szCs w:val="19"/>
+              <w:spacing w:before="0" w:after="0" w:line="300"/>
+              <w:jc w:val="left"/>
+            </w:pPr>
+            <w:r>
+              <w:rPr>
+                <w:b w:val="false"/>
+                <w:bCs w:val="false"/>
+                <w:sz w:val="19"/>
+                <w:szCs w:val="19"/>
+                <w:rFonts w:ascii="맑은 고딕" w:cs="맑은 고딕" w:eastAsia="맑은 고딕" w:hAnsi="맑은 고딕"/>
               </w:rPr>
               <w:t xml:space="preserve">시·군·구청</w:t>
             </w:r>
@@ -2469,15 +2580,16 @@
           </w:tcPr>
           <w:p>
             <w:pPr>
-              <w:spacing w:after="0" w:before="0" w:line="300"/>
-              <w:jc w:val="left"/>
-            </w:pPr>
-            <w:r>
-              <w:rPr>
-                <w:b w:val="false"/>
-                <w:bCs w:val="false"/>
-                <w:sz w:val="19"/>
-                <w:szCs w:val="19"/>
+              <w:spacing w:before="0" w:after="0" w:line="300"/>
+              <w:jc w:val="left"/>
+            </w:pPr>
+            <w:r>
+              <w:rPr>
+                <w:b w:val="false"/>
+                <w:bCs w:val="false"/>
+                <w:sz w:val="19"/>
+                <w:szCs w:val="19"/>
+                <w:rFonts w:ascii="맑은 고딕" w:cs="맑은 고딕" w:eastAsia="맑은 고딕" w:hAnsi="맑은 고딕"/>
               </w:rPr>
               <w:t xml:space="preserve">구매안전서비스 확인증 등 필요 서류 확인</w:t>
             </w:r>
@@ -2507,15 +2619,16 @@
           </w:tcPr>
           <w:p>
             <w:pPr>
-              <w:spacing w:after="0" w:before="0" w:line="300"/>
-              <w:jc w:val="left"/>
-            </w:pPr>
-            <w:r>
-              <w:rPr>
-                <w:b w:val="false"/>
-                <w:bCs w:val="false"/>
-                <w:sz w:val="19"/>
-                <w:szCs w:val="19"/>
+              <w:spacing w:before="0" w:after="0" w:line="300"/>
+              <w:jc w:val="left"/>
+            </w:pPr>
+            <w:r>
+              <w:rPr>
+                <w:b w:val="false"/>
+                <w:bCs w:val="false"/>
+                <w:sz w:val="19"/>
+                <w:szCs w:val="19"/>
+                <w:rFonts w:ascii="맑은 고딕" w:cs="맑은 고딕" w:eastAsia="맑은 고딕" w:hAnsi="맑은 고딕"/>
               </w:rPr>
               <w:t xml:space="preserve">12</w:t>
             </w:r>
@@ -2540,15 +2653,16 @@
           </w:tcPr>
           <w:p>
             <w:pPr>
-              <w:spacing w:after="0" w:before="0" w:line="300"/>
-              <w:jc w:val="left"/>
-            </w:pPr>
-            <w:r>
-              <w:rPr>
-                <w:b w:val="false"/>
-                <w:bCs w:val="false"/>
-                <w:sz w:val="19"/>
-                <w:szCs w:val="19"/>
+              <w:spacing w:before="0" w:after="0" w:line="300"/>
+              <w:jc w:val="left"/>
+            </w:pPr>
+            <w:r>
+              <w:rPr>
+                <w:b w:val="false"/>
+                <w:bCs w:val="false"/>
+                <w:sz w:val="19"/>
+                <w:szCs w:val="19"/>
+                <w:rFonts w:ascii="맑은 고딕" w:cs="맑은 고딕" w:eastAsia="맑은 고딕" w:hAnsi="맑은 고딕"/>
               </w:rPr>
               <w:t xml:space="preserve">부가통신사업 신고 해당 여부 확인</w:t>
             </w:r>
@@ -2573,15 +2687,16 @@
           </w:tcPr>
           <w:p>
             <w:pPr>
-              <w:spacing w:after="0" w:before="0" w:line="300"/>
-              <w:jc w:val="left"/>
-            </w:pPr>
-            <w:r>
-              <w:rPr>
-                <w:b w:val="false"/>
-                <w:bCs w:val="false"/>
-                <w:sz w:val="19"/>
-                <w:szCs w:val="19"/>
+              <w:spacing w:before="0" w:after="0" w:line="300"/>
+              <w:jc w:val="left"/>
+            </w:pPr>
+            <w:r>
+              <w:rPr>
+                <w:b w:val="false"/>
+                <w:bCs w:val="false"/>
+                <w:sz w:val="19"/>
+                <w:szCs w:val="19"/>
+                <w:rFonts w:ascii="맑은 고딕" w:cs="맑은 고딕" w:eastAsia="맑은 고딕" w:hAnsi="맑은 고딕"/>
               </w:rPr>
               <w:t xml:space="preserve">과학기술정보통신부 / 전문가</w:t>
             </w:r>
@@ -2606,15 +2721,16 @@
           </w:tcPr>
           <w:p>
             <w:pPr>
-              <w:spacing w:after="0" w:before="0" w:line="300"/>
-              <w:jc w:val="left"/>
-            </w:pPr>
-            <w:r>
-              <w:rPr>
-                <w:b w:val="false"/>
-                <w:bCs w:val="false"/>
-                <w:sz w:val="19"/>
-                <w:szCs w:val="19"/>
+              <w:spacing w:before="0" w:after="0" w:line="300"/>
+              <w:jc w:val="left"/>
+            </w:pPr>
+            <w:r>
+              <w:rPr>
+                <w:b w:val="false"/>
+                <w:bCs w:val="false"/>
+                <w:sz w:val="19"/>
+                <w:szCs w:val="19"/>
+                <w:rFonts w:ascii="맑은 고딕" w:cs="맑은 고딕" w:eastAsia="맑은 고딕" w:hAnsi="맑은 고딕"/>
               </w:rPr>
               <w:t xml:space="preserve">해당 여부 전문가 확인 필요</w:t>
             </w:r>
@@ -2644,15 +2760,16 @@
           </w:tcPr>
           <w:p>
             <w:pPr>
-              <w:spacing w:after="0" w:before="0" w:line="300"/>
-              <w:jc w:val="left"/>
-            </w:pPr>
-            <w:r>
-              <w:rPr>
-                <w:b w:val="false"/>
-                <w:bCs w:val="false"/>
-                <w:sz w:val="19"/>
-                <w:szCs w:val="19"/>
+              <w:spacing w:before="0" w:after="0" w:line="300"/>
+              <w:jc w:val="left"/>
+            </w:pPr>
+            <w:r>
+              <w:rPr>
+                <w:b w:val="false"/>
+                <w:bCs w:val="false"/>
+                <w:sz w:val="19"/>
+                <w:szCs w:val="19"/>
+                <w:rFonts w:ascii="맑은 고딕" w:cs="맑은 고딕" w:eastAsia="맑은 고딕" w:hAnsi="맑은 고딕"/>
               </w:rPr>
               <w:t xml:space="preserve">13</w:t>
             </w:r>
@@ -2677,15 +2794,16 @@
           </w:tcPr>
           <w:p>
             <w:pPr>
-              <w:spacing w:after="0" w:before="0" w:line="300"/>
-              <w:jc w:val="left"/>
-            </w:pPr>
-            <w:r>
-              <w:rPr>
-                <w:b w:val="false"/>
-                <w:bCs w:val="false"/>
-                <w:sz w:val="19"/>
-                <w:szCs w:val="19"/>
+              <w:spacing w:before="0" w:after="0" w:line="300"/>
+              <w:jc w:val="left"/>
+            </w:pPr>
+            <w:r>
+              <w:rPr>
+                <w:b w:val="false"/>
+                <w:bCs w:val="false"/>
+                <w:sz w:val="19"/>
+                <w:szCs w:val="19"/>
+                <w:rFonts w:ascii="맑은 고딕" w:cs="맑은 고딕" w:eastAsia="맑은 고딕" w:hAnsi="맑은 고딕"/>
               </w:rPr>
               <w:t xml:space="preserve">개인정보 보호책임자 지정·처리방침 갱신</w:t>
             </w:r>
@@ -2710,15 +2828,16 @@
           </w:tcPr>
           <w:p>
             <w:pPr>
-              <w:spacing w:after="0" w:before="0" w:line="300"/>
-              <w:jc w:val="left"/>
-            </w:pPr>
-            <w:r>
-              <w:rPr>
-                <w:b w:val="false"/>
-                <w:bCs w:val="false"/>
-                <w:sz w:val="19"/>
-                <w:szCs w:val="19"/>
+              <w:spacing w:before="0" w:after="0" w:line="300"/>
+              <w:jc w:val="left"/>
+            </w:pPr>
+            <w:r>
+              <w:rPr>
+                <w:b w:val="false"/>
+                <w:bCs w:val="false"/>
+                <w:sz w:val="19"/>
+                <w:szCs w:val="19"/>
+                <w:rFonts w:ascii="맑은 고딕" w:cs="맑은 고딕" w:eastAsia="맑은 고딕" w:hAnsi="맑은 고딕"/>
               </w:rPr>
               <w:t xml:space="preserve">회사 내부</w:t>
             </w:r>
@@ -2743,15 +2862,16 @@
           </w:tcPr>
           <w:p>
             <w:pPr>
-              <w:spacing w:after="0" w:before="0" w:line="300"/>
-              <w:jc w:val="left"/>
-            </w:pPr>
-            <w:r>
-              <w:rPr>
-                <w:b w:val="false"/>
-                <w:bCs w:val="false"/>
-                <w:sz w:val="19"/>
-                <w:szCs w:val="19"/>
+              <w:spacing w:before="0" w:after="0" w:line="300"/>
+              <w:jc w:val="left"/>
+            </w:pPr>
+            <w:r>
+              <w:rPr>
+                <w:b w:val="false"/>
+                <w:bCs w:val="false"/>
+                <w:sz w:val="19"/>
+                <w:szCs w:val="19"/>
+                <w:rFonts w:ascii="맑은 고딕" w:cs="맑은 고딕" w:eastAsia="맑은 고딕" w:hAnsi="맑은 고딕"/>
               </w:rPr>
               <w:t xml:space="preserve">처리방침의 회사명·책임자 변경</w:t>
             </w:r>
@@ -2761,15 +2881,24 @@
     </w:tbl>
     <w:p>
       <w:pPr>
-        <w:spacing w:after="120" w:before="0"/>
+        <w:spacing w:before="0" w:after="120"/>
       </w:pPr>
     </w:p>
     <w:p>
       <w:pPr>
         <w:pStyle w:val="Heading3"/>
         <w:keepNext/>
-      </w:pPr>
-      <w:r>
+        <w:spacing w:before="180" w:after="80"/>
+      </w:pPr>
+      <w:r>
+        <w:rPr>
+          <w:b/>
+          <w:bCs/>
+          <w:color w:val="333333"/>
+          <w:sz w:val="21"/>
+          <w:szCs w:val="21"/>
+          <w:rFonts w:ascii="맑은 고딕" w:cs="맑은 고딕" w:eastAsia="맑은 고딕" w:hAnsi="맑은 고딕"/>
+        </w:rPr>
         <w:t xml:space="preserve">체크리스트</w:t>
       </w:r>
     </w:p>
@@ -2780,13 +2909,25 @@
           <w:ilvl w:val="0"/>
           <w:numId w:val="2"/>
         </w:numPr>
-        <w:spacing w:after="40"/>
-      </w:pPr>
-      <w:r>
+        <w:spacing w:after="40" w:line="300"/>
+      </w:pPr>
+      <w:r>
+        <w:rPr>
+          <w:b w:val="false"/>
+          <w:bCs w:val="false"/>
+          <w:sz w:val="20"/>
+          <w:szCs w:val="20"/>
+          <w:rFonts w:ascii="맑은 고딕" w:cs="맑은 고딕" w:eastAsia="맑은 고딕" w:hAnsi="맑은 고딕"/>
+        </w:rPr>
         <w:t xml:space="preserve">상호 검색 완료 — 후보: </w:t>
       </w:r>
       <w:r>
         <w:rPr>
+          <w:b w:val="false"/>
+          <w:bCs w:val="false"/>
+          <w:sz w:val="20"/>
+          <w:szCs w:val="20"/>
+          <w:rFonts w:ascii="맑은 고딕" w:cs="맑은 고딕" w:eastAsia="맑은 고딕" w:hAnsi="맑은 고딕"/>
           <w:highlight w:val="yellow"/>
           <w:highlightCs w:val="yellow"/>
         </w:rPr>
@@ -2800,13 +2941,25 @@
           <w:ilvl w:val="0"/>
           <w:numId w:val="2"/>
         </w:numPr>
-        <w:spacing w:after="40"/>
-      </w:pPr>
-      <w:r>
+        <w:spacing w:after="40" w:line="300"/>
+      </w:pPr>
+      <w:r>
+        <w:rPr>
+          <w:b w:val="false"/>
+          <w:bCs w:val="false"/>
+          <w:sz w:val="20"/>
+          <w:szCs w:val="20"/>
+          <w:rFonts w:ascii="맑은 고딕" w:cs="맑은 고딕" w:eastAsia="맑은 고딕" w:hAnsi="맑은 고딕"/>
+        </w:rPr>
         <w:t xml:space="preserve">본점 주소 확정 — </w:t>
       </w:r>
       <w:r>
         <w:rPr>
+          <w:b w:val="false"/>
+          <w:bCs w:val="false"/>
+          <w:sz w:val="20"/>
+          <w:szCs w:val="20"/>
+          <w:rFonts w:ascii="맑은 고딕" w:cs="맑은 고딕" w:eastAsia="맑은 고딕" w:hAnsi="맑은 고딕"/>
           <w:highlight w:val="yellow"/>
           <w:highlightCs w:val="yellow"/>
         </w:rPr>
@@ -2820,13 +2973,25 @@
           <w:ilvl w:val="0"/>
           <w:numId w:val="2"/>
         </w:numPr>
-        <w:spacing w:after="40"/>
-      </w:pPr>
-      <w:r>
+        <w:spacing w:after="40" w:line="300"/>
+      </w:pPr>
+      <w:r>
+        <w:rPr>
+          <w:b w:val="false"/>
+          <w:bCs w:val="false"/>
+          <w:sz w:val="20"/>
+          <w:szCs w:val="20"/>
+          <w:rFonts w:ascii="맑은 고딕" w:cs="맑은 고딕" w:eastAsia="맑은 고딕" w:hAnsi="맑은 고딕"/>
+        </w:rPr>
         <w:t xml:space="preserve">자본금 확정 — </w:t>
       </w:r>
       <w:r>
         <w:rPr>
+          <w:b w:val="false"/>
+          <w:bCs w:val="false"/>
+          <w:sz w:val="20"/>
+          <w:szCs w:val="20"/>
+          <w:rFonts w:ascii="맑은 고딕" w:cs="맑은 고딕" w:eastAsia="맑은 고딕" w:hAnsi="맑은 고딕"/>
           <w:highlight w:val="yellow"/>
           <w:highlightCs w:val="yellow"/>
         </w:rPr>
@@ -2840,9 +3005,16 @@
           <w:ilvl w:val="0"/>
           <w:numId w:val="2"/>
         </w:numPr>
-        <w:spacing w:after="40"/>
-      </w:pPr>
-      <w:r>
+        <w:spacing w:after="40" w:line="300"/>
+      </w:pPr>
+      <w:r>
+        <w:rPr>
+          <w:b w:val="false"/>
+          <w:bCs w:val="false"/>
+          <w:sz w:val="20"/>
+          <w:szCs w:val="20"/>
+          <w:rFonts w:ascii="맑은 고딕" w:cs="맑은 고딕" w:eastAsia="맑은 고딕" w:hAnsi="맑은 고딕"/>
+        </w:rPr>
         <w:t xml:space="preserve">정관 작성(사업 목적 포함)</w:t>
       </w:r>
     </w:p>
@@ -2853,29 +3025,60 @@
           <w:ilvl w:val="0"/>
           <w:numId w:val="2"/>
         </w:numPr>
-        <w:spacing w:after="40"/>
-      </w:pPr>
-      <w:r>
+        <w:spacing w:after="40" w:line="300"/>
+      </w:pPr>
+      <w:r>
+        <w:rPr>
+          <w:b w:val="false"/>
+          <w:bCs w:val="false"/>
+          <w:sz w:val="20"/>
+          <w:szCs w:val="20"/>
+          <w:rFonts w:ascii="맑은 고딕" w:cs="맑은 고딕" w:eastAsia="맑은 고딕" w:hAnsi="맑은 고딕"/>
+        </w:rPr>
         <w:t xml:space="preserve">이사 </w:t>
       </w:r>
       <w:r>
         <w:rPr>
+          <w:b w:val="false"/>
+          <w:bCs w:val="false"/>
+          <w:sz w:val="20"/>
+          <w:szCs w:val="20"/>
+          <w:rFonts w:ascii="맑은 고딕" w:cs="맑은 고딕" w:eastAsia="맑은 고딕" w:hAnsi="맑은 고딕"/>
           <w:highlight w:val="yellow"/>
           <w:highlightCs w:val="yellow"/>
         </w:rPr>
         <w:t xml:space="preserve">[○]</w:t>
       </w:r>
       <w:r>
+        <w:rPr>
+          <w:b w:val="false"/>
+          <w:bCs w:val="false"/>
+          <w:sz w:val="20"/>
+          <w:szCs w:val="20"/>
+          <w:rFonts w:ascii="맑은 고딕" w:cs="맑은 고딕" w:eastAsia="맑은 고딕" w:hAnsi="맑은 고딕"/>
+        </w:rPr>
         <w:t xml:space="preserve">명 / 감사 </w:t>
       </w:r>
       <w:r>
         <w:rPr>
+          <w:b w:val="false"/>
+          <w:bCs w:val="false"/>
+          <w:sz w:val="20"/>
+          <w:szCs w:val="20"/>
+          <w:rFonts w:ascii="맑은 고딕" w:cs="맑은 고딕" w:eastAsia="맑은 고딕" w:hAnsi="맑은 고딕"/>
           <w:highlight w:val="yellow"/>
           <w:highlightCs w:val="yellow"/>
         </w:rPr>
         <w:t xml:space="preserve">[선임 또는 생략]</w:t>
       </w:r>
       <w:r>
+        <w:rPr>
+          <w:b w:val="false"/>
+          <w:bCs w:val="false"/>
+          <w:sz w:val="20"/>
+          <w:szCs w:val="20"/>
+          <w:rFonts w:ascii="맑은 고딕" w:cs="맑은 고딕" w:eastAsia="맑은 고딕" w:hAnsi="맑은 고딕"/>
+        </w:rPr>
         <w:t xml:space="preserve"> 결정</w:t>
       </w:r>
     </w:p>
@@ -2886,9 +3089,16 @@
           <w:ilvl w:val="0"/>
           <w:numId w:val="2"/>
         </w:numPr>
-        <w:spacing w:after="40"/>
-      </w:pPr>
-      <w:r>
+        <w:spacing w:after="40" w:line="300"/>
+      </w:pPr>
+      <w:r>
+        <w:rPr>
+          <w:b w:val="false"/>
+          <w:bCs w:val="false"/>
+          <w:sz w:val="20"/>
+          <w:szCs w:val="20"/>
+          <w:rFonts w:ascii="맑은 고딕" w:cs="맑은 고딕" w:eastAsia="맑은 고딕" w:hAnsi="맑은 고딕"/>
+        </w:rPr>
         <w:t xml:space="preserve">자본금 납입, 잔고증명서 발급</w:t>
       </w:r>
     </w:p>
@@ -2899,9 +3109,16 @@
           <w:ilvl w:val="0"/>
           <w:numId w:val="2"/>
         </w:numPr>
-        <w:spacing w:after="40"/>
-      </w:pPr>
-      <w:r>
+        <w:spacing w:after="40" w:line="300"/>
+      </w:pPr>
+      <w:r>
+        <w:rPr>
+          <w:b w:val="false"/>
+          <w:bCs w:val="false"/>
+          <w:sz w:val="20"/>
+          <w:szCs w:val="20"/>
+          <w:rFonts w:ascii="맑은 고딕" w:cs="맑은 고딕" w:eastAsia="맑은 고딕" w:hAnsi="맑은 고딕"/>
+        </w:rPr>
         <w:t xml:space="preserve">설립등기 신청 및 완료</w:t>
       </w:r>
     </w:p>
@@ -2912,9 +3129,16 @@
           <w:ilvl w:val="0"/>
           <w:numId w:val="2"/>
         </w:numPr>
-        <w:spacing w:after="40"/>
-      </w:pPr>
-      <w:r>
+        <w:spacing w:after="40" w:line="300"/>
+      </w:pPr>
+      <w:r>
+        <w:rPr>
+          <w:b w:val="false"/>
+          <w:bCs w:val="false"/>
+          <w:sz w:val="20"/>
+          <w:szCs w:val="20"/>
+          <w:rFonts w:ascii="맑은 고딕" w:cs="맑은 고딕" w:eastAsia="맑은 고딕" w:hAnsi="맑은 고딕"/>
+        </w:rPr>
         <w:t xml:space="preserve">법인 인감 등록, 등기부등본 발급</w:t>
       </w:r>
     </w:p>
@@ -2925,13 +3149,25 @@
           <w:ilvl w:val="0"/>
           <w:numId w:val="2"/>
         </w:numPr>
-        <w:spacing w:after="40"/>
-      </w:pPr>
-      <w:r>
+        <w:spacing w:after="40" w:line="300"/>
+      </w:pPr>
+      <w:r>
+        <w:rPr>
+          <w:b w:val="false"/>
+          <w:bCs w:val="false"/>
+          <w:sz w:val="20"/>
+          <w:szCs w:val="20"/>
+          <w:rFonts w:ascii="맑은 고딕" w:cs="맑은 고딕" w:eastAsia="맑은 고딕" w:hAnsi="맑은 고딕"/>
+        </w:rPr>
         <w:t xml:space="preserve">홈택스 사업자등록 — </w:t>
       </w:r>
       <w:r>
         <w:rPr>
+          <w:b w:val="false"/>
+          <w:bCs w:val="false"/>
+          <w:sz w:val="20"/>
+          <w:szCs w:val="20"/>
+          <w:rFonts w:ascii="맑은 고딕" w:cs="맑은 고딕" w:eastAsia="맑은 고딕" w:hAnsi="맑은 고딕"/>
           <w:highlight w:val="yellow"/>
           <w:highlightCs w:val="yellow"/>
         </w:rPr>
@@ -2945,13 +3181,25 @@
           <w:ilvl w:val="0"/>
           <w:numId w:val="2"/>
         </w:numPr>
-        <w:spacing w:after="40"/>
-      </w:pPr>
-      <w:r>
+        <w:spacing w:after="40" w:line="300"/>
+      </w:pPr>
+      <w:r>
+        <w:rPr>
+          <w:b w:val="false"/>
+          <w:bCs w:val="false"/>
+          <w:sz w:val="20"/>
+          <w:szCs w:val="20"/>
+          <w:rFonts w:ascii="맑은 고딕" w:cs="맑은 고딕" w:eastAsia="맑은 고딕" w:hAnsi="맑은 고딕"/>
+        </w:rPr>
         <w:t xml:space="preserve">법인 계좌 개설 — </w:t>
       </w:r>
       <w:r>
         <w:rPr>
+          <w:b w:val="false"/>
+          <w:bCs w:val="false"/>
+          <w:sz w:val="20"/>
+          <w:szCs w:val="20"/>
+          <w:rFonts w:ascii="맑은 고딕" w:cs="맑은 고딕" w:eastAsia="맑은 고딕" w:hAnsi="맑은 고딕"/>
           <w:highlight w:val="yellow"/>
           <w:highlightCs w:val="yellow"/>
         </w:rPr>
@@ -2965,9 +3213,16 @@
           <w:ilvl w:val="0"/>
           <w:numId w:val="2"/>
         </w:numPr>
-        <w:spacing w:after="40"/>
-      </w:pPr>
-      <w:r>
+        <w:spacing w:after="40" w:line="300"/>
+      </w:pPr>
+      <w:r>
+        <w:rPr>
+          <w:b w:val="false"/>
+          <w:bCs w:val="false"/>
+          <w:sz w:val="20"/>
+          <w:szCs w:val="20"/>
+          <w:rFonts w:ascii="맑은 고딕" w:cs="맑은 고딕" w:eastAsia="맑은 고딕" w:hAnsi="맑은 고딕"/>
+        </w:rPr>
         <w:t xml:space="preserve">통신판매업 신고(시·군·구청)</w:t>
       </w:r>
     </w:p>
@@ -2978,9 +3233,16 @@
           <w:ilvl w:val="0"/>
           <w:numId w:val="2"/>
         </w:numPr>
-        <w:spacing w:after="40"/>
-      </w:pPr>
-      <w:r>
+        <w:spacing w:after="40" w:line="300"/>
+      </w:pPr>
+      <w:r>
+        <w:rPr>
+          <w:b w:val="false"/>
+          <w:bCs w:val="false"/>
+          <w:sz w:val="20"/>
+          <w:szCs w:val="20"/>
+          <w:rFonts w:ascii="맑은 고딕" w:cs="맑은 고딕" w:eastAsia="맑은 고딕" w:hAnsi="맑은 고딕"/>
+        </w:rPr>
         <w:t xml:space="preserve">부가통신사업 신고 해당 여부 확인</w:t>
       </w:r>
     </w:p>
@@ -2991,13 +3253,25 @@
           <w:ilvl w:val="0"/>
           <w:numId w:val="2"/>
         </w:numPr>
-        <w:spacing w:after="40"/>
-      </w:pPr>
-      <w:r>
+        <w:spacing w:after="40" w:line="300"/>
+      </w:pPr>
+      <w:r>
+        <w:rPr>
+          <w:b w:val="false"/>
+          <w:bCs w:val="false"/>
+          <w:sz w:val="20"/>
+          <w:szCs w:val="20"/>
+          <w:rFonts w:ascii="맑은 고딕" w:cs="맑은 고딕" w:eastAsia="맑은 고딕" w:hAnsi="맑은 고딕"/>
+        </w:rPr>
         <w:t xml:space="preserve">개인정보 보호책임자 지정 — </w:t>
       </w:r>
       <w:r>
         <w:rPr>
+          <w:b w:val="false"/>
+          <w:bCs w:val="false"/>
+          <w:sz w:val="20"/>
+          <w:szCs w:val="20"/>
+          <w:rFonts w:ascii="맑은 고딕" w:cs="맑은 고딕" w:eastAsia="맑은 고딕" w:hAnsi="맑은 고딕"/>
           <w:highlight w:val="yellow"/>
           <w:highlightCs w:val="yellow"/>
         </w:rPr>
@@ -3008,13 +3282,32 @@
       <w:pPr>
         <w:pStyle w:val="Heading1"/>
         <w:keepNext/>
-      </w:pPr>
-      <w:r>
+        <w:spacing w:before="320" w:after="120"/>
+      </w:pPr>
+      <w:r>
+        <w:rPr>
+          <w:b/>
+          <w:bCs/>
+          <w:color w:val="222222"/>
+          <w:sz w:val="26"/>
+          <w:szCs w:val="26"/>
+          <w:rFonts w:ascii="맑은 고딕" w:cs="맑은 고딕" w:eastAsia="맑은 고딕" w:hAnsi="맑은 고딕"/>
+        </w:rPr>
         <w:t xml:space="preserve">C. 개인 명의 자산을 법인으로 옮기기</w:t>
       </w:r>
     </w:p>
     <w:p>
-      <w:r>
+      <w:pPr>
+        <w:spacing w:after="100" w:line="320"/>
+      </w:pPr>
+      <w:r>
+        <w:rPr>
+          <w:b w:val="false"/>
+          <w:bCs w:val="false"/>
+          <w:sz w:val="20"/>
+          <w:szCs w:val="20"/>
+          <w:rFonts w:ascii="맑은 고딕" w:cs="맑은 고딕" w:eastAsia="맑은 고딕" w:hAnsi="맑은 고딕"/>
+        </w:rPr>
         <w:t xml:space="preserve">사업 자산이 대표 개인 명의로 남아 있으면 책임 분리가 약해지고, 투자·매각·결제사 심사 때 문제가 됩니다. 옮길 때는 서비스 중단이 없도록 한 번에 하나씩 진행하세요.</w:t>
       </w:r>
     </w:p>
@@ -3060,7 +3353,7 @@
           </w:tcPr>
           <w:p>
             <w:pPr>
-              <w:spacing w:after="0" w:before="0" w:line="300"/>
+              <w:spacing w:before="0" w:after="0" w:line="300"/>
               <w:jc w:val="center"/>
             </w:pPr>
             <w:r>
@@ -3069,6 +3362,7 @@
                 <w:bCs/>
                 <w:sz w:val="19"/>
                 <w:szCs w:val="19"/>
+                <w:rFonts w:ascii="맑은 고딕" w:cs="맑은 고딕" w:eastAsia="맑은 고딕" w:hAnsi="맑은 고딕"/>
               </w:rPr>
               <w:t xml:space="preserve">자산</w:t>
             </w:r>
@@ -3094,7 +3388,7 @@
           </w:tcPr>
           <w:p>
             <w:pPr>
-              <w:spacing w:after="0" w:before="0" w:line="300"/>
+              <w:spacing w:before="0" w:after="0" w:line="300"/>
               <w:jc w:val="center"/>
             </w:pPr>
             <w:r>
@@ -3103,6 +3397,7 @@
                 <w:bCs/>
                 <w:sz w:val="19"/>
                 <w:szCs w:val="19"/>
+                <w:rFonts w:ascii="맑은 고딕" w:cs="맑은 고딕" w:eastAsia="맑은 고딕" w:hAnsi="맑은 고딕"/>
               </w:rPr>
               <w:t xml:space="preserve">옮기는 방법(확인할 것)</w:t>
             </w:r>
@@ -3128,7 +3423,7 @@
           </w:tcPr>
           <w:p>
             <w:pPr>
-              <w:spacing w:after="0" w:before="0" w:line="300"/>
+              <w:spacing w:before="0" w:after="0" w:line="300"/>
               <w:jc w:val="center"/>
             </w:pPr>
             <w:r>
@@ -3137,6 +3432,7 @@
                 <w:bCs/>
                 <w:sz w:val="19"/>
                 <w:szCs w:val="19"/>
+                <w:rFonts w:ascii="맑은 고딕" w:cs="맑은 고딕" w:eastAsia="맑은 고딕" w:hAnsi="맑은 고딕"/>
               </w:rPr>
               <w:t xml:space="preserve">완료</w:t>
             </w:r>
@@ -3166,15 +3462,16 @@
           </w:tcPr>
           <w:p>
             <w:pPr>
-              <w:spacing w:after="0" w:before="0" w:line="300"/>
-              <w:jc w:val="left"/>
-            </w:pPr>
-            <w:r>
-              <w:rPr>
-                <w:b w:val="false"/>
-                <w:bCs w:val="false"/>
-                <w:sz w:val="19"/>
-                <w:szCs w:val="19"/>
+              <w:spacing w:before="0" w:after="0" w:line="300"/>
+              <w:jc w:val="left"/>
+            </w:pPr>
+            <w:r>
+              <w:rPr>
+                <w:b w:val="false"/>
+                <w:bCs w:val="false"/>
+                <w:sz w:val="19"/>
+                <w:szCs w:val="19"/>
+                <w:rFonts w:ascii="맑은 고딕" w:cs="맑은 고딕" w:eastAsia="맑은 고딕" w:hAnsi="맑은 고딕"/>
               </w:rPr>
               <w:t xml:space="preserve">도메인 neurumind.com</w:t>
             </w:r>
@@ -3199,15 +3496,16 @@
           </w:tcPr>
           <w:p>
             <w:pPr>
-              <w:spacing w:after="0" w:before="0" w:line="300"/>
-              <w:jc w:val="left"/>
-            </w:pPr>
-            <w:r>
-              <w:rPr>
-                <w:b w:val="false"/>
-                <w:bCs w:val="false"/>
-                <w:sz w:val="19"/>
-                <w:szCs w:val="19"/>
+              <w:spacing w:before="0" w:after="0" w:line="300"/>
+              <w:jc w:val="left"/>
+            </w:pPr>
+            <w:r>
+              <w:rPr>
+                <w:b w:val="false"/>
+                <w:bCs w:val="false"/>
+                <w:sz w:val="19"/>
+                <w:szCs w:val="19"/>
+                <w:rFonts w:ascii="맑은 고딕" w:cs="맑은 고딕" w:eastAsia="맑은 고딕" w:hAnsi="맑은 고딕"/>
               </w:rPr>
               <w:t xml:space="preserve">등록 기관에서 등록자 정보를 법인으로 변경</w:t>
             </w:r>
@@ -3232,15 +3530,16 @@
           </w:tcPr>
           <w:p>
             <w:pPr>
-              <w:spacing w:after="0" w:before="0" w:line="300"/>
-              <w:jc w:val="left"/>
-            </w:pPr>
-            <w:r>
-              <w:rPr>
-                <w:b w:val="false"/>
-                <w:bCs w:val="false"/>
-                <w:sz w:val="19"/>
-                <w:szCs w:val="19"/>
+              <w:spacing w:before="0" w:after="0" w:line="300"/>
+              <w:jc w:val="left"/>
+            </w:pPr>
+            <w:r>
+              <w:rPr>
+                <w:b w:val="false"/>
+                <w:bCs w:val="false"/>
+                <w:sz w:val="19"/>
+                <w:szCs w:val="19"/>
+                <w:rFonts w:ascii="맑은 고딕" w:cs="맑은 고딕" w:eastAsia="맑은 고딕" w:hAnsi="맑은 고딕"/>
               </w:rPr>
               <w:t xml:space="preserve">☐</w:t>
             </w:r>
@@ -3270,15 +3569,16 @@
           </w:tcPr>
           <w:p>
             <w:pPr>
-              <w:spacing w:after="0" w:before="0" w:line="300"/>
-              <w:jc w:val="left"/>
-            </w:pPr>
-            <w:r>
-              <w:rPr>
-                <w:b w:val="false"/>
-                <w:bCs w:val="false"/>
-                <w:sz w:val="19"/>
-                <w:szCs w:val="19"/>
+              <w:spacing w:before="0" w:after="0" w:line="300"/>
+              <w:jc w:val="left"/>
+            </w:pPr>
+            <w:r>
+              <w:rPr>
+                <w:b w:val="false"/>
+                <w:bCs w:val="false"/>
+                <w:sz w:val="19"/>
+                <w:szCs w:val="19"/>
+                <w:rFonts w:ascii="맑은 고딕" w:cs="맑은 고딕" w:eastAsia="맑은 고딕" w:hAnsi="맑은 고딕"/>
               </w:rPr>
               <w:t xml:space="preserve">Cloudflare 계정(Workers·Pages·D1)</w:t>
             </w:r>
@@ -3303,15 +3603,16 @@
           </w:tcPr>
           <w:p>
             <w:pPr>
-              <w:spacing w:after="0" w:before="0" w:line="300"/>
-              <w:jc w:val="left"/>
-            </w:pPr>
-            <w:r>
-              <w:rPr>
-                <w:b w:val="false"/>
-                <w:bCs w:val="false"/>
-                <w:sz w:val="19"/>
-                <w:szCs w:val="19"/>
+              <w:spacing w:before="0" w:after="0" w:line="300"/>
+              <w:jc w:val="left"/>
+            </w:pPr>
+            <w:r>
+              <w:rPr>
+                <w:b w:val="false"/>
+                <w:bCs w:val="false"/>
+                <w:sz w:val="19"/>
+                <w:szCs w:val="19"/>
+                <w:rFonts w:ascii="맑은 고딕" w:cs="맑은 고딕" w:eastAsia="맑은 고딕" w:hAnsi="맑은 고딕"/>
               </w:rPr>
               <w:t xml:space="preserve">법인 계정 생성 후 멤버 초대 또는 계정 소유권·결제 정보 변경</w:t>
             </w:r>
@@ -3336,15 +3637,16 @@
           </w:tcPr>
           <w:p>
             <w:pPr>
-              <w:spacing w:after="0" w:before="0" w:line="300"/>
-              <w:jc w:val="left"/>
-            </w:pPr>
-            <w:r>
-              <w:rPr>
-                <w:b w:val="false"/>
-                <w:bCs w:val="false"/>
-                <w:sz w:val="19"/>
-                <w:szCs w:val="19"/>
+              <w:spacing w:before="0" w:after="0" w:line="300"/>
+              <w:jc w:val="left"/>
+            </w:pPr>
+            <w:r>
+              <w:rPr>
+                <w:b w:val="false"/>
+                <w:bCs w:val="false"/>
+                <w:sz w:val="19"/>
+                <w:szCs w:val="19"/>
+                <w:rFonts w:ascii="맑은 고딕" w:cs="맑은 고딕" w:eastAsia="맑은 고딕" w:hAnsi="맑은 고딕"/>
               </w:rPr>
               <w:t xml:space="preserve">☐</w:t>
             </w:r>
@@ -3374,15 +3676,16 @@
           </w:tcPr>
           <w:p>
             <w:pPr>
-              <w:spacing w:after="0" w:before="0" w:line="300"/>
-              <w:jc w:val="left"/>
-            </w:pPr>
-            <w:r>
-              <w:rPr>
-                <w:b w:val="false"/>
-                <w:bCs w:val="false"/>
-                <w:sz w:val="19"/>
-                <w:szCs w:val="19"/>
+              <w:spacing w:before="0" w:after="0" w:line="300"/>
+              <w:jc w:val="left"/>
+            </w:pPr>
+            <w:r>
+              <w:rPr>
+                <w:b w:val="false"/>
+                <w:bCs w:val="false"/>
+                <w:sz w:val="19"/>
+                <w:szCs w:val="19"/>
+                <w:rFonts w:ascii="맑은 고딕" w:cs="맑은 고딕" w:eastAsia="맑은 고딕" w:hAnsi="맑은 고딕"/>
               </w:rPr>
               <w:t xml:space="preserve">GitHub 저장소</w:t>
             </w:r>
@@ -3407,15 +3710,16 @@
           </w:tcPr>
           <w:p>
             <w:pPr>
-              <w:spacing w:after="0" w:before="0" w:line="300"/>
-              <w:jc w:val="left"/>
-            </w:pPr>
-            <w:r>
-              <w:rPr>
-                <w:b w:val="false"/>
-                <w:bCs w:val="false"/>
-                <w:sz w:val="19"/>
-                <w:szCs w:val="19"/>
+              <w:spacing w:before="0" w:after="0" w:line="300"/>
+              <w:jc w:val="left"/>
+            </w:pPr>
+            <w:r>
+              <w:rPr>
+                <w:b w:val="false"/>
+                <w:bCs w:val="false"/>
+                <w:sz w:val="19"/>
+                <w:szCs w:val="19"/>
+                <w:rFonts w:ascii="맑은 고딕" w:cs="맑은 고딕" w:eastAsia="맑은 고딕" w:hAnsi="맑은 고딕"/>
               </w:rPr>
               <w:t xml:space="preserve">조직(Organization) 생성 후 저장소 이전</w:t>
             </w:r>
@@ -3440,15 +3744,16 @@
           </w:tcPr>
           <w:p>
             <w:pPr>
-              <w:spacing w:after="0" w:before="0" w:line="300"/>
-              <w:jc w:val="left"/>
-            </w:pPr>
-            <w:r>
-              <w:rPr>
-                <w:b w:val="false"/>
-                <w:bCs w:val="false"/>
-                <w:sz w:val="19"/>
-                <w:szCs w:val="19"/>
+              <w:spacing w:before="0" w:after="0" w:line="300"/>
+              <w:jc w:val="left"/>
+            </w:pPr>
+            <w:r>
+              <w:rPr>
+                <w:b w:val="false"/>
+                <w:bCs w:val="false"/>
+                <w:sz w:val="19"/>
+                <w:szCs w:val="19"/>
+                <w:rFonts w:ascii="맑은 고딕" w:cs="맑은 고딕" w:eastAsia="맑은 고딕" w:hAnsi="맑은 고딕"/>
               </w:rPr>
               <w:t xml:space="preserve">☐</w:t>
             </w:r>
@@ -3478,15 +3783,16 @@
           </w:tcPr>
           <w:p>
             <w:pPr>
-              <w:spacing w:after="0" w:before="0" w:line="300"/>
-              <w:jc w:val="left"/>
-            </w:pPr>
-            <w:r>
-              <w:rPr>
-                <w:b w:val="false"/>
-                <w:bCs w:val="false"/>
-                <w:sz w:val="19"/>
-                <w:szCs w:val="19"/>
+              <w:spacing w:before="0" w:after="0" w:line="300"/>
+              <w:jc w:val="left"/>
+            </w:pPr>
+            <w:r>
+              <w:rPr>
+                <w:b w:val="false"/>
+                <w:bCs w:val="false"/>
+                <w:sz w:val="19"/>
+                <w:szCs w:val="19"/>
+                <w:rFonts w:ascii="맑은 고딕" w:cs="맑은 고딕" w:eastAsia="맑은 고딕" w:hAnsi="맑은 고딕"/>
               </w:rPr>
               <w:t xml:space="preserve">OpenAI API 계정</w:t>
             </w:r>
@@ -3511,15 +3817,16 @@
           </w:tcPr>
           <w:p>
             <w:pPr>
-              <w:spacing w:after="0" w:before="0" w:line="300"/>
-              <w:jc w:val="left"/>
-            </w:pPr>
-            <w:r>
-              <w:rPr>
-                <w:b w:val="false"/>
-                <w:bCs w:val="false"/>
-                <w:sz w:val="19"/>
-                <w:szCs w:val="19"/>
+              <w:spacing w:before="0" w:after="0" w:line="300"/>
+              <w:jc w:val="left"/>
+            </w:pPr>
+            <w:r>
+              <w:rPr>
+                <w:b w:val="false"/>
+                <w:bCs w:val="false"/>
+                <w:sz w:val="19"/>
+                <w:szCs w:val="19"/>
+                <w:rFonts w:ascii="맑은 고딕" w:cs="맑은 고딕" w:eastAsia="맑은 고딕" w:hAnsi="맑은 고딕"/>
               </w:rPr>
               <w:t xml:space="preserve">조직 정보·결제 수단을 법인으로 변경</w:t>
             </w:r>
@@ -3544,15 +3851,16 @@
           </w:tcPr>
           <w:p>
             <w:pPr>
-              <w:spacing w:after="0" w:before="0" w:line="300"/>
-              <w:jc w:val="left"/>
-            </w:pPr>
-            <w:r>
-              <w:rPr>
-                <w:b w:val="false"/>
-                <w:bCs w:val="false"/>
-                <w:sz w:val="19"/>
-                <w:szCs w:val="19"/>
+              <w:spacing w:before="0" w:after="0" w:line="300"/>
+              <w:jc w:val="left"/>
+            </w:pPr>
+            <w:r>
+              <w:rPr>
+                <w:b w:val="false"/>
+                <w:bCs w:val="false"/>
+                <w:sz w:val="19"/>
+                <w:szCs w:val="19"/>
+                <w:rFonts w:ascii="맑은 고딕" w:cs="맑은 고딕" w:eastAsia="맑은 고딕" w:hAnsi="맑은 고딕"/>
               </w:rPr>
               <w:t xml:space="preserve">☐</w:t>
             </w:r>
@@ -3582,15 +3890,16 @@
           </w:tcPr>
           <w:p>
             <w:pPr>
-              <w:spacing w:after="0" w:before="0" w:line="300"/>
-              <w:jc w:val="left"/>
-            </w:pPr>
-            <w:r>
-              <w:rPr>
-                <w:b w:val="false"/>
-                <w:bCs w:val="false"/>
-                <w:sz w:val="19"/>
-                <w:szCs w:val="19"/>
+              <w:spacing w:before="0" w:after="0" w:line="300"/>
+              <w:jc w:val="left"/>
+            </w:pPr>
+            <w:r>
+              <w:rPr>
+                <w:b w:val="false"/>
+                <w:bCs w:val="false"/>
+                <w:sz w:val="19"/>
+                <w:szCs w:val="19"/>
+                <w:rFonts w:ascii="맑은 고딕" w:cs="맑은 고딕" w:eastAsia="맑은 고딕" w:hAnsi="맑은 고딕"/>
               </w:rPr>
               <w:t xml:space="preserve">토스페이먼츠 가맹</w:t>
             </w:r>
@@ -3615,15 +3924,16 @@
           </w:tcPr>
           <w:p>
             <w:pPr>
-              <w:spacing w:after="0" w:before="0" w:line="300"/>
-              <w:jc w:val="left"/>
-            </w:pPr>
-            <w:r>
-              <w:rPr>
-                <w:b w:val="false"/>
-                <w:bCs w:val="false"/>
-                <w:sz w:val="19"/>
-                <w:szCs w:val="19"/>
+              <w:spacing w:before="0" w:after="0" w:line="300"/>
+              <w:jc w:val="left"/>
+            </w:pPr>
+            <w:r>
+              <w:rPr>
+                <w:b w:val="false"/>
+                <w:bCs w:val="false"/>
+                <w:sz w:val="19"/>
+                <w:szCs w:val="19"/>
+                <w:rFonts w:ascii="맑은 고딕" w:cs="맑은 고딕" w:eastAsia="맑은 고딕" w:hAnsi="맑은 고딕"/>
               </w:rPr>
               <w:t xml:space="preserve">사업자 변경 필요 — 새 계약·심사 필요할 수 있음</w:t>
             </w:r>
@@ -3648,15 +3958,16 @@
           </w:tcPr>
           <w:p>
             <w:pPr>
-              <w:spacing w:after="0" w:before="0" w:line="300"/>
-              <w:jc w:val="left"/>
-            </w:pPr>
-            <w:r>
-              <w:rPr>
-                <w:b w:val="false"/>
-                <w:bCs w:val="false"/>
-                <w:sz w:val="19"/>
-                <w:szCs w:val="19"/>
+              <w:spacing w:before="0" w:after="0" w:line="300"/>
+              <w:jc w:val="left"/>
+            </w:pPr>
+            <w:r>
+              <w:rPr>
+                <w:b w:val="false"/>
+                <w:bCs w:val="false"/>
+                <w:sz w:val="19"/>
+                <w:szCs w:val="19"/>
+                <w:rFonts w:ascii="맑은 고딕" w:cs="맑은 고딕" w:eastAsia="맑은 고딕" w:hAnsi="맑은 고딕"/>
               </w:rPr>
               <w:t xml:space="preserve">☐</w:t>
             </w:r>
@@ -3686,15 +3997,16 @@
           </w:tcPr>
           <w:p>
             <w:pPr>
-              <w:spacing w:after="0" w:before="0" w:line="300"/>
-              <w:jc w:val="left"/>
-            </w:pPr>
-            <w:r>
-              <w:rPr>
-                <w:b w:val="false"/>
-                <w:bCs w:val="false"/>
-                <w:sz w:val="19"/>
-                <w:szCs w:val="19"/>
+              <w:spacing w:before="0" w:after="0" w:line="300"/>
+              <w:jc w:val="left"/>
+            </w:pPr>
+            <w:r>
+              <w:rPr>
+                <w:b w:val="false"/>
+                <w:bCs w:val="false"/>
+                <w:sz w:val="19"/>
+                <w:szCs w:val="19"/>
+                <w:rFonts w:ascii="맑은 고딕" w:cs="맑은 고딕" w:eastAsia="맑은 고딕" w:hAnsi="맑은 고딕"/>
               </w:rPr>
               <w:t xml:space="preserve">Resend(이메일 발송)</w:t>
             </w:r>
@@ -3719,15 +4031,16 @@
           </w:tcPr>
           <w:p>
             <w:pPr>
-              <w:spacing w:after="0" w:before="0" w:line="300"/>
-              <w:jc w:val="left"/>
-            </w:pPr>
-            <w:r>
-              <w:rPr>
-                <w:b w:val="false"/>
-                <w:bCs w:val="false"/>
-                <w:sz w:val="19"/>
-                <w:szCs w:val="19"/>
+              <w:spacing w:before="0" w:after="0" w:line="300"/>
+              <w:jc w:val="left"/>
+            </w:pPr>
+            <w:r>
+              <w:rPr>
+                <w:b w:val="false"/>
+                <w:bCs w:val="false"/>
+                <w:sz w:val="19"/>
+                <w:szCs w:val="19"/>
+                <w:rFonts w:ascii="맑은 고딕" w:cs="맑은 고딕" w:eastAsia="맑은 고딕" w:hAnsi="맑은 고딕"/>
               </w:rPr>
               <w:t xml:space="preserve">계정 소유자·결제 정보 변경, 발송 도메인 확인 유지</w:t>
             </w:r>
@@ -3752,15 +4065,16 @@
           </w:tcPr>
           <w:p>
             <w:pPr>
-              <w:spacing w:after="0" w:before="0" w:line="300"/>
-              <w:jc w:val="left"/>
-            </w:pPr>
-            <w:r>
-              <w:rPr>
-                <w:b w:val="false"/>
-                <w:bCs w:val="false"/>
-                <w:sz w:val="19"/>
-                <w:szCs w:val="19"/>
+              <w:spacing w:before="0" w:after="0" w:line="300"/>
+              <w:jc w:val="left"/>
+            </w:pPr>
+            <w:r>
+              <w:rPr>
+                <w:b w:val="false"/>
+                <w:bCs w:val="false"/>
+                <w:sz w:val="19"/>
+                <w:szCs w:val="19"/>
+                <w:rFonts w:ascii="맑은 고딕" w:cs="맑은 고딕" w:eastAsia="맑은 고딕" w:hAnsi="맑은 고딕"/>
               </w:rPr>
               <w:t xml:space="preserve">☐</w:t>
             </w:r>
@@ -3790,15 +4104,16 @@
           </w:tcPr>
           <w:p>
             <w:pPr>
-              <w:spacing w:after="0" w:before="0" w:line="300"/>
-              <w:jc w:val="left"/>
-            </w:pPr>
-            <w:r>
-              <w:rPr>
-                <w:b w:val="false"/>
-                <w:bCs w:val="false"/>
-                <w:sz w:val="19"/>
-                <w:szCs w:val="19"/>
+              <w:spacing w:before="0" w:after="0" w:line="300"/>
+              <w:jc w:val="left"/>
+            </w:pPr>
+            <w:r>
+              <w:rPr>
+                <w:b w:val="false"/>
+                <w:bCs w:val="false"/>
+                <w:sz w:val="19"/>
+                <w:szCs w:val="19"/>
+                <w:rFonts w:ascii="맑은 고딕" w:cs="맑은 고딕" w:eastAsia="맑은 고딕" w:hAnsi="맑은 고딕"/>
               </w:rPr>
               <w:t xml:space="preserve">구글 플레이 개발자 계정</w:t>
             </w:r>
@@ -3823,15 +4138,16 @@
           </w:tcPr>
           <w:p>
             <w:pPr>
-              <w:spacing w:after="0" w:before="0" w:line="300"/>
-              <w:jc w:val="left"/>
-            </w:pPr>
-            <w:r>
-              <w:rPr>
-                <w:b w:val="false"/>
-                <w:bCs w:val="false"/>
-                <w:sz w:val="19"/>
-                <w:szCs w:val="19"/>
+              <w:spacing w:before="0" w:after="0" w:line="300"/>
+              <w:jc w:val="left"/>
+            </w:pPr>
+            <w:r>
+              <w:rPr>
+                <w:b w:val="false"/>
+                <w:bCs w:val="false"/>
+                <w:sz w:val="19"/>
+                <w:szCs w:val="19"/>
+                <w:rFonts w:ascii="맑은 고딕" w:cs="맑은 고딕" w:eastAsia="맑은 고딕" w:hAnsi="맑은 고딕"/>
               </w:rPr>
               <w:t xml:space="preserve">조직 계정으로 전환 또는 앱 이전 — D-U-N-S 번호 필요할 수 있음</w:t>
             </w:r>
@@ -3856,15 +4172,16 @@
           </w:tcPr>
           <w:p>
             <w:pPr>
-              <w:spacing w:after="0" w:before="0" w:line="300"/>
-              <w:jc w:val="left"/>
-            </w:pPr>
-            <w:r>
-              <w:rPr>
-                <w:b w:val="false"/>
-                <w:bCs w:val="false"/>
-                <w:sz w:val="19"/>
-                <w:szCs w:val="19"/>
+              <w:spacing w:before="0" w:after="0" w:line="300"/>
+              <w:jc w:val="left"/>
+            </w:pPr>
+            <w:r>
+              <w:rPr>
+                <w:b w:val="false"/>
+                <w:bCs w:val="false"/>
+                <w:sz w:val="19"/>
+                <w:szCs w:val="19"/>
+                <w:rFonts w:ascii="맑은 고딕" w:cs="맑은 고딕" w:eastAsia="맑은 고딕" w:hAnsi="맑은 고딕"/>
               </w:rPr>
               <w:t xml:space="preserve">☐</w:t>
             </w:r>
@@ -3894,15 +4211,16 @@
           </w:tcPr>
           <w:p>
             <w:pPr>
-              <w:spacing w:after="0" w:before="0" w:line="300"/>
-              <w:jc w:val="left"/>
-            </w:pPr>
-            <w:r>
-              <w:rPr>
-                <w:b w:val="false"/>
-                <w:bCs w:val="false"/>
-                <w:sz w:val="19"/>
-                <w:szCs w:val="19"/>
+              <w:spacing w:before="0" w:after="0" w:line="300"/>
+              <w:jc w:val="left"/>
+            </w:pPr>
+            <w:r>
+              <w:rPr>
+                <w:b w:val="false"/>
+                <w:bCs w:val="false"/>
+                <w:sz w:val="19"/>
+                <w:szCs w:val="19"/>
+                <w:rFonts w:ascii="맑은 고딕" w:cs="맑은 고딕" w:eastAsia="맑은 고딕" w:hAnsi="맑은 고딕"/>
               </w:rPr>
               <w:t xml:space="preserve">카카오·네이버·구글 로그인 앱 등록</w:t>
             </w:r>
@@ -3927,15 +4245,16 @@
           </w:tcPr>
           <w:p>
             <w:pPr>
-              <w:spacing w:after="0" w:before="0" w:line="300"/>
-              <w:jc w:val="left"/>
-            </w:pPr>
-            <w:r>
-              <w:rPr>
-                <w:b w:val="false"/>
-                <w:bCs w:val="false"/>
-                <w:sz w:val="19"/>
-                <w:szCs w:val="19"/>
+              <w:spacing w:before="0" w:after="0" w:line="300"/>
+              <w:jc w:val="left"/>
+            </w:pPr>
+            <w:r>
+              <w:rPr>
+                <w:b w:val="false"/>
+                <w:bCs w:val="false"/>
+                <w:sz w:val="19"/>
+                <w:szCs w:val="19"/>
+                <w:rFonts w:ascii="맑은 고딕" w:cs="맑은 고딕" w:eastAsia="맑은 고딕" w:hAnsi="맑은 고딕"/>
               </w:rPr>
               <w:t xml:space="preserve">각 개발자 콘솔의 등록 명의·비즈니스 정보 변경</w:t>
             </w:r>
@@ -3960,15 +4279,16 @@
           </w:tcPr>
           <w:p>
             <w:pPr>
-              <w:spacing w:after="0" w:before="0" w:line="300"/>
-              <w:jc w:val="left"/>
-            </w:pPr>
-            <w:r>
-              <w:rPr>
-                <w:b w:val="false"/>
-                <w:bCs w:val="false"/>
-                <w:sz w:val="19"/>
-                <w:szCs w:val="19"/>
+              <w:spacing w:before="0" w:after="0" w:line="300"/>
+              <w:jc w:val="left"/>
+            </w:pPr>
+            <w:r>
+              <w:rPr>
+                <w:b w:val="false"/>
+                <w:bCs w:val="false"/>
+                <w:sz w:val="19"/>
+                <w:szCs w:val="19"/>
+                <w:rFonts w:ascii="맑은 고딕" w:cs="맑은 고딕" w:eastAsia="맑은 고딕" w:hAnsi="맑은 고딕"/>
               </w:rPr>
               <w:t xml:space="preserve">☐</w:t>
             </w:r>
@@ -3998,15 +4318,16 @@
           </w:tcPr>
           <w:p>
             <w:pPr>
-              <w:spacing w:after="0" w:before="0" w:line="300"/>
-              <w:jc w:val="left"/>
-            </w:pPr>
-            <w:r>
-              <w:rPr>
-                <w:b w:val="false"/>
-                <w:bCs w:val="false"/>
-                <w:sz w:val="19"/>
-                <w:szCs w:val="19"/>
+              <w:spacing w:before="0" w:after="0" w:line="300"/>
+              <w:jc w:val="left"/>
+            </w:pPr>
+            <w:r>
+              <w:rPr>
+                <w:b w:val="false"/>
+                <w:bCs w:val="false"/>
+                <w:sz w:val="19"/>
+                <w:szCs w:val="19"/>
+                <w:rFonts w:ascii="맑은 고딕" w:cs="맑은 고딕" w:eastAsia="맑은 고딕" w:hAnsi="맑은 고딕"/>
               </w:rPr>
               <w:t xml:space="preserve">공공데이터포털 인증키</w:t>
             </w:r>
@@ -4031,15 +4352,16 @@
           </w:tcPr>
           <w:p>
             <w:pPr>
-              <w:spacing w:after="0" w:before="0" w:line="300"/>
-              <w:jc w:val="left"/>
-            </w:pPr>
-            <w:r>
-              <w:rPr>
-                <w:b w:val="false"/>
-                <w:bCs w:val="false"/>
-                <w:sz w:val="19"/>
-                <w:szCs w:val="19"/>
+              <w:spacing w:before="0" w:after="0" w:line="300"/>
+              <w:jc w:val="left"/>
+            </w:pPr>
+            <w:r>
+              <w:rPr>
+                <w:b w:val="false"/>
+                <w:bCs w:val="false"/>
+                <w:sz w:val="19"/>
+                <w:szCs w:val="19"/>
+                <w:rFonts w:ascii="맑은 고딕" w:cs="맑은 고딕" w:eastAsia="맑은 고딕" w:hAnsi="맑은 고딕"/>
               </w:rPr>
               <w:t xml:space="preserve">법인 명의로 재신청 또는 명의 변경 가능 여부 확인</w:t>
             </w:r>
@@ -4064,15 +4386,16 @@
           </w:tcPr>
           <w:p>
             <w:pPr>
-              <w:spacing w:after="0" w:before="0" w:line="300"/>
-              <w:jc w:val="left"/>
-            </w:pPr>
-            <w:r>
-              <w:rPr>
-                <w:b w:val="false"/>
-                <w:bCs w:val="false"/>
-                <w:sz w:val="19"/>
-                <w:szCs w:val="19"/>
+              <w:spacing w:before="0" w:after="0" w:line="300"/>
+              <w:jc w:val="left"/>
+            </w:pPr>
+            <w:r>
+              <w:rPr>
+                <w:b w:val="false"/>
+                <w:bCs w:val="false"/>
+                <w:sz w:val="19"/>
+                <w:szCs w:val="19"/>
+                <w:rFonts w:ascii="맑은 고딕" w:cs="맑은 고딕" w:eastAsia="맑은 고딕" w:hAnsi="맑은 고딕"/>
               </w:rPr>
               <w:t xml:space="preserve">☐</w:t>
             </w:r>
@@ -4102,15 +4425,16 @@
           </w:tcPr>
           <w:p>
             <w:pPr>
-              <w:spacing w:after="0" w:before="0" w:line="300"/>
-              <w:jc w:val="left"/>
-            </w:pPr>
-            <w:r>
-              <w:rPr>
-                <w:b w:val="false"/>
-                <w:bCs w:val="false"/>
-                <w:sz w:val="19"/>
-                <w:szCs w:val="19"/>
+              <w:spacing w:before="0" w:after="0" w:line="300"/>
+              <w:jc w:val="left"/>
+            </w:pPr>
+            <w:r>
+              <w:rPr>
+                <w:b w:val="false"/>
+                <w:bCs w:val="false"/>
+                <w:sz w:val="19"/>
+                <w:szCs w:val="19"/>
+                <w:rFonts w:ascii="맑은 고딕" w:cs="맑은 고딕" w:eastAsia="맑은 고딕" w:hAnsi="맑은 고딕"/>
               </w:rPr>
               <w:t xml:space="preserve">Firebase 프로젝트</w:t>
             </w:r>
@@ -4135,15 +4459,16 @@
           </w:tcPr>
           <w:p>
             <w:pPr>
-              <w:spacing w:after="0" w:before="0" w:line="300"/>
-              <w:jc w:val="left"/>
-            </w:pPr>
-            <w:r>
-              <w:rPr>
-                <w:b w:val="false"/>
-                <w:bCs w:val="false"/>
-                <w:sz w:val="19"/>
-                <w:szCs w:val="19"/>
+              <w:spacing w:before="0" w:after="0" w:line="300"/>
+              <w:jc w:val="left"/>
+            </w:pPr>
+            <w:r>
+              <w:rPr>
+                <w:b w:val="false"/>
+                <w:bCs w:val="false"/>
+                <w:sz w:val="19"/>
+                <w:szCs w:val="19"/>
+                <w:rFonts w:ascii="맑은 고딕" w:cs="맑은 고딕" w:eastAsia="맑은 고딕" w:hAnsi="맑은 고딕"/>
               </w:rPr>
               <w:t xml:space="preserve">법인 구글 계정을 소유자로 추가 후 개인 계정 권한 정리</w:t>
             </w:r>
@@ -4168,15 +4493,16 @@
           </w:tcPr>
           <w:p>
             <w:pPr>
-              <w:spacing w:after="0" w:before="0" w:line="300"/>
-              <w:jc w:val="left"/>
-            </w:pPr>
-            <w:r>
-              <w:rPr>
-                <w:b w:val="false"/>
-                <w:bCs w:val="false"/>
-                <w:sz w:val="19"/>
-                <w:szCs w:val="19"/>
+              <w:spacing w:before="0" w:after="0" w:line="300"/>
+              <w:jc w:val="left"/>
+            </w:pPr>
+            <w:r>
+              <w:rPr>
+                <w:b w:val="false"/>
+                <w:bCs w:val="false"/>
+                <w:sz w:val="19"/>
+                <w:szCs w:val="19"/>
+                <w:rFonts w:ascii="맑은 고딕" w:cs="맑은 고딕" w:eastAsia="맑은 고딕" w:hAnsi="맑은 고딕"/>
               </w:rPr>
               <w:t xml:space="preserve">☐</w:t>
             </w:r>
@@ -4206,15 +4532,16 @@
           </w:tcPr>
           <w:p>
             <w:pPr>
-              <w:spacing w:after="0" w:before="0" w:line="300"/>
-              <w:jc w:val="left"/>
-            </w:pPr>
-            <w:r>
-              <w:rPr>
-                <w:b w:val="false"/>
-                <w:bCs w:val="false"/>
-                <w:sz w:val="19"/>
-                <w:szCs w:val="19"/>
+              <w:spacing w:before="0" w:after="0" w:line="300"/>
+              <w:jc w:val="left"/>
+            </w:pPr>
+            <w:r>
+              <w:rPr>
+                <w:b w:val="false"/>
+                <w:bCs w:val="false"/>
+                <w:sz w:val="19"/>
+                <w:szCs w:val="19"/>
+                <w:rFonts w:ascii="맑은 고딕" w:cs="맑은 고딕" w:eastAsia="맑은 고딕" w:hAnsi="맑은 고딕"/>
               </w:rPr>
               <w:t xml:space="preserve">이메일 help@neurumind.com</w:t>
             </w:r>
@@ -4239,15 +4566,16 @@
           </w:tcPr>
           <w:p>
             <w:pPr>
-              <w:spacing w:after="0" w:before="0" w:line="300"/>
-              <w:jc w:val="left"/>
-            </w:pPr>
-            <w:r>
-              <w:rPr>
-                <w:b w:val="false"/>
-                <w:bCs w:val="false"/>
-                <w:sz w:val="19"/>
-                <w:szCs w:val="19"/>
+              <w:spacing w:before="0" w:after="0" w:line="300"/>
+              <w:jc w:val="left"/>
+            </w:pPr>
+            <w:r>
+              <w:rPr>
+                <w:b w:val="false"/>
+                <w:bCs w:val="false"/>
+                <w:sz w:val="19"/>
+                <w:szCs w:val="19"/>
+                <w:rFonts w:ascii="맑은 고딕" w:cs="맑은 고딕" w:eastAsia="맑은 고딕" w:hAnsi="맑은 고딕"/>
               </w:rPr>
               <w:t xml:space="preserve">메일 계정·관리자 권한을 법인 계정으로</w:t>
             </w:r>
@@ -4272,15 +4600,16 @@
           </w:tcPr>
           <w:p>
             <w:pPr>
-              <w:spacing w:after="0" w:before="0" w:line="300"/>
-              <w:jc w:val="left"/>
-            </w:pPr>
-            <w:r>
-              <w:rPr>
-                <w:b w:val="false"/>
-                <w:bCs w:val="false"/>
-                <w:sz w:val="19"/>
-                <w:szCs w:val="19"/>
+              <w:spacing w:before="0" w:after="0" w:line="300"/>
+              <w:jc w:val="left"/>
+            </w:pPr>
+            <w:r>
+              <w:rPr>
+                <w:b w:val="false"/>
+                <w:bCs w:val="false"/>
+                <w:sz w:val="19"/>
+                <w:szCs w:val="19"/>
+                <w:rFonts w:ascii="맑은 고딕" w:cs="맑은 고딕" w:eastAsia="맑은 고딕" w:hAnsi="맑은 고딕"/>
               </w:rPr>
               <w:t xml:space="preserve">☐</w:t>
             </w:r>
@@ -4310,15 +4639,16 @@
           </w:tcPr>
           <w:p>
             <w:pPr>
-              <w:spacing w:after="0" w:before="0" w:line="300"/>
-              <w:jc w:val="left"/>
-            </w:pPr>
-            <w:r>
-              <w:rPr>
-                <w:b w:val="false"/>
-                <w:bCs w:val="false"/>
-                <w:sz w:val="19"/>
-                <w:szCs w:val="19"/>
+              <w:spacing w:before="0" w:after="0" w:line="300"/>
+              <w:jc w:val="left"/>
+            </w:pPr>
+            <w:r>
+              <w:rPr>
+                <w:b w:val="false"/>
+                <w:bCs w:val="false"/>
+                <w:sz w:val="19"/>
+                <w:szCs w:val="19"/>
+                <w:rFonts w:ascii="맑은 고딕" w:cs="맑은 고딕" w:eastAsia="맑은 고딕" w:hAnsi="맑은 고딕"/>
               </w:rPr>
               <w:t xml:space="preserve">상표 ‘마인드 인사이드’, ‘느루’</w:t>
             </w:r>
@@ -4343,15 +4673,16 @@
           </w:tcPr>
           <w:p>
             <w:pPr>
-              <w:spacing w:after="0" w:before="0" w:line="300"/>
-              <w:jc w:val="left"/>
-            </w:pPr>
-            <w:r>
-              <w:rPr>
-                <w:b w:val="false"/>
-                <w:bCs w:val="false"/>
-                <w:sz w:val="19"/>
-                <w:szCs w:val="19"/>
+              <w:spacing w:before="0" w:after="0" w:line="300"/>
+              <w:jc w:val="left"/>
+            </w:pPr>
+            <w:r>
+              <w:rPr>
+                <w:b w:val="false"/>
+                <w:bCs w:val="false"/>
+                <w:sz w:val="19"/>
+                <w:szCs w:val="19"/>
+                <w:rFonts w:ascii="맑은 고딕" w:cs="맑은 고딕" w:eastAsia="맑은 고딕" w:hAnsi="맑은 고딕"/>
               </w:rPr>
               <w:t xml:space="preserve">상표 검색 후 법인 명의로 출원 권장(지정상품·서비스업 선택은 변리사 상담)</w:t>
             </w:r>
@@ -4376,15 +4707,16 @@
           </w:tcPr>
           <w:p>
             <w:pPr>
-              <w:spacing w:after="0" w:before="0" w:line="300"/>
-              <w:jc w:val="left"/>
-            </w:pPr>
-            <w:r>
-              <w:rPr>
-                <w:b w:val="false"/>
-                <w:bCs w:val="false"/>
-                <w:sz w:val="19"/>
-                <w:szCs w:val="19"/>
+              <w:spacing w:before="0" w:after="0" w:line="300"/>
+              <w:jc w:val="left"/>
+            </w:pPr>
+            <w:r>
+              <w:rPr>
+                <w:b w:val="false"/>
+                <w:bCs w:val="false"/>
+                <w:sz w:val="19"/>
+                <w:szCs w:val="19"/>
+                <w:rFonts w:ascii="맑은 고딕" w:cs="맑은 고딕" w:eastAsia="맑은 고딕" w:hAnsi="맑은 고딕"/>
               </w:rPr>
               <w:t xml:space="preserve">☐</w:t>
             </w:r>
@@ -4394,32 +4726,37 @@
     </w:tbl>
     <w:p>
       <w:pPr>
-        <w:spacing w:after="120" w:before="0"/>
+        <w:spacing w:before="0" w:after="120"/>
       </w:pPr>
     </w:p>
     <w:p>
       <w:pPr>
         <w:pBdr>
-          <w:left w:val="single" w:color="E08A00" w:sz="18" w:space="6"/>
+          <w:left w:val="single" w:color="9a9a9a" w:sz="12" w:space="8"/>
         </w:pBdr>
-        <w:shd w:fill="F2F2F2" w:color="auto" w:val="clear"/>
-        <w:ind w:left="360"/>
+        <w:shd w:fill="EFEFEF" w:color="auto" w:val="clear"/>
+        <w:spacing w:before="60" w:after="140" w:line="300"/>
+        <w:ind w:left="240"/>
       </w:pPr>
       <w:r>
         <w:rPr>
           <w:b/>
           <w:bCs/>
-          <w:color w:val="B36B00"/>
+          <w:color w:val="555555"/>
           <w:sz w:val="18"/>
           <w:szCs w:val="18"/>
-        </w:rPr>
-        <w:t xml:space="preserve">검토 메모  </w:t>
-      </w:r>
-      <w:r>
-        <w:rPr>
-          <w:color w:val="444444"/>
+          <w:rFonts w:ascii="맑은 고딕" w:cs="맑은 고딕" w:eastAsia="맑은 고딕" w:hAnsi="맑은 고딕"/>
+        </w:rPr>
+        <w:t xml:space="preserve">검토 메모 — </w:t>
+      </w:r>
+      <w:r>
+        <w:rPr>
+          <w:b w:val="false"/>
+          <w:bCs w:val="false"/>
+          <w:color w:val="555555"/>
           <w:sz w:val="18"/>
           <w:szCs w:val="18"/>
+          <w:rFonts w:ascii="맑은 고딕" w:cs="맑은 고딕" w:eastAsia="맑은 고딕" w:hAnsi="맑은 고딕"/>
         </w:rPr>
         <w:t xml:space="preserve">명의를 바꿀 때 API 키·웹훅 비밀값이 바뀌는 서비스가 있습니다. 바뀐 값은 운영 환경 설정에도 반영해야 합니다.</w:t>
       </w:r>
@@ -4428,8 +4765,17 @@
       <w:pPr>
         <w:pStyle w:val="Heading1"/>
         <w:keepNext/>
-      </w:pPr>
-      <w:r>
+        <w:spacing w:before="320" w:after="120"/>
+      </w:pPr>
+      <w:r>
+        <w:rPr>
+          <w:b/>
+          <w:bCs/>
+          <w:color w:val="222222"/>
+          <w:sz w:val="26"/>
+          <w:szCs w:val="26"/>
+          <w:rFonts w:ascii="맑은 고딕" w:cs="맑은 고딕" w:eastAsia="맑은 고딕" w:hAnsi="맑은 고딕"/>
+        </w:rPr>
         <w:t xml:space="preserve">D. 보험</w:t>
       </w:r>
     </w:p>
@@ -4437,8 +4783,17 @@
       <w:pPr>
         <w:pStyle w:val="Heading2"/>
         <w:keepNext/>
-      </w:pPr>
-      <w:r>
+        <w:spacing w:before="240" w:after="100"/>
+      </w:pPr>
+      <w:r>
+        <w:rPr>
+          <w:b/>
+          <w:bCs/>
+          <w:color w:val="222222"/>
+          <w:sz w:val="23"/>
+          <w:szCs w:val="23"/>
+          <w:rFonts w:ascii="맑은 고딕" w:cs="맑은 고딕" w:eastAsia="맑은 고딕" w:hAnsi="맑은 고딕"/>
+        </w:rPr>
         <w:t xml:space="preserve">D-1. 검토할 보험</w:t>
       </w:r>
     </w:p>
@@ -4449,16 +4804,26 @@
           <w:ilvl w:val="0"/>
           <w:numId w:val="3"/>
         </w:numPr>
-        <w:spacing w:after="40"/>
+        <w:spacing w:after="40" w:line="300"/>
       </w:pPr>
       <w:r>
         <w:rPr>
           <w:b/>
           <w:bCs/>
+          <w:sz w:val="20"/>
+          <w:szCs w:val="20"/>
+          <w:rFonts w:ascii="맑은 고딕" w:cs="맑은 고딕" w:eastAsia="맑은 고딕" w:hAnsi="맑은 고딕"/>
         </w:rPr>
         <w:t xml:space="preserve">사이버보험</w:t>
       </w:r>
       <w:r>
+        <w:rPr>
+          <w:b w:val="false"/>
+          <w:bCs w:val="false"/>
+          <w:sz w:val="20"/>
+          <w:szCs w:val="20"/>
+          <w:rFonts w:ascii="맑은 고딕" w:cs="맑은 고딕" w:eastAsia="맑은 고딕" w:hAnsi="맑은 고딕"/>
+        </w:rPr>
         <w:t xml:space="preserve"> — 해킹·개인정보 유출이 생겼을 때 조사·복구·통지 비용과 배상을 보장.</w:t>
       </w:r>
     </w:p>
@@ -4469,16 +4834,26 @@
           <w:ilvl w:val="0"/>
           <w:numId w:val="3"/>
         </w:numPr>
-        <w:spacing w:after="40"/>
+        <w:spacing w:after="40" w:line="300"/>
       </w:pPr>
       <w:r>
         <w:rPr>
           <w:b/>
           <w:bCs/>
+          <w:sz w:val="20"/>
+          <w:szCs w:val="20"/>
+          <w:rFonts w:ascii="맑은 고딕" w:cs="맑은 고딕" w:eastAsia="맑은 고딕" w:hAnsi="맑은 고딕"/>
         </w:rPr>
         <w:t xml:space="preserve">개인정보보호배상책임보험</w:t>
       </w:r>
       <w:r>
+        <w:rPr>
+          <w:b w:val="false"/>
+          <w:bCs w:val="false"/>
+          <w:sz w:val="20"/>
+          <w:szCs w:val="20"/>
+          <w:rFonts w:ascii="맑은 고딕" w:cs="맑은 고딕" w:eastAsia="맑은 고딕" w:hAnsi="맑은 고딕"/>
+        </w:rPr>
         <w:t xml:space="preserve"> — 개인정보 보호법은 일정 기준 이상 사업자에게 손해배상책임 보장(보험 가입 등)을 요구합니다. 대상은 매출액·정보주체 수 기준으로 정해지며, 구체적 기준은 법령 확인 필요.</w:t>
       </w:r>
     </w:p>
@@ -4489,16 +4864,26 @@
           <w:ilvl w:val="0"/>
           <w:numId w:val="3"/>
         </w:numPr>
-        <w:spacing w:after="40"/>
+        <w:spacing w:after="40" w:line="300"/>
       </w:pPr>
       <w:r>
         <w:rPr>
           <w:b/>
           <w:bCs/>
+          <w:sz w:val="20"/>
+          <w:szCs w:val="20"/>
+          <w:rFonts w:ascii="맑은 고딕" w:cs="맑은 고딕" w:eastAsia="맑은 고딕" w:hAnsi="맑은 고딕"/>
         </w:rPr>
         <w:t xml:space="preserve">전문인·영업배상책임보험</w:t>
       </w:r>
       <w:r>
+        <w:rPr>
+          <w:b w:val="false"/>
+          <w:bCs w:val="false"/>
+          <w:sz w:val="20"/>
+          <w:szCs w:val="20"/>
+          <w:rFonts w:ascii="맑은 고딕" w:cs="맑은 고딕" w:eastAsia="맑은 고딕" w:hAnsi="맑은 고딕"/>
+        </w:rPr>
         <w:t xml:space="preserve"> — 서비스 하자(오류, 알림 누락 등)로 제3자에게 생긴 손해를 보장.</w:t>
       </w:r>
     </w:p>
@@ -4545,7 +4930,7 @@
           </w:tcPr>
           <w:p>
             <w:pPr>
-              <w:spacing w:after="0" w:before="0" w:line="300"/>
+              <w:spacing w:before="0" w:after="0" w:line="300"/>
               <w:jc w:val="center"/>
             </w:pPr>
             <w:r>
@@ -4554,6 +4939,7 @@
                 <w:bCs/>
                 <w:sz w:val="19"/>
                 <w:szCs w:val="19"/>
+                <w:rFonts w:ascii="맑은 고딕" w:cs="맑은 고딕" w:eastAsia="맑은 고딕" w:hAnsi="맑은 고딕"/>
               </w:rPr>
               <w:t xml:space="preserve">보험 종류</w:t>
             </w:r>
@@ -4579,7 +4965,7 @@
           </w:tcPr>
           <w:p>
             <w:pPr>
-              <w:spacing w:after="0" w:before="0" w:line="300"/>
+              <w:spacing w:before="0" w:after="0" w:line="300"/>
               <w:jc w:val="center"/>
             </w:pPr>
             <w:r>
@@ -4588,6 +4974,7 @@
                 <w:bCs/>
                 <w:sz w:val="19"/>
                 <w:szCs w:val="19"/>
+                <w:rFonts w:ascii="맑은 고딕" w:cs="맑은 고딕" w:eastAsia="맑은 고딕" w:hAnsi="맑은 고딕"/>
               </w:rPr>
               <w:t xml:space="preserve">대비하는 사고</w:t>
             </w:r>
@@ -4613,7 +5000,7 @@
           </w:tcPr>
           <w:p>
             <w:pPr>
-              <w:spacing w:after="0" w:before="0" w:line="300"/>
+              <w:spacing w:before="0" w:after="0" w:line="300"/>
               <w:jc w:val="center"/>
             </w:pPr>
             <w:r>
@@ -4622,6 +5009,7 @@
                 <w:bCs/>
                 <w:sz w:val="19"/>
                 <w:szCs w:val="19"/>
+                <w:rFonts w:ascii="맑은 고딕" w:cs="맑은 고딕" w:eastAsia="맑은 고딕" w:hAnsi="맑은 고딕"/>
               </w:rPr>
               <w:t xml:space="preserve">누가 가입</w:t>
             </w:r>
@@ -4647,7 +5035,7 @@
           </w:tcPr>
           <w:p>
             <w:pPr>
-              <w:spacing w:after="0" w:before="0" w:line="300"/>
+              <w:spacing w:before="0" w:after="0" w:line="300"/>
               <w:jc w:val="center"/>
             </w:pPr>
             <w:r>
@@ -4656,6 +5044,7 @@
                 <w:bCs/>
                 <w:sz w:val="19"/>
                 <w:szCs w:val="19"/>
+                <w:rFonts w:ascii="맑은 고딕" w:cs="맑은 고딕" w:eastAsia="맑은 고딕" w:hAnsi="맑은 고딕"/>
               </w:rPr>
               <w:t xml:space="preserve">가입 시 준비할 자료</w:t>
             </w:r>
@@ -4685,15 +5074,16 @@
           </w:tcPr>
           <w:p>
             <w:pPr>
-              <w:spacing w:after="0" w:before="0" w:line="300"/>
-              <w:jc w:val="left"/>
-            </w:pPr>
-            <w:r>
-              <w:rPr>
-                <w:b w:val="false"/>
-                <w:bCs w:val="false"/>
-                <w:sz w:val="19"/>
-                <w:szCs w:val="19"/>
+              <w:spacing w:before="0" w:after="0" w:line="300"/>
+              <w:jc w:val="left"/>
+            </w:pPr>
+            <w:r>
+              <w:rPr>
+                <w:b w:val="false"/>
+                <w:bCs w:val="false"/>
+                <w:sz w:val="19"/>
+                <w:szCs w:val="19"/>
+                <w:rFonts w:ascii="맑은 고딕" w:cs="맑은 고딕" w:eastAsia="맑은 고딕" w:hAnsi="맑은 고딕"/>
               </w:rPr>
               <w:t xml:space="preserve">사이버보험</w:t>
             </w:r>
@@ -4718,15 +5108,16 @@
           </w:tcPr>
           <w:p>
             <w:pPr>
-              <w:spacing w:after="0" w:before="0" w:line="300"/>
-              <w:jc w:val="left"/>
-            </w:pPr>
-            <w:r>
-              <w:rPr>
-                <w:b w:val="false"/>
-                <w:bCs w:val="false"/>
-                <w:sz w:val="19"/>
-                <w:szCs w:val="19"/>
+              <w:spacing w:before="0" w:after="0" w:line="300"/>
+              <w:jc w:val="left"/>
+            </w:pPr>
+            <w:r>
+              <w:rPr>
+                <w:b w:val="false"/>
+                <w:bCs w:val="false"/>
+                <w:sz w:val="19"/>
+                <w:szCs w:val="19"/>
+                <w:rFonts w:ascii="맑은 고딕" w:cs="맑은 고딕" w:eastAsia="맑은 고딕" w:hAnsi="맑은 고딕"/>
               </w:rPr>
               <w:t xml:space="preserve">해킹, 랜섬웨어, 데이터 유출, 서비스 중단</w:t>
             </w:r>
@@ -4751,15 +5142,16 @@
           </w:tcPr>
           <w:p>
             <w:pPr>
-              <w:spacing w:after="0" w:before="0" w:line="300"/>
-              <w:jc w:val="left"/>
-            </w:pPr>
-            <w:r>
-              <w:rPr>
-                <w:b w:val="false"/>
-                <w:bCs w:val="false"/>
-                <w:sz w:val="19"/>
-                <w:szCs w:val="19"/>
+              <w:spacing w:before="0" w:after="0" w:line="300"/>
+              <w:jc w:val="left"/>
+            </w:pPr>
+            <w:r>
+              <w:rPr>
+                <w:b w:val="false"/>
+                <w:bCs w:val="false"/>
+                <w:sz w:val="19"/>
+                <w:szCs w:val="19"/>
+                <w:rFonts w:ascii="맑은 고딕" w:cs="맑은 고딕" w:eastAsia="맑은 고딕" w:hAnsi="맑은 고딕"/>
               </w:rPr>
               <w:t xml:space="preserve">회사</w:t>
             </w:r>
@@ -4784,15 +5176,16 @@
           </w:tcPr>
           <w:p>
             <w:pPr>
-              <w:spacing w:after="0" w:before="0" w:line="300"/>
-              <w:jc w:val="left"/>
-            </w:pPr>
-            <w:r>
-              <w:rPr>
-                <w:b w:val="false"/>
-                <w:bCs w:val="false"/>
-                <w:sz w:val="19"/>
-                <w:szCs w:val="19"/>
+              <w:spacing w:before="0" w:after="0" w:line="300"/>
+              <w:jc w:val="left"/>
+            </w:pPr>
+            <w:r>
+              <w:rPr>
+                <w:b w:val="false"/>
+                <w:bCs w:val="false"/>
+                <w:sz w:val="19"/>
+                <w:szCs w:val="19"/>
+                <w:rFonts w:ascii="맑은 고딕" w:cs="맑은 고딕" w:eastAsia="맑은 고딕" w:hAnsi="맑은 고딕"/>
               </w:rPr>
               <w:t xml:space="preserve">서비스 설명, 이용자 수, 매출, 보안 조치 목록, 백업·복구 방식</w:t>
             </w:r>
@@ -4822,15 +5215,16 @@
           </w:tcPr>
           <w:p>
             <w:pPr>
-              <w:spacing w:after="0" w:before="0" w:line="300"/>
-              <w:jc w:val="left"/>
-            </w:pPr>
-            <w:r>
-              <w:rPr>
-                <w:b w:val="false"/>
-                <w:bCs w:val="false"/>
-                <w:sz w:val="19"/>
-                <w:szCs w:val="19"/>
+              <w:spacing w:before="0" w:after="0" w:line="300"/>
+              <w:jc w:val="left"/>
+            </w:pPr>
+            <w:r>
+              <w:rPr>
+                <w:b w:val="false"/>
+                <w:bCs w:val="false"/>
+                <w:sz w:val="19"/>
+                <w:szCs w:val="19"/>
+                <w:rFonts w:ascii="맑은 고딕" w:cs="맑은 고딕" w:eastAsia="맑은 고딕" w:hAnsi="맑은 고딕"/>
               </w:rPr>
               <w:t xml:space="preserve">개인정보보호배상책임보험</w:t>
             </w:r>
@@ -4855,15 +5249,16 @@
           </w:tcPr>
           <w:p>
             <w:pPr>
-              <w:spacing w:after="0" w:before="0" w:line="300"/>
-              <w:jc w:val="left"/>
-            </w:pPr>
-            <w:r>
-              <w:rPr>
-                <w:b w:val="false"/>
-                <w:bCs w:val="false"/>
-                <w:sz w:val="19"/>
-                <w:szCs w:val="19"/>
+              <w:spacing w:before="0" w:after="0" w:line="300"/>
+              <w:jc w:val="left"/>
+            </w:pPr>
+            <w:r>
+              <w:rPr>
+                <w:b w:val="false"/>
+                <w:bCs w:val="false"/>
+                <w:sz w:val="19"/>
+                <w:szCs w:val="19"/>
+                <w:rFonts w:ascii="맑은 고딕" w:cs="맑은 고딕" w:eastAsia="맑은 고딕" w:hAnsi="맑은 고딕"/>
               </w:rPr>
               <w:t xml:space="preserve">개인정보 유출로 인한 정보주체의 손해배상 청구</w:t>
             </w:r>
@@ -4888,15 +5283,16 @@
           </w:tcPr>
           <w:p>
             <w:pPr>
-              <w:spacing w:after="0" w:before="0" w:line="300"/>
-              <w:jc w:val="left"/>
-            </w:pPr>
-            <w:r>
-              <w:rPr>
-                <w:b w:val="false"/>
-                <w:bCs w:val="false"/>
-                <w:sz w:val="19"/>
-                <w:szCs w:val="19"/>
+              <w:spacing w:before="0" w:after="0" w:line="300"/>
+              <w:jc w:val="left"/>
+            </w:pPr>
+            <w:r>
+              <w:rPr>
+                <w:b w:val="false"/>
+                <w:bCs w:val="false"/>
+                <w:sz w:val="19"/>
+                <w:szCs w:val="19"/>
+                <w:rFonts w:ascii="맑은 고딕" w:cs="맑은 고딕" w:eastAsia="맑은 고딕" w:hAnsi="맑은 고딕"/>
               </w:rPr>
               <w:t xml:space="preserve">회사(법정 의무 대상 여부 확인)</w:t>
             </w:r>
@@ -4921,15 +5317,16 @@
           </w:tcPr>
           <w:p>
             <w:pPr>
-              <w:spacing w:after="0" w:before="0" w:line="300"/>
-              <w:jc w:val="left"/>
-            </w:pPr>
-            <w:r>
-              <w:rPr>
-                <w:b w:val="false"/>
-                <w:bCs w:val="false"/>
-                <w:sz w:val="19"/>
-                <w:szCs w:val="19"/>
+              <w:spacing w:before="0" w:after="0" w:line="300"/>
+              <w:jc w:val="left"/>
+            </w:pPr>
+            <w:r>
+              <w:rPr>
+                <w:b w:val="false"/>
+                <w:bCs w:val="false"/>
+                <w:sz w:val="19"/>
+                <w:szCs w:val="19"/>
+                <w:rFonts w:ascii="맑은 고딕" w:cs="맑은 고딕" w:eastAsia="맑은 고딕" w:hAnsi="맑은 고딕"/>
               </w:rPr>
               <w:t xml:space="preserve">처리하는 개인정보 항목·건수, 매출, 보안 조치 목록, 처리방침</w:t>
             </w:r>
@@ -4959,15 +5356,16 @@
           </w:tcPr>
           <w:p>
             <w:pPr>
-              <w:spacing w:after="0" w:before="0" w:line="300"/>
-              <w:jc w:val="left"/>
-            </w:pPr>
-            <w:r>
-              <w:rPr>
-                <w:b w:val="false"/>
-                <w:bCs w:val="false"/>
-                <w:sz w:val="19"/>
-                <w:szCs w:val="19"/>
+              <w:spacing w:before="0" w:after="0" w:line="300"/>
+              <w:jc w:val="left"/>
+            </w:pPr>
+            <w:r>
+              <w:rPr>
+                <w:b w:val="false"/>
+                <w:bCs w:val="false"/>
+                <w:sz w:val="19"/>
+                <w:szCs w:val="19"/>
+                <w:rFonts w:ascii="맑은 고딕" w:cs="맑은 고딕" w:eastAsia="맑은 고딕" w:hAnsi="맑은 고딕"/>
               </w:rPr>
               <w:t xml:space="preserve">전문인·영업배상책임보험</w:t>
             </w:r>
@@ -4992,15 +5390,16 @@
           </w:tcPr>
           <w:p>
             <w:pPr>
-              <w:spacing w:after="0" w:before="0" w:line="300"/>
-              <w:jc w:val="left"/>
-            </w:pPr>
-            <w:r>
-              <w:rPr>
-                <w:b w:val="false"/>
-                <w:bCs w:val="false"/>
-                <w:sz w:val="19"/>
-                <w:szCs w:val="19"/>
+              <w:spacing w:before="0" w:after="0" w:line="300"/>
+              <w:jc w:val="left"/>
+            </w:pPr>
+            <w:r>
+              <w:rPr>
+                <w:b w:val="false"/>
+                <w:bCs w:val="false"/>
+                <w:sz w:val="19"/>
+                <w:szCs w:val="19"/>
+                <w:rFonts w:ascii="맑은 고딕" w:cs="맑은 고딕" w:eastAsia="맑은 고딕" w:hAnsi="맑은 고딕"/>
               </w:rPr>
               <w:t xml:space="preserve">서비스 하자로 인한 이용자·제휴 상담소 등 제3자 손해</w:t>
             </w:r>
@@ -5025,15 +5424,16 @@
           </w:tcPr>
           <w:p>
             <w:pPr>
-              <w:spacing w:after="0" w:before="0" w:line="300"/>
-              <w:jc w:val="left"/>
-            </w:pPr>
-            <w:r>
-              <w:rPr>
-                <w:b w:val="false"/>
-                <w:bCs w:val="false"/>
-                <w:sz w:val="19"/>
-                <w:szCs w:val="19"/>
+              <w:spacing w:before="0" w:after="0" w:line="300"/>
+              <w:jc w:val="left"/>
+            </w:pPr>
+            <w:r>
+              <w:rPr>
+                <w:b w:val="false"/>
+                <w:bCs w:val="false"/>
+                <w:sz w:val="19"/>
+                <w:szCs w:val="19"/>
+                <w:rFonts w:ascii="맑은 고딕" w:cs="맑은 고딕" w:eastAsia="맑은 고딕" w:hAnsi="맑은 고딕"/>
               </w:rPr>
               <w:t xml:space="preserve">회사</w:t>
             </w:r>
@@ -5058,15 +5458,16 @@
           </w:tcPr>
           <w:p>
             <w:pPr>
-              <w:spacing w:after="0" w:before="0" w:line="300"/>
-              <w:jc w:val="left"/>
-            </w:pPr>
-            <w:r>
-              <w:rPr>
-                <w:b w:val="false"/>
-                <w:bCs w:val="false"/>
-                <w:sz w:val="19"/>
-                <w:szCs w:val="19"/>
+              <w:spacing w:before="0" w:after="0" w:line="300"/>
+              <w:jc w:val="left"/>
+            </w:pPr>
+            <w:r>
+              <w:rPr>
+                <w:b w:val="false"/>
+                <w:bCs w:val="false"/>
+                <w:sz w:val="19"/>
+                <w:szCs w:val="19"/>
+                <w:rFonts w:ascii="맑은 고딕" w:cs="맑은 고딕" w:eastAsia="맑은 고딕" w:hAnsi="맑은 고딕"/>
               </w:rPr>
               <w:t xml:space="preserve">서비스 설명, 이용자·제휴 상담소 수, 매출, 약관·계약서</w:t>
             </w:r>
@@ -5076,92 +5477,198 @@
     </w:tbl>
     <w:p>
       <w:pPr>
-        <w:spacing w:after="120" w:before="0"/>
+        <w:spacing w:before="0" w:after="120"/>
       </w:pPr>
     </w:p>
     <w:p>
       <w:pPr>
         <w:pStyle w:val="Heading2"/>
         <w:keepNext/>
-      </w:pPr>
-      <w:r>
+        <w:spacing w:before="240" w:after="100"/>
+      </w:pPr>
+      <w:r>
+        <w:rPr>
+          <w:b/>
+          <w:bCs/>
+          <w:color w:val="222222"/>
+          <w:sz w:val="23"/>
+          <w:szCs w:val="23"/>
+          <w:rFonts w:ascii="맑은 고딕" w:cs="맑은 고딕" w:eastAsia="맑은 고딕" w:hAnsi="맑은 고딕"/>
+        </w:rPr>
         <w:t xml:space="preserve">D-2. 보험사에 보낼 서비스 설명(초안)</w:t>
       </w:r>
     </w:p>
     <w:p>
-      <w:r>
-        <w:rPr>
+      <w:pPr>
+        <w:spacing w:after="100" w:line="320"/>
+      </w:pPr>
+      <w:r>
+        <w:rPr>
+          <w:b w:val="false"/>
+          <w:bCs w:val="false"/>
+          <w:sz w:val="20"/>
+          <w:szCs w:val="20"/>
+          <w:rFonts w:ascii="맑은 고딕" w:cs="맑은 고딕" w:eastAsia="맑은 고딕" w:hAnsi="맑은 고딕"/>
           <w:highlight w:val="yellow"/>
           <w:highlightCs w:val="yellow"/>
         </w:rPr>
         <w:t xml:space="preserve">[회사명]</w:t>
       </w:r>
       <w:r>
+        <w:rPr>
+          <w:b w:val="false"/>
+          <w:bCs w:val="false"/>
+          <w:sz w:val="20"/>
+          <w:szCs w:val="20"/>
+          <w:rFonts w:ascii="맑은 고딕" w:cs="맑은 고딕" w:eastAsia="맑은 고딕" w:hAnsi="맑은 고딕"/>
+        </w:rPr>
         <w:t xml:space="preserve">은 정신건강 자기관리 서비스 ‘마인드 인사이드’(https://neurumind.com, 같은 사이트를 불러오는 안드로이드 앱)를 운영합니다. 이용자는 AI 대화 캐릭터 ‘느루’와 대화하고 기분 체크인·미션·일기를 기록하며, 입점한 상담사에게 예약 상담 또는 분 단위 음성 통화 상담을 받을 수 있습니다. 회사는 통신판매중개자이며 의료기관이 아니고, 상담은 상담사가 제공합니다. 결제는 토스페이먼츠 카드 결제로 충전한 느루 캐시로 이루어집니다. 제휴 상담소의 담당의는 환자가 제휴 상담소 코드로 직접 연결하고 동의한 범위의 정보(상담사가 공유한 회기 기록, 숙제, 예약, 숫자로만 된 주간 상태 요약)만 볼 수 있으며, AI 대화 원문은 제휴 상담소에 전달하지 않습니다.</w:t>
       </w:r>
     </w:p>
     <w:p>
-      <w:r>
+      <w:pPr>
+        <w:spacing w:after="100" w:line="320"/>
+      </w:pPr>
+      <w:r>
+        <w:rPr>
+          <w:b w:val="false"/>
+          <w:bCs w:val="false"/>
+          <w:sz w:val="20"/>
+          <w:szCs w:val="20"/>
+          <w:rFonts w:ascii="맑은 고딕" w:cs="맑은 고딕" w:eastAsia="맑은 고딕" w:hAnsi="맑은 고딕"/>
+        </w:rPr>
         <w:t xml:space="preserve">보안 조치: </w:t>
       </w:r>
       <w:r>
         <w:rPr>
+          <w:b w:val="false"/>
+          <w:bCs w:val="false"/>
+          <w:sz w:val="20"/>
+          <w:szCs w:val="20"/>
+          <w:rFonts w:ascii="맑은 고딕" w:cs="맑은 고딕" w:eastAsia="맑은 고딕" w:hAnsi="맑은 고딕"/>
           <w:highlight w:val="yellow"/>
           <w:highlightCs w:val="yellow"/>
         </w:rPr>
         <w:t xml:space="preserve">[전송·저장 데이터 암호화 범위 — 확인 후 기재]</w:t>
       </w:r>
       <w:r>
+        <w:rPr>
+          <w:b w:val="false"/>
+          <w:bCs w:val="false"/>
+          <w:sz w:val="20"/>
+          <w:szCs w:val="20"/>
+          <w:rFonts w:ascii="맑은 고딕" w:cs="맑은 고딕" w:eastAsia="맑은 고딕" w:hAnsi="맑은 고딕"/>
+        </w:rPr>
         <w:t xml:space="preserve">, 일부 기록의 이용자 기기 저장, 요청 횟수 제한, 데이터베이스 시점 복구(Cloudflare D1), 채팅 속 전화번호·메신저 ID 자동 가림, 잘못된 코드 반복 입력 시 잠금, 결제 기록 확인을 통한 가짜 예약 차단, 담당의 로그인 링크의 15분·1회용 제한. 규모: 월간 이용자 </w:t>
       </w:r>
       <w:r>
         <w:rPr>
+          <w:b w:val="false"/>
+          <w:bCs w:val="false"/>
+          <w:sz w:val="20"/>
+          <w:szCs w:val="20"/>
+          <w:rFonts w:ascii="맑은 고딕" w:cs="맑은 고딕" w:eastAsia="맑은 고딕" w:hAnsi="맑은 고딕"/>
           <w:highlight w:val="yellow"/>
           <w:highlightCs w:val="yellow"/>
         </w:rPr>
         <w:t xml:space="preserve">[○명]</w:t>
       </w:r>
       <w:r>
+        <w:rPr>
+          <w:b w:val="false"/>
+          <w:bCs w:val="false"/>
+          <w:sz w:val="20"/>
+          <w:szCs w:val="20"/>
+          <w:rFonts w:ascii="맑은 고딕" w:cs="맑은 고딕" w:eastAsia="맑은 고딕" w:hAnsi="맑은 고딕"/>
+        </w:rPr>
         <w:t xml:space="preserve">, 누적 가입자 </w:t>
       </w:r>
       <w:r>
         <w:rPr>
+          <w:b w:val="false"/>
+          <w:bCs w:val="false"/>
+          <w:sz w:val="20"/>
+          <w:szCs w:val="20"/>
+          <w:rFonts w:ascii="맑은 고딕" w:cs="맑은 고딕" w:eastAsia="맑은 고딕" w:hAnsi="맑은 고딕"/>
           <w:highlight w:val="yellow"/>
           <w:highlightCs w:val="yellow"/>
         </w:rPr>
         <w:t xml:space="preserve">[○명]</w:t>
       </w:r>
       <w:r>
+        <w:rPr>
+          <w:b w:val="false"/>
+          <w:bCs w:val="false"/>
+          <w:sz w:val="20"/>
+          <w:szCs w:val="20"/>
+          <w:rFonts w:ascii="맑은 고딕" w:cs="맑은 고딕" w:eastAsia="맑은 고딕" w:hAnsi="맑은 고딕"/>
+        </w:rPr>
         <w:t xml:space="preserve">, 제휴 상담소 </w:t>
       </w:r>
       <w:r>
         <w:rPr>
+          <w:b w:val="false"/>
+          <w:bCs w:val="false"/>
+          <w:sz w:val="20"/>
+          <w:szCs w:val="20"/>
+          <w:rFonts w:ascii="맑은 고딕" w:cs="맑은 고딕" w:eastAsia="맑은 고딕" w:hAnsi="맑은 고딕"/>
           <w:highlight w:val="yellow"/>
           <w:highlightCs w:val="yellow"/>
         </w:rPr>
         <w:t xml:space="preserve">[○곳]</w:t>
       </w:r>
       <w:r>
+        <w:rPr>
+          <w:b w:val="false"/>
+          <w:bCs w:val="false"/>
+          <w:sz w:val="20"/>
+          <w:szCs w:val="20"/>
+          <w:rFonts w:ascii="맑은 고딕" w:cs="맑은 고딕" w:eastAsia="맑은 고딕" w:hAnsi="맑은 고딕"/>
+        </w:rPr>
         <w:t xml:space="preserve">, 입점 상담사 </w:t>
       </w:r>
       <w:r>
         <w:rPr>
+          <w:b w:val="false"/>
+          <w:bCs w:val="false"/>
+          <w:sz w:val="20"/>
+          <w:szCs w:val="20"/>
+          <w:rFonts w:ascii="맑은 고딕" w:cs="맑은 고딕" w:eastAsia="맑은 고딕" w:hAnsi="맑은 고딕"/>
           <w:highlight w:val="yellow"/>
           <w:highlightCs w:val="yellow"/>
         </w:rPr>
         <w:t xml:space="preserve">[○명]</w:t>
       </w:r>
       <w:r>
+        <w:rPr>
+          <w:b w:val="false"/>
+          <w:bCs w:val="false"/>
+          <w:sz w:val="20"/>
+          <w:szCs w:val="20"/>
+          <w:rFonts w:ascii="맑은 고딕" w:cs="맑은 고딕" w:eastAsia="맑은 고딕" w:hAnsi="맑은 고딕"/>
+        </w:rPr>
         <w:t xml:space="preserve">, 직전 연도 매출 </w:t>
       </w:r>
       <w:r>
         <w:rPr>
+          <w:b w:val="false"/>
+          <w:bCs w:val="false"/>
+          <w:sz w:val="20"/>
+          <w:szCs w:val="20"/>
+          <w:rFonts w:ascii="맑은 고딕" w:cs="맑은 고딕" w:eastAsia="맑은 고딕" w:hAnsi="맑은 고딕"/>
           <w:highlight w:val="yellow"/>
           <w:highlightCs w:val="yellow"/>
         </w:rPr>
         <w:t xml:space="preserve">[○원]</w:t>
       </w:r>
       <w:r>
+        <w:rPr>
+          <w:b w:val="false"/>
+          <w:bCs w:val="false"/>
+          <w:sz w:val="20"/>
+          <w:szCs w:val="20"/>
+          <w:rFonts w:ascii="맑은 고딕" w:cs="맑은 고딕" w:eastAsia="맑은 고딕" w:hAnsi="맑은 고딕"/>
+        </w:rPr>
         <w:t xml:space="preserve">.</w:t>
       </w:r>
     </w:p>
@@ -5169,8 +5676,17 @@
       <w:pPr>
         <w:pStyle w:val="Heading1"/>
         <w:keepNext/>
-      </w:pPr>
-      <w:r>
+        <w:spacing w:before="320" w:after="120"/>
+      </w:pPr>
+      <w:r>
+        <w:rPr>
+          <w:b/>
+          <w:bCs/>
+          <w:color w:val="222222"/>
+          <w:sz w:val="26"/>
+          <w:szCs w:val="26"/>
+          <w:rFonts w:ascii="맑은 고딕" w:cs="맑은 고딕" w:eastAsia="맑은 고딕" w:hAnsi="맑은 고딕"/>
+        </w:rPr>
         <w:t xml:space="preserve">E. 세무</w:t>
       </w:r>
     </w:p>
@@ -5178,8 +5694,17 @@
       <w:pPr>
         <w:pStyle w:val="Heading2"/>
         <w:keepNext/>
-      </w:pPr>
-      <w:r>
+        <w:spacing w:before="240" w:after="100"/>
+      </w:pPr>
+      <w:r>
+        <w:rPr>
+          <w:b/>
+          <w:bCs/>
+          <w:color w:val="222222"/>
+          <w:sz w:val="23"/>
+          <w:szCs w:val="23"/>
+          <w:rFonts w:ascii="맑은 고딕" w:cs="맑은 고딕" w:eastAsia="맑은 고딕" w:hAnsi="맑은 고딕"/>
+        </w:rPr>
         <w:t xml:space="preserve">E-1. 상담사에게 지급할 때</w:t>
       </w:r>
     </w:p>
@@ -5190,19 +5715,36 @@
           <w:ilvl w:val="0"/>
           <w:numId w:val="3"/>
         </w:numPr>
-        <w:spacing w:after="40"/>
-      </w:pPr>
-      <w:r>
+        <w:spacing w:after="40" w:line="300"/>
+      </w:pPr>
+      <w:r>
+        <w:rPr>
+          <w:b w:val="false"/>
+          <w:bCs w:val="false"/>
+          <w:sz w:val="20"/>
+          <w:szCs w:val="20"/>
+          <w:rFonts w:ascii="맑은 고딕" w:cs="맑은 고딕" w:eastAsia="맑은 고딕" w:hAnsi="맑은 고딕"/>
+        </w:rPr>
         <w:t xml:space="preserve">사업자등록이 없는 개인 상담사에게 인적용역 대가를 주면 </w:t>
       </w:r>
       <w:r>
         <w:rPr>
           <w:b/>
           <w:bCs/>
+          <w:sz w:val="20"/>
+          <w:szCs w:val="20"/>
+          <w:rFonts w:ascii="맑은 고딕" w:cs="맑은 고딕" w:eastAsia="맑은 고딕" w:hAnsi="맑은 고딕"/>
         </w:rPr>
         <w:t xml:space="preserve">사업소득 원천징수 3.3%</w:t>
       </w:r>
       <w:r>
+        <w:rPr>
+          <w:b w:val="false"/>
+          <w:bCs w:val="false"/>
+          <w:sz w:val="20"/>
+          <w:szCs w:val="20"/>
+          <w:rFonts w:ascii="맑은 고딕" w:cs="맑은 고딕" w:eastAsia="맑은 고딕" w:hAnsi="맑은 고딕"/>
+        </w:rPr>
         <w:t xml:space="preserve">(소득세 3% + 지방소득세 0.3%)를 떼고 지급합니다.</w:t>
       </w:r>
     </w:p>
@@ -5213,19 +5755,36 @@
           <w:ilvl w:val="0"/>
           <w:numId w:val="3"/>
         </w:numPr>
-        <w:spacing w:after="40"/>
-      </w:pPr>
-      <w:r>
+        <w:spacing w:after="40" w:line="300"/>
+      </w:pPr>
+      <w:r>
+        <w:rPr>
+          <w:b w:val="false"/>
+          <w:bCs w:val="false"/>
+          <w:sz w:val="20"/>
+          <w:szCs w:val="20"/>
+          <w:rFonts w:ascii="맑은 고딕" w:cs="맑은 고딕" w:eastAsia="맑은 고딕" w:hAnsi="맑은 고딕"/>
+        </w:rPr>
         <w:t xml:space="preserve">뗀 세금은 지급한 달의 </w:t>
       </w:r>
       <w:r>
         <w:rPr>
           <w:b/>
           <w:bCs/>
+          <w:sz w:val="20"/>
+          <w:szCs w:val="20"/>
+          <w:rFonts w:ascii="맑은 고딕" w:cs="맑은 고딕" w:eastAsia="맑은 고딕" w:hAnsi="맑은 고딕"/>
         </w:rPr>
         <w:t xml:space="preserve">다음 달 10일</w:t>
       </w:r>
       <w:r>
+        <w:rPr>
+          <w:b w:val="false"/>
+          <w:bCs w:val="false"/>
+          <w:sz w:val="20"/>
+          <w:szCs w:val="20"/>
+          <w:rFonts w:ascii="맑은 고딕" w:cs="맑은 고딕" w:eastAsia="맑은 고딕" w:hAnsi="맑은 고딕"/>
+        </w:rPr>
         <w:t xml:space="preserve">까지 신고·납부합니다(원천징수이행상황신고).</w:t>
       </w:r>
     </w:p>
@@ -5236,16 +5795,26 @@
           <w:ilvl w:val="0"/>
           <w:numId w:val="3"/>
         </w:numPr>
-        <w:spacing w:after="40"/>
+        <w:spacing w:after="40" w:line="300"/>
       </w:pPr>
       <w:r>
         <w:rPr>
           <w:b/>
           <w:bCs/>
+          <w:sz w:val="20"/>
+          <w:szCs w:val="20"/>
+          <w:rFonts w:ascii="맑은 고딕" w:cs="맑은 고딕" w:eastAsia="맑은 고딕" w:hAnsi="맑은 고딕"/>
         </w:rPr>
         <w:t xml:space="preserve">간이지급명세서(사업소득)</w:t>
       </w:r>
       <w:r>
+        <w:rPr>
+          <w:b w:val="false"/>
+          <w:bCs w:val="false"/>
+          <w:sz w:val="20"/>
+          <w:szCs w:val="20"/>
+          <w:rFonts w:ascii="맑은 고딕" w:cs="맑은 고딕" w:eastAsia="맑은 고딕" w:hAnsi="맑은 고딕"/>
+        </w:rPr>
         <w:t xml:space="preserve">를 제출합니다 — 제출 주기·기한은 세무사 확인.</w:t>
       </w:r>
     </w:p>
@@ -5256,19 +5825,36 @@
           <w:ilvl w:val="0"/>
           <w:numId w:val="3"/>
         </w:numPr>
-        <w:spacing w:after="40"/>
-      </w:pPr>
-      <w:r>
+        <w:spacing w:after="40" w:line="300"/>
+      </w:pPr>
+      <w:r>
+        <w:rPr>
+          <w:b w:val="false"/>
+          <w:bCs w:val="false"/>
+          <w:sz w:val="20"/>
+          <w:szCs w:val="20"/>
+          <w:rFonts w:ascii="맑은 고딕" w:cs="맑은 고딕" w:eastAsia="맑은 고딕" w:hAnsi="맑은 고딕"/>
+        </w:rPr>
         <w:t xml:space="preserve">상담사가 사업자이면 원천징수 대신 </w:t>
       </w:r>
       <w:r>
         <w:rPr>
           <w:b/>
           <w:bCs/>
+          <w:sz w:val="20"/>
+          <w:szCs w:val="20"/>
+          <w:rFonts w:ascii="맑은 고딕" w:cs="맑은 고딕" w:eastAsia="맑은 고딕" w:hAnsi="맑은 고딕"/>
         </w:rPr>
         <w:t xml:space="preserve">세금계산서 또는 계산서</w:t>
       </w:r>
       <w:r>
+        <w:rPr>
+          <w:b w:val="false"/>
+          <w:bCs w:val="false"/>
+          <w:sz w:val="20"/>
+          <w:szCs w:val="20"/>
+          <w:rFonts w:ascii="맑은 고딕" w:cs="맑은 고딕" w:eastAsia="맑은 고딕" w:hAnsi="맑은 고딕"/>
+        </w:rPr>
         <w:t xml:space="preserve">를 받습니다(면세 여부에 따라 종류가 다름).</w:t>
       </w:r>
     </w:p>
@@ -5279,9 +5865,16 @@
           <w:ilvl w:val="0"/>
           <w:numId w:val="3"/>
         </w:numPr>
-        <w:spacing w:after="40"/>
-      </w:pPr>
-      <w:r>
+        <w:spacing w:after="40" w:line="300"/>
+      </w:pPr>
+      <w:r>
+        <w:rPr>
+          <w:b w:val="false"/>
+          <w:bCs w:val="false"/>
+          <w:sz w:val="20"/>
+          <w:szCs w:val="20"/>
+          <w:rFonts w:ascii="맑은 고딕" w:cs="맑은 고딕" w:eastAsia="맑은 고딕" w:hAnsi="맑은 고딕"/>
+        </w:rPr>
         <w:t xml:space="preserve">제휴 상담소 채널 상담은 회사가 상담사에게 지급하지 않으므로, 원천징수는 지급하는 제휴 상담소의 몫입니다.</w:t>
       </w:r>
     </w:p>
@@ -5289,13 +5882,32 @@
       <w:pPr>
         <w:pStyle w:val="Heading2"/>
         <w:keepNext/>
-      </w:pPr>
-      <w:r>
+        <w:spacing w:before="240" w:after="100"/>
+      </w:pPr>
+      <w:r>
+        <w:rPr>
+          <w:b/>
+          <w:bCs/>
+          <w:color w:val="222222"/>
+          <w:sz w:val="23"/>
+          <w:szCs w:val="23"/>
+          <w:rFonts w:ascii="맑은 고딕" w:cs="맑은 고딕" w:eastAsia="맑은 고딕" w:hAnsi="맑은 고딕"/>
+        </w:rPr>
         <w:t xml:space="preserve">E-2. 제휴 상담소와 주고받는 돈 — 세무사 결정 필요</w:t>
       </w:r>
     </w:p>
     <w:p>
-      <w:r>
+      <w:pPr>
+        <w:spacing w:after="100" w:line="320"/>
+      </w:pPr>
+      <w:r>
+        <w:rPr>
+          <w:b w:val="false"/>
+          <w:bCs w:val="false"/>
+          <w:sz w:val="20"/>
+          <w:szCs w:val="20"/>
+          <w:rFonts w:ascii="맑은 고딕" w:cs="맑은 고딕" w:eastAsia="맑은 고딕" w:hAnsi="맑은 고딕"/>
+        </w:rPr>
         <w:t xml:space="preserve">회사가 제휴 상담소에 보내는 90%와 회사가 갖는 7%를 어떻게 보느냐에 따라 매출 인식과 증빙 발행이 달라집니다.</w:t>
       </w:r>
     </w:p>
@@ -5341,7 +5953,7 @@
           </w:tcPr>
           <w:p>
             <w:pPr>
-              <w:spacing w:after="0" w:before="0" w:line="300"/>
+              <w:spacing w:before="0" w:after="0" w:line="300"/>
               <w:jc w:val="center"/>
             </w:pPr>
             <w:r>
@@ -5350,6 +5962,7 @@
                 <w:bCs/>
                 <w:sz w:val="19"/>
                 <w:szCs w:val="19"/>
+                <w:rFonts w:ascii="맑은 고딕" w:cs="맑은 고딕" w:eastAsia="맑은 고딕" w:hAnsi="맑은 고딕"/>
               </w:rPr>
               <w:t xml:space="preserve">비교 항목</w:t>
             </w:r>
@@ -5375,7 +5988,7 @@
           </w:tcPr>
           <w:p>
             <w:pPr>
-              <w:spacing w:after="0" w:before="0" w:line="300"/>
+              <w:spacing w:before="0" w:after="0" w:line="300"/>
               <w:jc w:val="center"/>
             </w:pPr>
             <w:r>
@@ -5384,6 +5997,7 @@
                 <w:bCs/>
                 <w:sz w:val="19"/>
                 <w:szCs w:val="19"/>
+                <w:rFonts w:ascii="맑은 고딕" w:cs="맑은 고딕" w:eastAsia="맑은 고딕" w:hAnsi="맑은 고딕"/>
               </w:rPr>
               <w:t xml:space="preserve">구조 1: 대리 수취</w:t>
             </w:r>
@@ -5409,7 +6023,7 @@
           </w:tcPr>
           <w:p>
             <w:pPr>
-              <w:spacing w:after="0" w:before="0" w:line="300"/>
+              <w:spacing w:before="0" w:after="0" w:line="300"/>
               <w:jc w:val="center"/>
             </w:pPr>
             <w:r>
@@ -5418,6 +6032,7 @@
                 <w:bCs/>
                 <w:sz w:val="19"/>
                 <w:szCs w:val="19"/>
+                <w:rFonts w:ascii="맑은 고딕" w:cs="맑은 고딕" w:eastAsia="맑은 고딕" w:hAnsi="맑은 고딕"/>
               </w:rPr>
               <w:t xml:space="preserve">구조 2: 회사 매출</w:t>
             </w:r>
@@ -5447,15 +6062,16 @@
           </w:tcPr>
           <w:p>
             <w:pPr>
-              <w:spacing w:after="0" w:before="0" w:line="300"/>
-              <w:jc w:val="left"/>
-            </w:pPr>
-            <w:r>
-              <w:rPr>
-                <w:b w:val="false"/>
-                <w:bCs w:val="false"/>
-                <w:sz w:val="19"/>
-                <w:szCs w:val="19"/>
+              <w:spacing w:before="0" w:after="0" w:line="300"/>
+              <w:jc w:val="left"/>
+            </w:pPr>
+            <w:r>
+              <w:rPr>
+                <w:b w:val="false"/>
+                <w:bCs w:val="false"/>
+                <w:sz w:val="19"/>
+                <w:szCs w:val="19"/>
+                <w:rFonts w:ascii="맑은 고딕" w:cs="맑은 고딕" w:eastAsia="맑은 고딕" w:hAnsi="맑은 고딕"/>
               </w:rPr>
               <w:t xml:space="preserve">의미</w:t>
             </w:r>
@@ -5480,15 +6096,16 @@
           </w:tcPr>
           <w:p>
             <w:pPr>
-              <w:spacing w:after="0" w:before="0" w:line="300"/>
-              <w:jc w:val="left"/>
-            </w:pPr>
-            <w:r>
-              <w:rPr>
-                <w:b w:val="false"/>
-                <w:bCs w:val="false"/>
-                <w:sz w:val="19"/>
-                <w:szCs w:val="19"/>
+              <w:spacing w:before="0" w:after="0" w:line="300"/>
+              <w:jc w:val="left"/>
+            </w:pPr>
+            <w:r>
+              <w:rPr>
+                <w:b w:val="false"/>
+                <w:bCs w:val="false"/>
+                <w:sz w:val="19"/>
+                <w:szCs w:val="19"/>
+                <w:rFonts w:ascii="맑은 고딕" w:cs="맑은 고딕" w:eastAsia="맑은 고딕" w:hAnsi="맑은 고딕"/>
               </w:rPr>
               <w:t xml:space="preserve">회사는 제휴 상담소 몫(90%)을 대신 받아 넘겨줄 뿐</w:t>
             </w:r>
@@ -5513,15 +6130,16 @@
           </w:tcPr>
           <w:p>
             <w:pPr>
-              <w:spacing w:after="0" w:before="0" w:line="300"/>
-              <w:jc w:val="left"/>
-            </w:pPr>
-            <w:r>
-              <w:rPr>
-                <w:b w:val="false"/>
-                <w:bCs w:val="false"/>
-                <w:sz w:val="19"/>
-                <w:szCs w:val="19"/>
+              <w:spacing w:before="0" w:after="0" w:line="300"/>
+              <w:jc w:val="left"/>
+            </w:pPr>
+            <w:r>
+              <w:rPr>
+                <w:b w:val="false"/>
+                <w:bCs w:val="false"/>
+                <w:sz w:val="19"/>
+                <w:szCs w:val="19"/>
+                <w:rFonts w:ascii="맑은 고딕" w:cs="맑은 고딕" w:eastAsia="맑은 고딕" w:hAnsi="맑은 고딕"/>
               </w:rPr>
               <w:t xml:space="preserve">상담료 전체가 회사 매출, 제휴 상담소 지급분은 회사 비용</w:t>
             </w:r>
@@ -5551,15 +6169,16 @@
           </w:tcPr>
           <w:p>
             <w:pPr>
-              <w:spacing w:after="0" w:before="0" w:line="300"/>
-              <w:jc w:val="left"/>
-            </w:pPr>
-            <w:r>
-              <w:rPr>
-                <w:b w:val="false"/>
-                <w:bCs w:val="false"/>
-                <w:sz w:val="19"/>
-                <w:szCs w:val="19"/>
+              <w:spacing w:before="0" w:after="0" w:line="300"/>
+              <w:jc w:val="left"/>
+            </w:pPr>
+            <w:r>
+              <w:rPr>
+                <w:b w:val="false"/>
+                <w:bCs w:val="false"/>
+                <w:sz w:val="19"/>
+                <w:szCs w:val="19"/>
+                <w:rFonts w:ascii="맑은 고딕" w:cs="맑은 고딕" w:eastAsia="맑은 고딕" w:hAnsi="맑은 고딕"/>
               </w:rPr>
               <w:t xml:space="preserve">회사 매출</w:t>
             </w:r>
@@ -5584,15 +6203,16 @@
           </w:tcPr>
           <w:p>
             <w:pPr>
-              <w:spacing w:after="0" w:before="0" w:line="300"/>
-              <w:jc w:val="left"/>
-            </w:pPr>
-            <w:r>
-              <w:rPr>
-                <w:b w:val="false"/>
-                <w:bCs w:val="false"/>
-                <w:sz w:val="19"/>
-                <w:szCs w:val="19"/>
+              <w:spacing w:before="0" w:after="0" w:line="300"/>
+              <w:jc w:val="left"/>
+            </w:pPr>
+            <w:r>
+              <w:rPr>
+                <w:b w:val="false"/>
+                <w:bCs w:val="false"/>
+                <w:sz w:val="19"/>
+                <w:szCs w:val="19"/>
+                <w:rFonts w:ascii="맑은 고딕" w:cs="맑은 고딕" w:eastAsia="맑은 고딕" w:hAnsi="맑은 고딕"/>
               </w:rPr>
               <w:t xml:space="preserve">7%(수수료)만</w:t>
             </w:r>
@@ -5617,15 +6237,16 @@
           </w:tcPr>
           <w:p>
             <w:pPr>
-              <w:spacing w:after="0" w:before="0" w:line="300"/>
-              <w:jc w:val="left"/>
-            </w:pPr>
-            <w:r>
-              <w:rPr>
-                <w:b w:val="false"/>
-                <w:bCs w:val="false"/>
-                <w:sz w:val="19"/>
-                <w:szCs w:val="19"/>
+              <w:spacing w:before="0" w:after="0" w:line="300"/>
+              <w:jc w:val="left"/>
+            </w:pPr>
+            <w:r>
+              <w:rPr>
+                <w:b w:val="false"/>
+                <w:bCs w:val="false"/>
+                <w:sz w:val="19"/>
+                <w:szCs w:val="19"/>
+                <w:rFonts w:ascii="맑은 고딕" w:cs="맑은 고딕" w:eastAsia="맑은 고딕" w:hAnsi="맑은 고딕"/>
               </w:rPr>
               <w:t xml:space="preserve">상담료 100%</w:t>
             </w:r>
@@ -5655,15 +6276,16 @@
           </w:tcPr>
           <w:p>
             <w:pPr>
-              <w:spacing w:after="0" w:before="0" w:line="300"/>
-              <w:jc w:val="left"/>
-            </w:pPr>
-            <w:r>
-              <w:rPr>
-                <w:b w:val="false"/>
-                <w:bCs w:val="false"/>
-                <w:sz w:val="19"/>
-                <w:szCs w:val="19"/>
+              <w:spacing w:before="0" w:after="0" w:line="300"/>
+              <w:jc w:val="left"/>
+            </w:pPr>
+            <w:r>
+              <w:rPr>
+                <w:b w:val="false"/>
+                <w:bCs w:val="false"/>
+                <w:sz w:val="19"/>
+                <w:szCs w:val="19"/>
+                <w:rFonts w:ascii="맑은 고딕" w:cs="맑은 고딕" w:eastAsia="맑은 고딕" w:hAnsi="맑은 고딕"/>
               </w:rPr>
               <w:t xml:space="preserve">증빙</w:t>
             </w:r>
@@ -5688,15 +6310,16 @@
           </w:tcPr>
           <w:p>
             <w:pPr>
-              <w:spacing w:after="0" w:before="0" w:line="300"/>
-              <w:jc w:val="left"/>
-            </w:pPr>
-            <w:r>
-              <w:rPr>
-                <w:b w:val="false"/>
-                <w:bCs w:val="false"/>
-                <w:sz w:val="19"/>
-                <w:szCs w:val="19"/>
+              <w:spacing w:before="0" w:after="0" w:line="300"/>
+              <w:jc w:val="left"/>
+            </w:pPr>
+            <w:r>
+              <w:rPr>
+                <w:b w:val="false"/>
+                <w:bCs w:val="false"/>
+                <w:sz w:val="19"/>
+                <w:szCs w:val="19"/>
+                <w:rFonts w:ascii="맑은 고딕" w:cs="맑은 고딕" w:eastAsia="맑은 고딕" w:hAnsi="맑은 고딕"/>
               </w:rPr>
               <w:t xml:space="preserve">회사 → 제휴 상담소: 7%에 대한 세금계산서·계산서</w:t>
             </w:r>
@@ -5721,15 +6344,16 @@
           </w:tcPr>
           <w:p>
             <w:pPr>
-              <w:spacing w:after="0" w:before="0" w:line="300"/>
-              <w:jc w:val="left"/>
-            </w:pPr>
-            <w:r>
-              <w:rPr>
-                <w:b w:val="false"/>
-                <w:bCs w:val="false"/>
-                <w:sz w:val="19"/>
-                <w:szCs w:val="19"/>
+              <w:spacing w:before="0" w:after="0" w:line="300"/>
+              <w:jc w:val="left"/>
+            </w:pPr>
+            <w:r>
+              <w:rPr>
+                <w:b w:val="false"/>
+                <w:bCs w:val="false"/>
+                <w:sz w:val="19"/>
+                <w:szCs w:val="19"/>
+                <w:rFonts w:ascii="맑은 고딕" w:cs="맑은 고딕" w:eastAsia="맑은 고딕" w:hAnsi="맑은 고딕"/>
               </w:rPr>
               <w:t xml:space="preserve">제휴 상담소 → 회사: 90%에 대한 계산서 등</w:t>
             </w:r>
@@ -5759,15 +6383,16 @@
           </w:tcPr>
           <w:p>
             <w:pPr>
-              <w:spacing w:after="0" w:before="0" w:line="300"/>
-              <w:jc w:val="left"/>
-            </w:pPr>
-            <w:r>
-              <w:rPr>
-                <w:b w:val="false"/>
-                <w:bCs w:val="false"/>
-                <w:sz w:val="19"/>
-                <w:szCs w:val="19"/>
+              <w:spacing w:before="0" w:after="0" w:line="300"/>
+              <w:jc w:val="left"/>
+            </w:pPr>
+            <w:r>
+              <w:rPr>
+                <w:b w:val="false"/>
+                <w:bCs w:val="false"/>
+                <w:sz w:val="19"/>
+                <w:szCs w:val="19"/>
+                <w:rFonts w:ascii="맑은 고딕" w:cs="맑은 고딕" w:eastAsia="맑은 고딕" w:hAnsi="맑은 고딕"/>
               </w:rPr>
               <w:t xml:space="preserve">장점</w:t>
             </w:r>
@@ -5792,15 +6417,16 @@
           </w:tcPr>
           <w:p>
             <w:pPr>
-              <w:spacing w:after="0" w:before="0" w:line="300"/>
-              <w:jc w:val="left"/>
-            </w:pPr>
-            <w:r>
-              <w:rPr>
-                <w:b w:val="false"/>
-                <w:bCs w:val="false"/>
-                <w:sz w:val="19"/>
-                <w:szCs w:val="19"/>
+              <w:spacing w:before="0" w:after="0" w:line="300"/>
+              <w:jc w:val="left"/>
+            </w:pPr>
+            <w:r>
+              <w:rPr>
+                <w:b w:val="false"/>
+                <w:bCs w:val="false"/>
+                <w:sz w:val="19"/>
+                <w:szCs w:val="19"/>
+                <w:rFonts w:ascii="맑은 고딕" w:cs="맑은 고딕" w:eastAsia="맑은 고딕" w:hAnsi="맑은 고딕"/>
               </w:rPr>
               <w:t xml:space="preserve">매출 규모가 실질에 가깝고 부가세 부담 구조가 단순할 수 있음</w:t>
             </w:r>
@@ -5825,15 +6451,16 @@
           </w:tcPr>
           <w:p>
             <w:pPr>
-              <w:spacing w:after="0" w:before="0" w:line="300"/>
-              <w:jc w:val="left"/>
-            </w:pPr>
-            <w:r>
-              <w:rPr>
-                <w:b w:val="false"/>
-                <w:bCs w:val="false"/>
-                <w:sz w:val="19"/>
-                <w:szCs w:val="19"/>
+              <w:spacing w:before="0" w:after="0" w:line="300"/>
+              <w:jc w:val="left"/>
+            </w:pPr>
+            <w:r>
+              <w:rPr>
+                <w:b w:val="false"/>
+                <w:bCs w:val="false"/>
+                <w:sz w:val="19"/>
+                <w:szCs w:val="19"/>
+                <w:rFonts w:ascii="맑은 고딕" w:cs="맑은 고딕" w:eastAsia="맑은 고딕" w:hAnsi="맑은 고딕"/>
               </w:rPr>
               <w:t xml:space="preserve">결제 흐름과 장부가 일치</w:t>
             </w:r>
@@ -5863,15 +6490,16 @@
           </w:tcPr>
           <w:p>
             <w:pPr>
-              <w:spacing w:after="0" w:before="0" w:line="300"/>
-              <w:jc w:val="left"/>
-            </w:pPr>
-            <w:r>
-              <w:rPr>
-                <w:b w:val="false"/>
-                <w:bCs w:val="false"/>
-                <w:sz w:val="19"/>
-                <w:szCs w:val="19"/>
+              <w:spacing w:before="0" w:after="0" w:line="300"/>
+              <w:jc w:val="left"/>
+            </w:pPr>
+            <w:r>
+              <w:rPr>
+                <w:b w:val="false"/>
+                <w:bCs w:val="false"/>
+                <w:sz w:val="19"/>
+                <w:szCs w:val="19"/>
+                <w:rFonts w:ascii="맑은 고딕" w:cs="맑은 고딕" w:eastAsia="맑은 고딕" w:hAnsi="맑은 고딕"/>
               </w:rPr>
               <w:t xml:space="preserve">주의</w:t>
             </w:r>
@@ -5896,15 +6524,16 @@
           </w:tcPr>
           <w:p>
             <w:pPr>
-              <w:spacing w:after="0" w:before="0" w:line="300"/>
-              <w:jc w:val="left"/>
-            </w:pPr>
-            <w:r>
-              <w:rPr>
-                <w:b w:val="false"/>
-                <w:bCs w:val="false"/>
-                <w:sz w:val="19"/>
-                <w:szCs w:val="19"/>
+              <w:spacing w:before="0" w:after="0" w:line="300"/>
+              <w:jc w:val="left"/>
+            </w:pPr>
+            <w:r>
+              <w:rPr>
+                <w:b w:val="false"/>
+                <w:bCs w:val="false"/>
+                <w:sz w:val="19"/>
+                <w:szCs w:val="19"/>
+                <w:rFonts w:ascii="맑은 고딕" w:cs="맑은 고딕" w:eastAsia="맑은 고딕" w:hAnsi="맑은 고딕"/>
               </w:rPr>
               <w:t xml:space="preserve">대리 수취를 뒷받침하는 계약 문구·장부 처리 필요</w:t>
             </w:r>
@@ -5929,15 +6558,16 @@
           </w:tcPr>
           <w:p>
             <w:pPr>
-              <w:spacing w:after="0" w:before="0" w:line="300"/>
-              <w:jc w:val="left"/>
-            </w:pPr>
-            <w:r>
-              <w:rPr>
-                <w:b w:val="false"/>
-                <w:bCs w:val="false"/>
-                <w:sz w:val="19"/>
-                <w:szCs w:val="19"/>
+              <w:spacing w:before="0" w:after="0" w:line="300"/>
+              <w:jc w:val="left"/>
+            </w:pPr>
+            <w:r>
+              <w:rPr>
+                <w:b w:val="false"/>
+                <w:bCs w:val="false"/>
+                <w:sz w:val="19"/>
+                <w:szCs w:val="19"/>
+                <w:rFonts w:ascii="맑은 고딕" w:cs="맑은 고딕" w:eastAsia="맑은 고딕" w:hAnsi="맑은 고딕"/>
               </w:rPr>
               <w:t xml:space="preserve">매출이 커져 각종 기준(보험 의무 등)에 먼저 걸릴 수 있음</w:t>
             </w:r>
@@ -5947,32 +6577,37 @@
     </w:tbl>
     <w:p>
       <w:pPr>
-        <w:spacing w:after="120" w:before="0"/>
+        <w:spacing w:before="0" w:after="120"/>
       </w:pPr>
     </w:p>
     <w:p>
       <w:pPr>
         <w:pBdr>
-          <w:left w:val="single" w:color="E08A00" w:sz="18" w:space="6"/>
+          <w:left w:val="single" w:color="9a9a9a" w:sz="12" w:space="8"/>
         </w:pBdr>
-        <w:shd w:fill="F2F2F2" w:color="auto" w:val="clear"/>
-        <w:ind w:left="360"/>
+        <w:shd w:fill="EFEFEF" w:color="auto" w:val="clear"/>
+        <w:spacing w:before="60" w:after="140" w:line="300"/>
+        <w:ind w:left="240"/>
       </w:pPr>
       <w:r>
         <w:rPr>
           <w:b/>
           <w:bCs/>
-          <w:color w:val="B36B00"/>
+          <w:color w:val="555555"/>
           <w:sz w:val="18"/>
           <w:szCs w:val="18"/>
-        </w:rPr>
-        <w:t xml:space="preserve">검토 메모  </w:t>
-      </w:r>
-      <w:r>
-        <w:rPr>
-          <w:color w:val="444444"/>
+          <w:rFonts w:ascii="맑은 고딕" w:cs="맑은 고딕" w:eastAsia="맑은 고딕" w:hAnsi="맑은 고딕"/>
+        </w:rPr>
+        <w:t xml:space="preserve">검토 메모 — </w:t>
+      </w:r>
+      <w:r>
+        <w:rPr>
+          <w:b w:val="false"/>
+          <w:bCs w:val="false"/>
+          <w:color w:val="555555"/>
           <w:sz w:val="18"/>
           <w:szCs w:val="18"/>
+          <w:rFonts w:ascii="맑은 고딕" w:cs="맑은 고딕" w:eastAsia="맑은 고딕" w:hAnsi="맑은 고딕"/>
         </w:rPr>
         <w:t xml:space="preserve">상담소가 의료기관과 연계된 경우의 의료법 판단과도 연결되므로 변호사와 세무사가 함께 보는 것이 좋습니다.</w:t>
       </w:r>
@@ -5981,8 +6616,17 @@
       <w:pPr>
         <w:pStyle w:val="Heading2"/>
         <w:keepNext/>
-      </w:pPr>
-      <w:r>
+        <w:spacing w:before="240" w:after="100"/>
+      </w:pPr>
+      <w:r>
+        <w:rPr>
+          <w:b/>
+          <w:bCs/>
+          <w:color w:val="222222"/>
+          <w:sz w:val="23"/>
+          <w:szCs w:val="23"/>
+          <w:rFonts w:ascii="맑은 고딕" w:cs="맑은 고딕" w:eastAsia="맑은 고딕" w:hAnsi="맑은 고딕"/>
+        </w:rPr>
         <w:t xml:space="preserve">E-3. 느루 캐시</w:t>
       </w:r>
     </w:p>
@@ -5993,29 +6637,56 @@
           <w:ilvl w:val="0"/>
           <w:numId w:val="3"/>
         </w:numPr>
-        <w:spacing w:after="40"/>
-      </w:pPr>
-      <w:r>
+        <w:spacing w:after="40" w:line="300"/>
+      </w:pPr>
+      <w:r>
+        <w:rPr>
+          <w:b w:val="false"/>
+          <w:bCs w:val="false"/>
+          <w:sz w:val="20"/>
+          <w:szCs w:val="20"/>
+          <w:rFonts w:ascii="맑은 고딕" w:cs="맑은 고딕" w:eastAsia="맑은 고딕" w:hAnsi="맑은 고딕"/>
+        </w:rPr>
         <w:t xml:space="preserve">충전 시점에는 </w:t>
       </w:r>
       <w:r>
         <w:rPr>
           <w:b/>
           <w:bCs/>
+          <w:sz w:val="20"/>
+          <w:szCs w:val="20"/>
+          <w:rFonts w:ascii="맑은 고딕" w:cs="맑은 고딕" w:eastAsia="맑은 고딕" w:hAnsi="맑은 고딕"/>
         </w:rPr>
         <w:t xml:space="preserve">선수금</w:t>
       </w:r>
       <w:r>
+        <w:rPr>
+          <w:b w:val="false"/>
+          <w:bCs w:val="false"/>
+          <w:sz w:val="20"/>
+          <w:szCs w:val="20"/>
+          <w:rFonts w:ascii="맑은 고딕" w:cs="맑은 고딕" w:eastAsia="맑은 고딕" w:hAnsi="맑은 고딕"/>
+        </w:rPr>
         <w:t xml:space="preserve">(부채)으로, 상담료 등으로 쓴 시점에 </w:t>
       </w:r>
       <w:r>
         <w:rPr>
           <w:b/>
           <w:bCs/>
+          <w:sz w:val="20"/>
+          <w:szCs w:val="20"/>
+          <w:rFonts w:ascii="맑은 고딕" w:cs="맑은 고딕" w:eastAsia="맑은 고딕" w:hAnsi="맑은 고딕"/>
         </w:rPr>
         <w:t xml:space="preserve">매출</w:t>
       </w:r>
       <w:r>
+        <w:rPr>
+          <w:b w:val="false"/>
+          <w:bCs w:val="false"/>
+          <w:sz w:val="20"/>
+          <w:szCs w:val="20"/>
+          <w:rFonts w:ascii="맑은 고딕" w:cs="맑은 고딕" w:eastAsia="맑은 고딕" w:hAnsi="맑은 고딕"/>
+        </w:rPr>
         <w:t xml:space="preserve">로 인식하는 방식이 일반적입니다 — 세무사 확인.</w:t>
       </w:r>
     </w:p>
@@ -6026,9 +6697,16 @@
           <w:ilvl w:val="0"/>
           <w:numId w:val="3"/>
         </w:numPr>
-        <w:spacing w:after="40"/>
-      </w:pPr>
-      <w:r>
+        <w:spacing w:after="40" w:line="300"/>
+      </w:pPr>
+      <w:r>
+        <w:rPr>
+          <w:b w:val="false"/>
+          <w:bCs w:val="false"/>
+          <w:sz w:val="20"/>
+          <w:szCs w:val="20"/>
+          <w:rFonts w:ascii="맑은 고딕" w:cs="맑은 고딕" w:eastAsia="맑은 고딕" w:hAnsi="맑은 고딕"/>
+        </w:rPr>
         <w:t xml:space="preserve">미사용 잔액을 매월 집계하고, 환불·유효기간·소멸 처리 규칙을 약관과 장부에 맞춰 두세요.</w:t>
       </w:r>
     </w:p>
@@ -6039,9 +6717,16 @@
           <w:ilvl w:val="0"/>
           <w:numId w:val="3"/>
         </w:numPr>
-        <w:spacing w:after="40"/>
-      </w:pPr>
-      <w:r>
+        <w:spacing w:after="40" w:line="300"/>
+      </w:pPr>
+      <w:r>
+        <w:rPr>
+          <w:b w:val="false"/>
+          <w:bCs w:val="false"/>
+          <w:sz w:val="20"/>
+          <w:szCs w:val="20"/>
+          <w:rFonts w:ascii="맑은 고딕" w:cs="맑은 고딕" w:eastAsia="맑은 고딕" w:hAnsi="맑은 고딕"/>
+        </w:rPr>
         <w:t xml:space="preserve">카드 결제 수수료(3%)의 처리 방식도 함께 정리합니다.</w:t>
       </w:r>
     </w:p>
@@ -6049,8 +6734,17 @@
       <w:pPr>
         <w:pStyle w:val="Heading2"/>
         <w:keepNext/>
-      </w:pPr>
-      <w:r>
+        <w:spacing w:before="240" w:after="100"/>
+      </w:pPr>
+      <w:r>
+        <w:rPr>
+          <w:b/>
+          <w:bCs/>
+          <w:color w:val="222222"/>
+          <w:sz w:val="23"/>
+          <w:szCs w:val="23"/>
+          <w:rFonts w:ascii="맑은 고딕" w:cs="맑은 고딕" w:eastAsia="맑은 고딕" w:hAnsi="맑은 고딕"/>
+        </w:rPr>
         <w:t xml:space="preserve">E-4. 부가가치세</w:t>
       </w:r>
     </w:p>
@@ -6061,19 +6755,36 @@
           <w:ilvl w:val="0"/>
           <w:numId w:val="3"/>
         </w:numPr>
-        <w:spacing w:after="40"/>
-      </w:pPr>
-      <w:r>
+        <w:spacing w:after="40" w:line="300"/>
+      </w:pPr>
+      <w:r>
+        <w:rPr>
+          <w:b w:val="false"/>
+          <w:bCs w:val="false"/>
+          <w:sz w:val="20"/>
+          <w:szCs w:val="20"/>
+          <w:rFonts w:ascii="맑은 고딕" w:cs="맑은 고딕" w:eastAsia="맑은 고딕" w:hAnsi="맑은 고딕"/>
+        </w:rPr>
         <w:t xml:space="preserve">심리상담 용역이 면세인지는 </w:t>
       </w:r>
       <w:r>
         <w:rPr>
           <w:b/>
           <w:bCs/>
+          <w:sz w:val="20"/>
+          <w:szCs w:val="20"/>
+          <w:rFonts w:ascii="맑은 고딕" w:cs="맑은 고딕" w:eastAsia="맑은 고딕" w:hAnsi="맑은 고딕"/>
         </w:rPr>
         <w:t xml:space="preserve">제공 주체와 내용에 따라 달라지므로</w:t>
       </w:r>
       <w:r>
+        <w:rPr>
+          <w:b w:val="false"/>
+          <w:bCs w:val="false"/>
+          <w:sz w:val="20"/>
+          <w:szCs w:val="20"/>
+          <w:rFonts w:ascii="맑은 고딕" w:cs="맑은 고딕" w:eastAsia="맑은 고딕" w:hAnsi="맑은 고딕"/>
+        </w:rPr>
         <w:t xml:space="preserve"> 세무사 확인 필요.</w:t>
       </w:r>
     </w:p>
@@ -6084,9 +6795,16 @@
           <w:ilvl w:val="0"/>
           <w:numId w:val="3"/>
         </w:numPr>
-        <w:spacing w:after="40"/>
-      </w:pPr>
-      <w:r>
+        <w:spacing w:after="40" w:line="300"/>
+      </w:pPr>
+      <w:r>
+        <w:rPr>
+          <w:b w:val="false"/>
+          <w:bCs w:val="false"/>
+          <w:sz w:val="20"/>
+          <w:szCs w:val="20"/>
+          <w:rFonts w:ascii="맑은 고딕" w:cs="맑은 고딕" w:eastAsia="맑은 고딕" w:hAnsi="맑은 고딕"/>
+        </w:rPr>
         <w:t xml:space="preserve">AI 대화 등 구독형 디지털 서비스는 과세 가능성이 있습니다 — 세무사 확인 필요.</w:t>
       </w:r>
     </w:p>
@@ -6097,9 +6815,16 @@
           <w:ilvl w:val="0"/>
           <w:numId w:val="3"/>
         </w:numPr>
-        <w:spacing w:after="40"/>
-      </w:pPr>
-      <w:r>
+        <w:spacing w:after="40" w:line="300"/>
+      </w:pPr>
+      <w:r>
+        <w:rPr>
+          <w:b w:val="false"/>
+          <w:bCs w:val="false"/>
+          <w:sz w:val="20"/>
+          <w:szCs w:val="20"/>
+          <w:rFonts w:ascii="맑은 고딕" w:cs="맑은 고딕" w:eastAsia="맑은 고딕" w:hAnsi="맑은 고딕"/>
+        </w:rPr>
         <w:t xml:space="preserve">과세·면세가 섞이면 겸영사업자로 매입세액 안분 등이 필요할 수 있습니다.</w:t>
       </w:r>
     </w:p>
@@ -6107,8 +6832,17 @@
       <w:pPr>
         <w:pStyle w:val="Heading2"/>
         <w:keepNext/>
-      </w:pPr>
-      <w:r>
+        <w:spacing w:before="240" w:after="100"/>
+      </w:pPr>
+      <w:r>
+        <w:rPr>
+          <w:b/>
+          <w:bCs/>
+          <w:color w:val="222222"/>
+          <w:sz w:val="23"/>
+          <w:szCs w:val="23"/>
+          <w:rFonts w:ascii="맑은 고딕" w:cs="맑은 고딕" w:eastAsia="맑은 고딕" w:hAnsi="맑은 고딕"/>
+        </w:rPr>
         <w:t xml:space="preserve">E-5. 전자금융거래법</w:t>
       </w:r>
     </w:p>
@@ -6119,19 +6853,36 @@
           <w:ilvl w:val="0"/>
           <w:numId w:val="3"/>
         </w:numPr>
-        <w:spacing w:after="40"/>
-      </w:pPr>
-      <w:r>
+        <w:spacing w:after="40" w:line="300"/>
+      </w:pPr>
+      <w:r>
+        <w:rPr>
+          <w:b w:val="false"/>
+          <w:bCs w:val="false"/>
+          <w:sz w:val="20"/>
+          <w:szCs w:val="20"/>
+          <w:rFonts w:ascii="맑은 고딕" w:cs="맑은 고딕" w:eastAsia="맑은 고딕" w:hAnsi="맑은 고딕"/>
+        </w:rPr>
         <w:t xml:space="preserve">선불 충전식 캐시가 </w:t>
       </w:r>
       <w:r>
         <w:rPr>
           <w:b/>
           <w:bCs/>
+          <w:sz w:val="20"/>
+          <w:szCs w:val="20"/>
+          <w:rFonts w:ascii="맑은 고딕" w:cs="맑은 고딕" w:eastAsia="맑은 고딕" w:hAnsi="맑은 고딕"/>
         </w:rPr>
         <w:t xml:space="preserve">선불전자지급수단</w:t>
       </w:r>
       <w:r>
+        <w:rPr>
+          <w:b w:val="false"/>
+          <w:bCs w:val="false"/>
+          <w:sz w:val="20"/>
+          <w:szCs w:val="20"/>
+          <w:rFonts w:ascii="맑은 고딕" w:cs="맑은 고딕" w:eastAsia="맑은 고딕" w:hAnsi="맑은 고딕"/>
+        </w:rPr>
         <w:t xml:space="preserve">에 해당하는지, 해당한다면 등록 대상인지(발행 잔액, 사용처 범위 등 기준) 확인해야 합니다 — 법령 확인 필요.</w:t>
       </w:r>
     </w:p>
@@ -6142,9 +6893,16 @@
           <w:ilvl w:val="0"/>
           <w:numId w:val="3"/>
         </w:numPr>
-        <w:spacing w:after="40"/>
-      </w:pPr>
-      <w:r>
+        <w:spacing w:after="40" w:line="300"/>
+      </w:pPr>
+      <w:r>
+        <w:rPr>
+          <w:b w:val="false"/>
+          <w:bCs w:val="false"/>
+          <w:sz w:val="20"/>
+          <w:szCs w:val="20"/>
+          <w:rFonts w:ascii="맑은 고딕" w:cs="맑은 고딕" w:eastAsia="맑은 고딕" w:hAnsi="맑은 고딕"/>
+        </w:rPr>
         <w:t xml:space="preserve">회사 서비스 안에서만 쓰이는 경우의 적용 제외 여부도 함께 확인합니다.</w:t>
       </w:r>
     </w:p>
@@ -6152,8 +6910,17 @@
       <w:pPr>
         <w:pStyle w:val="Heading2"/>
         <w:keepNext/>
-      </w:pPr>
-      <w:r>
+        <w:spacing w:before="240" w:after="100"/>
+      </w:pPr>
+      <w:r>
+        <w:rPr>
+          <w:b/>
+          <w:bCs/>
+          <w:color w:val="222222"/>
+          <w:sz w:val="23"/>
+          <w:szCs w:val="23"/>
+          <w:rFonts w:ascii="맑은 고딕" w:cs="맑은 고딕" w:eastAsia="맑은 고딕" w:hAnsi="맑은 고딕"/>
+        </w:rPr>
         <w:t xml:space="preserve">E-6. 월별 할 일</w:t>
       </w:r>
     </w:p>
@@ -6199,7 +6966,7 @@
           </w:tcPr>
           <w:p>
             <w:pPr>
-              <w:spacing w:after="0" w:before="0" w:line="300"/>
+              <w:spacing w:before="0" w:after="0" w:line="300"/>
               <w:jc w:val="center"/>
             </w:pPr>
             <w:r>
@@ -6208,6 +6975,7 @@
                 <w:bCs/>
                 <w:sz w:val="19"/>
                 <w:szCs w:val="19"/>
+                <w:rFonts w:ascii="맑은 고딕" w:cs="맑은 고딕" w:eastAsia="맑은 고딕" w:hAnsi="맑은 고딕"/>
               </w:rPr>
               <w:t xml:space="preserve">시기</w:t>
             </w:r>
@@ -6233,7 +7001,7 @@
           </w:tcPr>
           <w:p>
             <w:pPr>
-              <w:spacing w:after="0" w:before="0" w:line="300"/>
+              <w:spacing w:before="0" w:after="0" w:line="300"/>
               <w:jc w:val="center"/>
             </w:pPr>
             <w:r>
@@ -6242,6 +7010,7 @@
                 <w:bCs/>
                 <w:sz w:val="19"/>
                 <w:szCs w:val="19"/>
+                <w:rFonts w:ascii="맑은 고딕" w:cs="맑은 고딕" w:eastAsia="맑은 고딕" w:hAnsi="맑은 고딕"/>
               </w:rPr>
               <w:t xml:space="preserve">할 일</w:t>
             </w:r>
@@ -6267,7 +7036,7 @@
           </w:tcPr>
           <w:p>
             <w:pPr>
-              <w:spacing w:after="0" w:before="0" w:line="300"/>
+              <w:spacing w:before="0" w:after="0" w:line="300"/>
               <w:jc w:val="center"/>
             </w:pPr>
             <w:r>
@@ -6276,6 +7045,7 @@
                 <w:bCs/>
                 <w:sz w:val="19"/>
                 <w:szCs w:val="19"/>
+                <w:rFonts w:ascii="맑은 고딕" w:cs="맑은 고딕" w:eastAsia="맑은 고딕" w:hAnsi="맑은 고딕"/>
               </w:rPr>
               <w:t xml:space="preserve">완료</w:t>
             </w:r>
@@ -6305,15 +7075,16 @@
           </w:tcPr>
           <w:p>
             <w:pPr>
-              <w:spacing w:after="0" w:before="0" w:line="300"/>
-              <w:jc w:val="left"/>
-            </w:pPr>
-            <w:r>
-              <w:rPr>
-                <w:b w:val="false"/>
-                <w:bCs w:val="false"/>
-                <w:sz w:val="19"/>
-                <w:szCs w:val="19"/>
+              <w:spacing w:before="0" w:after="0" w:line="300"/>
+              <w:jc w:val="left"/>
+            </w:pPr>
+            <w:r>
+              <w:rPr>
+                <w:b w:val="false"/>
+                <w:bCs w:val="false"/>
+                <w:sz w:val="19"/>
+                <w:szCs w:val="19"/>
+                <w:rFonts w:ascii="맑은 고딕" w:cs="맑은 고딕" w:eastAsia="맑은 고딕" w:hAnsi="맑은 고딕"/>
               </w:rPr>
               <w:t xml:space="preserve">매월 초</w:t>
             </w:r>
@@ -6338,15 +7109,16 @@
           </w:tcPr>
           <w:p>
             <w:pPr>
-              <w:spacing w:after="0" w:before="0" w:line="300"/>
-              <w:jc w:val="left"/>
-            </w:pPr>
-            <w:r>
-              <w:rPr>
-                <w:b w:val="false"/>
-                <w:bCs w:val="false"/>
-                <w:sz w:val="19"/>
-                <w:szCs w:val="19"/>
+              <w:spacing w:before="0" w:after="0" w:line="300"/>
+              <w:jc w:val="left"/>
+            </w:pPr>
+            <w:r>
+              <w:rPr>
+                <w:b w:val="false"/>
+                <w:bCs w:val="false"/>
+                <w:sz w:val="19"/>
+                <w:szCs w:val="19"/>
+                <w:rFonts w:ascii="맑은 고딕" w:cs="맑은 고딕" w:eastAsia="맑은 고딕" w:hAnsi="맑은 고딕"/>
               </w:rPr>
               <w:t xml:space="preserve">지난달 앱 채널 정산금 지급 내역·원천징수액 집계</w:t>
             </w:r>
@@ -6371,15 +7143,16 @@
           </w:tcPr>
           <w:p>
             <w:pPr>
-              <w:spacing w:after="0" w:before="0" w:line="300"/>
-              <w:jc w:val="left"/>
-            </w:pPr>
-            <w:r>
-              <w:rPr>
-                <w:b w:val="false"/>
-                <w:bCs w:val="false"/>
-                <w:sz w:val="19"/>
-                <w:szCs w:val="19"/>
+              <w:spacing w:before="0" w:after="0" w:line="300"/>
+              <w:jc w:val="left"/>
+            </w:pPr>
+            <w:r>
+              <w:rPr>
+                <w:b w:val="false"/>
+                <w:bCs w:val="false"/>
+                <w:sz w:val="19"/>
+                <w:szCs w:val="19"/>
+                <w:rFonts w:ascii="맑은 고딕" w:cs="맑은 고딕" w:eastAsia="맑은 고딕" w:hAnsi="맑은 고딕"/>
               </w:rPr>
               <w:t xml:space="preserve">☐</w:t>
             </w:r>
@@ -6409,15 +7182,16 @@
           </w:tcPr>
           <w:p>
             <w:pPr>
-              <w:spacing w:after="0" w:before="0" w:line="300"/>
-              <w:jc w:val="left"/>
-            </w:pPr>
-            <w:r>
-              <w:rPr>
-                <w:b w:val="false"/>
-                <w:bCs w:val="false"/>
-                <w:sz w:val="19"/>
-                <w:szCs w:val="19"/>
+              <w:spacing w:before="0" w:after="0" w:line="300"/>
+              <w:jc w:val="left"/>
+            </w:pPr>
+            <w:r>
+              <w:rPr>
+                <w:b w:val="false"/>
+                <w:bCs w:val="false"/>
+                <w:sz w:val="19"/>
+                <w:szCs w:val="19"/>
+                <w:rFonts w:ascii="맑은 고딕" w:cs="맑은 고딕" w:eastAsia="맑은 고딕" w:hAnsi="맑은 고딕"/>
               </w:rPr>
               <w:t xml:space="preserve">매월 10일까지</w:t>
             </w:r>
@@ -6442,15 +7216,16 @@
           </w:tcPr>
           <w:p>
             <w:pPr>
-              <w:spacing w:after="0" w:before="0" w:line="300"/>
-              <w:jc w:val="left"/>
-            </w:pPr>
-            <w:r>
-              <w:rPr>
-                <w:b w:val="false"/>
-                <w:bCs w:val="false"/>
-                <w:sz w:val="19"/>
-                <w:szCs w:val="19"/>
+              <w:spacing w:before="0" w:after="0" w:line="300"/>
+              <w:jc w:val="left"/>
+            </w:pPr>
+            <w:r>
+              <w:rPr>
+                <w:b w:val="false"/>
+                <w:bCs w:val="false"/>
+                <w:sz w:val="19"/>
+                <w:szCs w:val="19"/>
+                <w:rFonts w:ascii="맑은 고딕" w:cs="맑은 고딕" w:eastAsia="맑은 고딕" w:hAnsi="맑은 고딕"/>
               </w:rPr>
               <w:t xml:space="preserve">원천징수 신고·납부(지방소득세 포함)</w:t>
             </w:r>
@@ -6475,15 +7250,16 @@
           </w:tcPr>
           <w:p>
             <w:pPr>
-              <w:spacing w:after="0" w:before="0" w:line="300"/>
-              <w:jc w:val="left"/>
-            </w:pPr>
-            <w:r>
-              <w:rPr>
-                <w:b w:val="false"/>
-                <w:bCs w:val="false"/>
-                <w:sz w:val="19"/>
-                <w:szCs w:val="19"/>
+              <w:spacing w:before="0" w:after="0" w:line="300"/>
+              <w:jc w:val="left"/>
+            </w:pPr>
+            <w:r>
+              <w:rPr>
+                <w:b w:val="false"/>
+                <w:bCs w:val="false"/>
+                <w:sz w:val="19"/>
+                <w:szCs w:val="19"/>
+                <w:rFonts w:ascii="맑은 고딕" w:cs="맑은 고딕" w:eastAsia="맑은 고딕" w:hAnsi="맑은 고딕"/>
               </w:rPr>
               <w:t xml:space="preserve">☐</w:t>
             </w:r>
@@ -6513,15 +7289,16 @@
           </w:tcPr>
           <w:p>
             <w:pPr>
-              <w:spacing w:after="0" w:before="0" w:line="300"/>
-              <w:jc w:val="left"/>
-            </w:pPr>
-            <w:r>
-              <w:rPr>
-                <w:b w:val="false"/>
-                <w:bCs w:val="false"/>
-                <w:sz w:val="19"/>
-                <w:szCs w:val="19"/>
+              <w:spacing w:before="0" w:after="0" w:line="300"/>
+              <w:jc w:val="left"/>
+            </w:pPr>
+            <w:r>
+              <w:rPr>
+                <w:b w:val="false"/>
+                <w:bCs w:val="false"/>
+                <w:sz w:val="19"/>
+                <w:szCs w:val="19"/>
+                <w:rFonts w:ascii="맑은 고딕" w:cs="맑은 고딕" w:eastAsia="맑은 고딕" w:hAnsi="맑은 고딕"/>
               </w:rPr>
               <w:t xml:space="preserve">매월 </w:t>
             </w:r>
@@ -6531,6 +7308,7 @@
                 <w:bCs w:val="false"/>
                 <w:sz w:val="19"/>
                 <w:szCs w:val="19"/>
+                <w:rFonts w:ascii="맑은 고딕" w:cs="맑은 고딕" w:eastAsia="맑은 고딕" w:hAnsi="맑은 고딕"/>
                 <w:highlight w:val="yellow"/>
                 <w:highlightCs w:val="yellow"/>
               </w:rPr>
@@ -6557,15 +7335,16 @@
           </w:tcPr>
           <w:p>
             <w:pPr>
-              <w:spacing w:after="0" w:before="0" w:line="300"/>
-              <w:jc w:val="left"/>
-            </w:pPr>
-            <w:r>
-              <w:rPr>
-                <w:b w:val="false"/>
-                <w:bCs w:val="false"/>
-                <w:sz w:val="19"/>
-                <w:szCs w:val="19"/>
+              <w:spacing w:before="0" w:after="0" w:line="300"/>
+              <w:jc w:val="left"/>
+            </w:pPr>
+            <w:r>
+              <w:rPr>
+                <w:b w:val="false"/>
+                <w:bCs w:val="false"/>
+                <w:sz w:val="19"/>
+                <w:szCs w:val="19"/>
+                <w:rFonts w:ascii="맑은 고딕" w:cs="맑은 고딕" w:eastAsia="맑은 고딕" w:hAnsi="맑은 고딕"/>
               </w:rPr>
               <w:t xml:space="preserve">제휴 상담소 정산금 지급, 제휴 상담소의 상담사 지급 기록 확인</w:t>
             </w:r>
@@ -6590,15 +7369,16 @@
           </w:tcPr>
           <w:p>
             <w:pPr>
-              <w:spacing w:after="0" w:before="0" w:line="300"/>
-              <w:jc w:val="left"/>
-            </w:pPr>
-            <w:r>
-              <w:rPr>
-                <w:b w:val="false"/>
-                <w:bCs w:val="false"/>
-                <w:sz w:val="19"/>
-                <w:szCs w:val="19"/>
+              <w:spacing w:before="0" w:after="0" w:line="300"/>
+              <w:jc w:val="left"/>
+            </w:pPr>
+            <w:r>
+              <w:rPr>
+                <w:b w:val="false"/>
+                <w:bCs w:val="false"/>
+                <w:sz w:val="19"/>
+                <w:szCs w:val="19"/>
+                <w:rFonts w:ascii="맑은 고딕" w:cs="맑은 고딕" w:eastAsia="맑은 고딕" w:hAnsi="맑은 고딕"/>
               </w:rPr>
               <w:t xml:space="preserve">☐</w:t>
             </w:r>
@@ -6628,15 +7408,16 @@
           </w:tcPr>
           <w:p>
             <w:pPr>
-              <w:spacing w:after="0" w:before="0" w:line="300"/>
-              <w:jc w:val="left"/>
-            </w:pPr>
-            <w:r>
-              <w:rPr>
-                <w:b w:val="false"/>
-                <w:bCs w:val="false"/>
-                <w:sz w:val="19"/>
-                <w:szCs w:val="19"/>
+              <w:spacing w:before="0" w:after="0" w:line="300"/>
+              <w:jc w:val="left"/>
+            </w:pPr>
+            <w:r>
+              <w:rPr>
+                <w:b w:val="false"/>
+                <w:bCs w:val="false"/>
+                <w:sz w:val="19"/>
+                <w:szCs w:val="19"/>
+                <w:rFonts w:ascii="맑은 고딕" w:cs="맑은 고딕" w:eastAsia="맑은 고딕" w:hAnsi="맑은 고딕"/>
               </w:rPr>
               <w:t xml:space="preserve">매월 말</w:t>
             </w:r>
@@ -6661,15 +7442,16 @@
           </w:tcPr>
           <w:p>
             <w:pPr>
-              <w:spacing w:after="0" w:before="0" w:line="300"/>
-              <w:jc w:val="left"/>
-            </w:pPr>
-            <w:r>
-              <w:rPr>
-                <w:b w:val="false"/>
-                <w:bCs w:val="false"/>
-                <w:sz w:val="19"/>
-                <w:szCs w:val="19"/>
+              <w:spacing w:before="0" w:after="0" w:line="300"/>
+              <w:jc w:val="left"/>
+            </w:pPr>
+            <w:r>
+              <w:rPr>
+                <w:b w:val="false"/>
+                <w:bCs w:val="false"/>
+                <w:sz w:val="19"/>
+                <w:szCs w:val="19"/>
+                <w:rFonts w:ascii="맑은 고딕" w:cs="맑은 고딕" w:eastAsia="맑은 고딕" w:hAnsi="맑은 고딕"/>
               </w:rPr>
               <w:t xml:space="preserve">간이지급명세서 제출(기한 세무사 확인)</w:t>
             </w:r>
@@ -6694,15 +7476,16 @@
           </w:tcPr>
           <w:p>
             <w:pPr>
-              <w:spacing w:after="0" w:before="0" w:line="300"/>
-              <w:jc w:val="left"/>
-            </w:pPr>
-            <w:r>
-              <w:rPr>
-                <w:b w:val="false"/>
-                <w:bCs w:val="false"/>
-                <w:sz w:val="19"/>
-                <w:szCs w:val="19"/>
+              <w:spacing w:before="0" w:after="0" w:line="300"/>
+              <w:jc w:val="left"/>
+            </w:pPr>
+            <w:r>
+              <w:rPr>
+                <w:b w:val="false"/>
+                <w:bCs w:val="false"/>
+                <w:sz w:val="19"/>
+                <w:szCs w:val="19"/>
+                <w:rFonts w:ascii="맑은 고딕" w:cs="맑은 고딕" w:eastAsia="맑은 고딕" w:hAnsi="맑은 고딕"/>
               </w:rPr>
               <w:t xml:space="preserve">☐</w:t>
             </w:r>
@@ -6732,15 +7515,16 @@
           </w:tcPr>
           <w:p>
             <w:pPr>
-              <w:spacing w:after="0" w:before="0" w:line="300"/>
-              <w:jc w:val="left"/>
-            </w:pPr>
-            <w:r>
-              <w:rPr>
-                <w:b w:val="false"/>
-                <w:bCs w:val="false"/>
-                <w:sz w:val="19"/>
-                <w:szCs w:val="19"/>
+              <w:spacing w:before="0" w:after="0" w:line="300"/>
+              <w:jc w:val="left"/>
+            </w:pPr>
+            <w:r>
+              <w:rPr>
+                <w:b w:val="false"/>
+                <w:bCs w:val="false"/>
+                <w:sz w:val="19"/>
+                <w:szCs w:val="19"/>
+                <w:rFonts w:ascii="맑은 고딕" w:cs="맑은 고딕" w:eastAsia="맑은 고딕" w:hAnsi="맑은 고딕"/>
               </w:rPr>
               <w:t xml:space="preserve">매월 말</w:t>
             </w:r>
@@ -6765,15 +7549,16 @@
           </w:tcPr>
           <w:p>
             <w:pPr>
-              <w:spacing w:after="0" w:before="0" w:line="300"/>
-              <w:jc w:val="left"/>
-            </w:pPr>
-            <w:r>
-              <w:rPr>
-                <w:b w:val="false"/>
-                <w:bCs w:val="false"/>
-                <w:sz w:val="19"/>
-                <w:szCs w:val="19"/>
+              <w:spacing w:before="0" w:after="0" w:line="300"/>
+              <w:jc w:val="left"/>
+            </w:pPr>
+            <w:r>
+              <w:rPr>
+                <w:b w:val="false"/>
+                <w:bCs w:val="false"/>
+                <w:sz w:val="19"/>
+                <w:szCs w:val="19"/>
+                <w:rFonts w:ascii="맑은 고딕" w:cs="맑은 고딕" w:eastAsia="맑은 고딕" w:hAnsi="맑은 고딕"/>
               </w:rPr>
               <w:t xml:space="preserve">느루 캐시 충전액·사용액·미사용 잔액 집계</w:t>
             </w:r>
@@ -6798,15 +7583,16 @@
           </w:tcPr>
           <w:p>
             <w:pPr>
-              <w:spacing w:after="0" w:before="0" w:line="300"/>
-              <w:jc w:val="left"/>
-            </w:pPr>
-            <w:r>
-              <w:rPr>
-                <w:b w:val="false"/>
-                <w:bCs w:val="false"/>
-                <w:sz w:val="19"/>
-                <w:szCs w:val="19"/>
+              <w:spacing w:before="0" w:after="0" w:line="300"/>
+              <w:jc w:val="left"/>
+            </w:pPr>
+            <w:r>
+              <w:rPr>
+                <w:b w:val="false"/>
+                <w:bCs w:val="false"/>
+                <w:sz w:val="19"/>
+                <w:szCs w:val="19"/>
+                <w:rFonts w:ascii="맑은 고딕" w:cs="맑은 고딕" w:eastAsia="맑은 고딕" w:hAnsi="맑은 고딕"/>
               </w:rPr>
               <w:t xml:space="preserve">☐</w:t>
             </w:r>
@@ -6836,15 +7622,16 @@
           </w:tcPr>
           <w:p>
             <w:pPr>
-              <w:spacing w:after="0" w:before="0" w:line="300"/>
-              <w:jc w:val="left"/>
-            </w:pPr>
-            <w:r>
-              <w:rPr>
-                <w:b w:val="false"/>
-                <w:bCs w:val="false"/>
-                <w:sz w:val="19"/>
-                <w:szCs w:val="19"/>
+              <w:spacing w:before="0" w:after="0" w:line="300"/>
+              <w:jc w:val="left"/>
+            </w:pPr>
+            <w:r>
+              <w:rPr>
+                <w:b w:val="false"/>
+                <w:bCs w:val="false"/>
+                <w:sz w:val="19"/>
+                <w:szCs w:val="19"/>
+                <w:rFonts w:ascii="맑은 고딕" w:cs="맑은 고딕" w:eastAsia="맑은 고딕" w:hAnsi="맑은 고딕"/>
               </w:rPr>
               <w:t xml:space="preserve">매월 말</w:t>
             </w:r>
@@ -6869,15 +7656,16 @@
           </w:tcPr>
           <w:p>
             <w:pPr>
-              <w:spacing w:after="0" w:before="0" w:line="300"/>
-              <w:jc w:val="left"/>
-            </w:pPr>
-            <w:r>
-              <w:rPr>
-                <w:b w:val="false"/>
-                <w:bCs w:val="false"/>
-                <w:sz w:val="19"/>
-                <w:szCs w:val="19"/>
+              <w:spacing w:before="0" w:after="0" w:line="300"/>
+              <w:jc w:val="left"/>
+            </w:pPr>
+            <w:r>
+              <w:rPr>
+                <w:b w:val="false"/>
+                <w:bCs w:val="false"/>
+                <w:sz w:val="19"/>
+                <w:szCs w:val="19"/>
+                <w:rFonts w:ascii="맑은 고딕" w:cs="맑은 고딕" w:eastAsia="맑은 고딕" w:hAnsi="맑은 고딕"/>
               </w:rPr>
               <w:t xml:space="preserve">세금계산서·계산서 발행·수취 내역 대사</w:t>
             </w:r>
@@ -6902,15 +7690,16 @@
           </w:tcPr>
           <w:p>
             <w:pPr>
-              <w:spacing w:after="0" w:before="0" w:line="300"/>
-              <w:jc w:val="left"/>
-            </w:pPr>
-            <w:r>
-              <w:rPr>
-                <w:b w:val="false"/>
-                <w:bCs w:val="false"/>
-                <w:sz w:val="19"/>
-                <w:szCs w:val="19"/>
+              <w:spacing w:before="0" w:after="0" w:line="300"/>
+              <w:jc w:val="left"/>
+            </w:pPr>
+            <w:r>
+              <w:rPr>
+                <w:b w:val="false"/>
+                <w:bCs w:val="false"/>
+                <w:sz w:val="19"/>
+                <w:szCs w:val="19"/>
+                <w:rFonts w:ascii="맑은 고딕" w:cs="맑은 고딕" w:eastAsia="맑은 고딕" w:hAnsi="맑은 고딕"/>
               </w:rPr>
               <w:t xml:space="preserve">☐</w:t>
             </w:r>
@@ -6940,15 +7729,16 @@
           </w:tcPr>
           <w:p>
             <w:pPr>
-              <w:spacing w:after="0" w:before="0" w:line="300"/>
-              <w:jc w:val="left"/>
-            </w:pPr>
-            <w:r>
-              <w:rPr>
-                <w:b w:val="false"/>
-                <w:bCs w:val="false"/>
-                <w:sz w:val="19"/>
-                <w:szCs w:val="19"/>
+              <w:spacing w:before="0" w:after="0" w:line="300"/>
+              <w:jc w:val="left"/>
+            </w:pPr>
+            <w:r>
+              <w:rPr>
+                <w:b w:val="false"/>
+                <w:bCs w:val="false"/>
+                <w:sz w:val="19"/>
+                <w:szCs w:val="19"/>
+                <w:rFonts w:ascii="맑은 고딕" w:cs="맑은 고딕" w:eastAsia="맑은 고딕" w:hAnsi="맑은 고딕"/>
               </w:rPr>
               <w:t xml:space="preserve">분기·반기</w:t>
             </w:r>
@@ -6973,15 +7763,16 @@
           </w:tcPr>
           <w:p>
             <w:pPr>
-              <w:spacing w:after="0" w:before="0" w:line="300"/>
-              <w:jc w:val="left"/>
-            </w:pPr>
-            <w:r>
-              <w:rPr>
-                <w:b w:val="false"/>
-                <w:bCs w:val="false"/>
-                <w:sz w:val="19"/>
-                <w:szCs w:val="19"/>
+              <w:spacing w:before="0" w:after="0" w:line="300"/>
+              <w:jc w:val="left"/>
+            </w:pPr>
+            <w:r>
+              <w:rPr>
+                <w:b w:val="false"/>
+                <w:bCs w:val="false"/>
+                <w:sz w:val="19"/>
+                <w:szCs w:val="19"/>
+                <w:rFonts w:ascii="맑은 고딕" w:cs="맑은 고딕" w:eastAsia="맑은 고딕" w:hAnsi="맑은 고딕"/>
               </w:rPr>
               <w:t xml:space="preserve">부가가치세 신고(예정·확정) — 일정 세무사 확인</w:t>
             </w:r>
@@ -7006,15 +7797,16 @@
           </w:tcPr>
           <w:p>
             <w:pPr>
-              <w:spacing w:after="0" w:before="0" w:line="300"/>
-              <w:jc w:val="left"/>
-            </w:pPr>
-            <w:r>
-              <w:rPr>
-                <w:b w:val="false"/>
-                <w:bCs w:val="false"/>
-                <w:sz w:val="19"/>
-                <w:szCs w:val="19"/>
+              <w:spacing w:before="0" w:after="0" w:line="300"/>
+              <w:jc w:val="left"/>
+            </w:pPr>
+            <w:r>
+              <w:rPr>
+                <w:b w:val="false"/>
+                <w:bCs w:val="false"/>
+                <w:sz w:val="19"/>
+                <w:szCs w:val="19"/>
+                <w:rFonts w:ascii="맑은 고딕" w:cs="맑은 고딕" w:eastAsia="맑은 고딕" w:hAnsi="맑은 고딕"/>
               </w:rPr>
               <w:t xml:space="preserve">☐</w:t>
             </w:r>
@@ -7044,15 +7836,16 @@
           </w:tcPr>
           <w:p>
             <w:pPr>
-              <w:spacing w:after="0" w:before="0" w:line="300"/>
-              <w:jc w:val="left"/>
-            </w:pPr>
-            <w:r>
-              <w:rPr>
-                <w:b w:val="false"/>
-                <w:bCs w:val="false"/>
-                <w:sz w:val="19"/>
-                <w:szCs w:val="19"/>
+              <w:spacing w:before="0" w:after="0" w:line="300"/>
+              <w:jc w:val="left"/>
+            </w:pPr>
+            <w:r>
+              <w:rPr>
+                <w:b w:val="false"/>
+                <w:bCs w:val="false"/>
+                <w:sz w:val="19"/>
+                <w:szCs w:val="19"/>
+                <w:rFonts w:ascii="맑은 고딕" w:cs="맑은 고딕" w:eastAsia="맑은 고딕" w:hAnsi="맑은 고딕"/>
               </w:rPr>
               <w:t xml:space="preserve">연 1회</w:t>
             </w:r>
@@ -7077,15 +7870,16 @@
           </w:tcPr>
           <w:p>
             <w:pPr>
-              <w:spacing w:after="0" w:before="0" w:line="300"/>
-              <w:jc w:val="left"/>
-            </w:pPr>
-            <w:r>
-              <w:rPr>
-                <w:b w:val="false"/>
-                <w:bCs w:val="false"/>
-                <w:sz w:val="19"/>
-                <w:szCs w:val="19"/>
+              <w:spacing w:before="0" w:after="0" w:line="300"/>
+              <w:jc w:val="left"/>
+            </w:pPr>
+            <w:r>
+              <w:rPr>
+                <w:b w:val="false"/>
+                <w:bCs w:val="false"/>
+                <w:sz w:val="19"/>
+                <w:szCs w:val="19"/>
+                <w:rFonts w:ascii="맑은 고딕" w:cs="맑은 고딕" w:eastAsia="맑은 고딕" w:hAnsi="맑은 고딕"/>
               </w:rPr>
               <w:t xml:space="preserve">법인세 신고, 지급명세서 제출 — 일정 세무사 확인</w:t>
             </w:r>
@@ -7110,15 +7904,16 @@
           </w:tcPr>
           <w:p>
             <w:pPr>
-              <w:spacing w:after="0" w:before="0" w:line="300"/>
-              <w:jc w:val="left"/>
-            </w:pPr>
-            <w:r>
-              <w:rPr>
-                <w:b w:val="false"/>
-                <w:bCs w:val="false"/>
-                <w:sz w:val="19"/>
-                <w:szCs w:val="19"/>
+              <w:spacing w:before="0" w:after="0" w:line="300"/>
+              <w:jc w:val="left"/>
+            </w:pPr>
+            <w:r>
+              <w:rPr>
+                <w:b w:val="false"/>
+                <w:bCs w:val="false"/>
+                <w:sz w:val="19"/>
+                <w:szCs w:val="19"/>
+                <w:rFonts w:ascii="맑은 고딕" w:cs="맑은 고딕" w:eastAsia="맑은 고딕" w:hAnsi="맑은 고딕"/>
               </w:rPr>
               <w:t xml:space="preserve">☐</w:t>
             </w:r>
@@ -7128,15 +7923,24 @@
     </w:tbl>
     <w:p>
       <w:pPr>
-        <w:spacing w:after="120" w:before="0"/>
+        <w:spacing w:before="0" w:after="120"/>
       </w:pPr>
     </w:p>
     <w:p>
       <w:pPr>
         <w:pStyle w:val="Heading1"/>
         <w:keepNext/>
-      </w:pPr>
-      <w:r>
+        <w:spacing w:before="320" w:after="120"/>
+      </w:pPr>
+      <w:r>
+        <w:rPr>
+          <w:b/>
+          <w:bCs/>
+          <w:color w:val="222222"/>
+          <w:sz w:val="26"/>
+          <w:szCs w:val="26"/>
+          <w:rFonts w:ascii="맑은 고딕" w:cs="맑은 고딕" w:eastAsia="맑은 고딕" w:hAnsi="맑은 고딕"/>
+        </w:rPr>
         <w:t xml:space="preserve">F. 전문가에게 가져갈 질문</w:t>
       </w:r>
     </w:p>
@@ -7144,8 +7948,17 @@
       <w:pPr>
         <w:pStyle w:val="Heading2"/>
         <w:keepNext/>
-      </w:pPr>
-      <w:r>
+        <w:spacing w:before="240" w:after="100"/>
+      </w:pPr>
+      <w:r>
+        <w:rPr>
+          <w:b/>
+          <w:bCs/>
+          <w:color w:val="222222"/>
+          <w:sz w:val="23"/>
+          <w:szCs w:val="23"/>
+          <w:rFonts w:ascii="맑은 고딕" w:cs="맑은 고딕" w:eastAsia="맑은 고딕" w:hAnsi="맑은 고딕"/>
+        </w:rPr>
         <w:t xml:space="preserve">변호사</w:t>
       </w:r>
     </w:p>
@@ -7156,9 +7969,16 @@
           <w:ilvl w:val="0"/>
           <w:numId w:val="2"/>
         </w:numPr>
-        <w:spacing w:after="40"/>
-      </w:pPr>
-      <w:r>
+        <w:spacing w:after="40" w:line="300"/>
+      </w:pPr>
+      <w:r>
+        <w:rPr>
+          <w:b w:val="false"/>
+          <w:bCs w:val="false"/>
+          <w:sz w:val="20"/>
+          <w:szCs w:val="20"/>
+          <w:rFonts w:ascii="맑은 고딕" w:cs="맑은 고딕" w:eastAsia="맑은 고딕" w:hAnsi="맑은 고딕"/>
+        </w:rPr>
         <w:t xml:space="preserve">제휴 상담소 채널 구조(회사 → 제휴 상담소 90%, 제휴 상담소 → 상담사, 회사 7%)에서, 상담소가 의료기관과 연계된 경우 의료법 제27조(환자 유인·알선)에 걸릴 소지가 있나요? 대안 구조(제휴 상담소 직접 결제 + 시스템 이용료)가 더 안전한가요?</w:t>
       </w:r>
     </w:p>
@@ -7169,9 +7989,16 @@
           <w:ilvl w:val="0"/>
           <w:numId w:val="2"/>
         </w:numPr>
-        <w:spacing w:after="40"/>
-      </w:pPr>
-      <w:r>
+        <w:spacing w:after="40" w:line="300"/>
+      </w:pPr>
+      <w:r>
+        <w:rPr>
+          <w:b w:val="false"/>
+          <w:bCs w:val="false"/>
+          <w:sz w:val="20"/>
+          <w:szCs w:val="20"/>
+          <w:rFonts w:ascii="맑은 고딕" w:cs="맑은 고딕" w:eastAsia="맑은 고딕" w:hAnsi="맑은 고딕"/>
+        </w:rPr>
         <w:t xml:space="preserve">제휴 상담소 제휴계약의 개인정보 구조는 (A) 제3자 제공과 (B) 위탁 중 어느 쪽이 맞나요? 건강 관련 정보라 별도 동의가 필요한가요?</w:t>
       </w:r>
     </w:p>
@@ -7182,9 +8009,16 @@
           <w:ilvl w:val="0"/>
           <w:numId w:val="2"/>
         </w:numPr>
-        <w:spacing w:after="40"/>
-      </w:pPr>
-      <w:r>
+        <w:spacing w:after="40" w:line="300"/>
+      </w:pPr>
+      <w:r>
+        <w:rPr>
+          <w:b w:val="false"/>
+          <w:bCs w:val="false"/>
+          <w:sz w:val="20"/>
+          <w:szCs w:val="20"/>
+          <w:rFonts w:ascii="맑은 고딕" w:cs="맑은 고딕" w:eastAsia="맑은 고딕" w:hAnsi="맑은 고딕"/>
+        </w:rPr>
         <w:t xml:space="preserve">통신판매중개자로서 상담 분쟁·사고 시 회사 책임은 어디까지이고, 약관·계약서의 책임 제한 조항은 유효한가요?</w:t>
       </w:r>
     </w:p>
@@ -7195,19 +8029,38 @@
           <w:ilvl w:val="0"/>
           <w:numId w:val="2"/>
         </w:numPr>
-        <w:spacing w:after="40"/>
-      </w:pPr>
-      <w:r>
+        <w:spacing w:after="40" w:line="300"/>
+      </w:pPr>
+      <w:r>
+        <w:rPr>
+          <w:b w:val="false"/>
+          <w:bCs w:val="false"/>
+          <w:sz w:val="20"/>
+          <w:szCs w:val="20"/>
+          <w:rFonts w:ascii="맑은 고딕" w:cs="맑은 고딕" w:eastAsia="맑은 고딕" w:hAnsi="맑은 고딕"/>
+        </w:rPr>
         <w:t xml:space="preserve">권장 취소·환불 기준(24시간 전 전액, 24시간 이내 </w:t>
       </w:r>
       <w:r>
         <w:rPr>
+          <w:b w:val="false"/>
+          <w:bCs w:val="false"/>
+          <w:sz w:val="20"/>
+          <w:szCs w:val="20"/>
+          <w:rFonts w:ascii="맑은 고딕" w:cs="맑은 고딕" w:eastAsia="맑은 고딕" w:hAnsi="맑은 고딕"/>
           <w:highlight w:val="yellow"/>
           <w:highlightCs w:val="yellow"/>
         </w:rPr>
         <w:t xml:space="preserve">[50%]</w:t>
       </w:r>
       <w:r>
+        <w:rPr>
+          <w:b w:val="false"/>
+          <w:bCs w:val="false"/>
+          <w:sz w:val="20"/>
+          <w:szCs w:val="20"/>
+          <w:rFonts w:ascii="맑은 고딕" w:cs="맑은 고딕" w:eastAsia="맑은 고딕" w:hAnsi="맑은 고딕"/>
+        </w:rPr>
         <w:t xml:space="preserve">, 1시간 이내·노쇼 환불 없음)이 소비자 관련 법령상 문제가 없나요?</w:t>
       </w:r>
     </w:p>
@@ -7218,9 +8071,16 @@
           <w:ilvl w:val="0"/>
           <w:numId w:val="2"/>
         </w:numPr>
-        <w:spacing w:after="40"/>
-      </w:pPr>
-      <w:r>
+        <w:spacing w:after="40" w:line="300"/>
+      </w:pPr>
+      <w:r>
+        <w:rPr>
+          <w:b w:val="false"/>
+          <w:bCs w:val="false"/>
+          <w:sz w:val="20"/>
+          <w:szCs w:val="20"/>
+          <w:rFonts w:ascii="맑은 고딕" w:cs="맑은 고딕" w:eastAsia="맑은 고딕" w:hAnsi="맑은 고딕"/>
+        </w:rPr>
         <w:t xml:space="preserve">직거래 위약금 금액을 어느 수준으로 정해야 과도하다는 판단을 피할 수 있나요?</w:t>
       </w:r>
     </w:p>
@@ -7231,9 +8091,16 @@
           <w:ilvl w:val="0"/>
           <w:numId w:val="2"/>
         </w:numPr>
-        <w:spacing w:after="40"/>
-      </w:pPr>
-      <w:r>
+        <w:spacing w:after="40" w:line="300"/>
+      </w:pPr>
+      <w:r>
+        <w:rPr>
+          <w:b w:val="false"/>
+          <w:bCs w:val="false"/>
+          <w:sz w:val="20"/>
+          <w:szCs w:val="20"/>
+          <w:rFonts w:ascii="맑은 고딕" w:cs="맑은 고딕" w:eastAsia="맑은 고딕" w:hAnsi="맑은 고딕"/>
+        </w:rPr>
         <w:t xml:space="preserve">AI 대화 캐릭터 ‘느루’ 제공과 위기 대응 안내에 관하여 법적으로 꼭 넣어야 할 고지가 있나요?</w:t>
       </w:r>
     </w:p>
@@ -7241,8 +8108,17 @@
       <w:pPr>
         <w:pStyle w:val="Heading2"/>
         <w:keepNext/>
-      </w:pPr>
-      <w:r>
+        <w:spacing w:before="240" w:after="100"/>
+      </w:pPr>
+      <w:r>
+        <w:rPr>
+          <w:b/>
+          <w:bCs/>
+          <w:color w:val="222222"/>
+          <w:sz w:val="23"/>
+          <w:szCs w:val="23"/>
+          <w:rFonts w:ascii="맑은 고딕" w:cs="맑은 고딕" w:eastAsia="맑은 고딕" w:hAnsi="맑은 고딕"/>
+        </w:rPr>
         <w:t xml:space="preserve">세무사</w:t>
       </w:r>
     </w:p>
@@ -7253,9 +8129,16 @@
           <w:ilvl w:val="0"/>
           <w:numId w:val="2"/>
         </w:numPr>
-        <w:spacing w:after="40"/>
-      </w:pPr>
-      <w:r>
+        <w:spacing w:after="40" w:line="300"/>
+      </w:pPr>
+      <w:r>
+        <w:rPr>
+          <w:b w:val="false"/>
+          <w:bCs w:val="false"/>
+          <w:sz w:val="20"/>
+          <w:szCs w:val="20"/>
+          <w:rFonts w:ascii="맑은 고딕" w:cs="맑은 고딕" w:eastAsia="맑은 고딕" w:hAnsi="맑은 고딕"/>
+        </w:rPr>
         <w:t xml:space="preserve">제휴 상담소에 보내는 90%를 대리 수취로 볼 수 있나요, 회사 매출로 봐야 하나요? 증빙은 무엇을 주고받나요?</w:t>
       </w:r>
     </w:p>
@@ -7266,9 +8149,16 @@
           <w:ilvl w:val="0"/>
           <w:numId w:val="2"/>
         </w:numPr>
-        <w:spacing w:after="40"/>
-      </w:pPr>
-      <w:r>
+        <w:spacing w:after="40" w:line="300"/>
+      </w:pPr>
+      <w:r>
+        <w:rPr>
+          <w:b w:val="false"/>
+          <w:bCs w:val="false"/>
+          <w:sz w:val="20"/>
+          <w:szCs w:val="20"/>
+          <w:rFonts w:ascii="맑은 고딕" w:cs="맑은 고딕" w:eastAsia="맑은 고딕" w:hAnsi="맑은 고딕"/>
+        </w:rPr>
         <w:t xml:space="preserve">심리상담 상담료, AI 서비스 이용료의 부가세 과세·면세 구분은 어떻게 되나요?</w:t>
       </w:r>
     </w:p>
@@ -7279,9 +8169,16 @@
           <w:ilvl w:val="0"/>
           <w:numId w:val="2"/>
         </w:numPr>
-        <w:spacing w:after="40"/>
-      </w:pPr>
-      <w:r>
+        <w:spacing w:after="40" w:line="300"/>
+      </w:pPr>
+      <w:r>
+        <w:rPr>
+          <w:b w:val="false"/>
+          <w:bCs w:val="false"/>
+          <w:sz w:val="20"/>
+          <w:szCs w:val="20"/>
+          <w:rFonts w:ascii="맑은 고딕" w:cs="맑은 고딕" w:eastAsia="맑은 고딕" w:hAnsi="맑은 고딕"/>
+        </w:rPr>
         <w:t xml:space="preserve">느루 캐시의 선수금·매출 인식 시점과 미사용 잔액 처리 방법은?</w:t>
       </w:r>
     </w:p>
@@ -7292,9 +8189,16 @@
           <w:ilvl w:val="0"/>
           <w:numId w:val="2"/>
         </w:numPr>
-        <w:spacing w:after="40"/>
-      </w:pPr>
-      <w:r>
+        <w:spacing w:after="40" w:line="300"/>
+      </w:pPr>
+      <w:r>
+        <w:rPr>
+          <w:b w:val="false"/>
+          <w:bCs w:val="false"/>
+          <w:sz w:val="20"/>
+          <w:szCs w:val="20"/>
+          <w:rFonts w:ascii="맑은 고딕" w:cs="맑은 고딕" w:eastAsia="맑은 고딕" w:hAnsi="맑은 고딕"/>
+        </w:rPr>
         <w:t xml:space="preserve">개인 상담사 원천징수 3.3%, 간이지급명세서 제출 기한과 방법은?</w:t>
       </w:r>
     </w:p>
@@ -7305,9 +8209,16 @@
           <w:ilvl w:val="0"/>
           <w:numId w:val="2"/>
         </w:numPr>
-        <w:spacing w:after="40"/>
-      </w:pPr>
-      <w:r>
+        <w:spacing w:after="40" w:line="300"/>
+      </w:pPr>
+      <w:r>
+        <w:rPr>
+          <w:b w:val="false"/>
+          <w:bCs w:val="false"/>
+          <w:sz w:val="20"/>
+          <w:szCs w:val="20"/>
+          <w:rFonts w:ascii="맑은 고딕" w:cs="맑은 고딕" w:eastAsia="맑은 고딕" w:hAnsi="맑은 고딕"/>
+        </w:rPr>
         <w:t xml:space="preserve">결제수수료 3%와 상담사 지급분을 장부에 어떻게 기록하나요?</w:t>
       </w:r>
     </w:p>
@@ -7318,9 +8229,16 @@
           <w:ilvl w:val="0"/>
           <w:numId w:val="2"/>
         </w:numPr>
-        <w:spacing w:after="40"/>
-      </w:pPr>
-      <w:r>
+        <w:spacing w:after="40" w:line="300"/>
+      </w:pPr>
+      <w:r>
+        <w:rPr>
+          <w:b w:val="false"/>
+          <w:bCs w:val="false"/>
+          <w:sz w:val="20"/>
+          <w:szCs w:val="20"/>
+          <w:rFonts w:ascii="맑은 고딕" w:cs="맑은 고딕" w:eastAsia="맑은 고딕" w:hAnsi="맑은 고딕"/>
+        </w:rPr>
         <w:t xml:space="preserve">개인사업자 기간의 매출·자산을 법인으로 넘길 때 세금 문제(포괄양수도 등)는 없나요?</w:t>
       </w:r>
     </w:p>
@@ -7328,8 +8246,17 @@
       <w:pPr>
         <w:pStyle w:val="Heading2"/>
         <w:keepNext/>
-      </w:pPr>
-      <w:r>
+        <w:spacing w:before="240" w:after="100"/>
+      </w:pPr>
+      <w:r>
+        <w:rPr>
+          <w:b/>
+          <w:bCs/>
+          <w:color w:val="222222"/>
+          <w:sz w:val="23"/>
+          <w:szCs w:val="23"/>
+          <w:rFonts w:ascii="맑은 고딕" w:cs="맑은 고딕" w:eastAsia="맑은 고딕" w:hAnsi="맑은 고딕"/>
+        </w:rPr>
         <w:t xml:space="preserve">보험사</w:t>
       </w:r>
     </w:p>
@@ -7340,9 +8267,16 @@
           <w:ilvl w:val="0"/>
           <w:numId w:val="2"/>
         </w:numPr>
-        <w:spacing w:after="40"/>
-      </w:pPr>
-      <w:r>
+        <w:spacing w:after="40" w:line="300"/>
+      </w:pPr>
+      <w:r>
+        <w:rPr>
+          <w:b w:val="false"/>
+          <w:bCs w:val="false"/>
+          <w:sz w:val="20"/>
+          <w:szCs w:val="20"/>
+          <w:rFonts w:ascii="맑은 고딕" w:cs="맑은 고딕" w:eastAsia="맑은 고딕" w:hAnsi="맑은 고딕"/>
+        </w:rPr>
         <w:t xml:space="preserve">우리 서비스가 개인정보보호배상책임보험 의무 가입 대상인가요? 아니라도 가입을 권하나요?</w:t>
       </w:r>
     </w:p>
@@ -7353,9 +8287,16 @@
           <w:ilvl w:val="0"/>
           <w:numId w:val="2"/>
         </w:numPr>
-        <w:spacing w:after="40"/>
-      </w:pPr>
-      <w:r>
+        <w:spacing w:after="40" w:line="300"/>
+      </w:pPr>
+      <w:r>
+        <w:rPr>
+          <w:b w:val="false"/>
+          <w:bCs w:val="false"/>
+          <w:sz w:val="20"/>
+          <w:szCs w:val="20"/>
+          <w:rFonts w:ascii="맑은 고딕" w:cs="맑은 고딕" w:eastAsia="맑은 고딕" w:hAnsi="맑은 고딕"/>
+        </w:rPr>
         <w:t xml:space="preserve">사이버보험이 조사·복구·통지 비용과 배상을 모두 보장하나요? 자기부담금과 한도는?</w:t>
       </w:r>
     </w:p>
@@ -7366,9 +8307,16 @@
           <w:ilvl w:val="0"/>
           <w:numId w:val="2"/>
         </w:numPr>
-        <w:spacing w:after="40"/>
-      </w:pPr>
-      <w:r>
+        <w:spacing w:after="40" w:line="300"/>
+      </w:pPr>
+      <w:r>
+        <w:rPr>
+          <w:b w:val="false"/>
+          <w:bCs w:val="false"/>
+          <w:sz w:val="20"/>
+          <w:szCs w:val="20"/>
+          <w:rFonts w:ascii="맑은 고딕" w:cs="맑은 고딕" w:eastAsia="맑은 고딕" w:hAnsi="맑은 고딕"/>
+        </w:rPr>
         <w:t xml:space="preserve">통신판매중개 플랫폼의 서비스 하자(알림 누락 등)도 영업배상책임보험으로 보장되나요?</w:t>
       </w:r>
     </w:p>
@@ -7379,9 +8327,16 @@
           <w:ilvl w:val="0"/>
           <w:numId w:val="2"/>
         </w:numPr>
-        <w:spacing w:after="40"/>
-      </w:pPr>
-      <w:r>
+        <w:spacing w:after="40" w:line="300"/>
+      </w:pPr>
+      <w:r>
+        <w:rPr>
+          <w:b w:val="false"/>
+          <w:bCs w:val="false"/>
+          <w:sz w:val="20"/>
+          <w:szCs w:val="20"/>
+          <w:rFonts w:ascii="맑은 고딕" w:cs="맑은 고딕" w:eastAsia="맑은 고딕" w:hAnsi="맑은 고딕"/>
+        </w:rPr>
         <w:t xml:space="preserve">상담사의 상담 과실로 회사가 청구를 받으면 어떤 보험으로 대응할 수 있나요?</w:t>
       </w:r>
     </w:p>
@@ -7392,17 +8347,24 @@
           <w:ilvl w:val="0"/>
           <w:numId w:val="2"/>
         </w:numPr>
-        <w:spacing w:after="40"/>
-      </w:pPr>
-      <w:r>
+        <w:spacing w:after="40" w:line="300"/>
+      </w:pPr>
+      <w:r>
+        <w:rPr>
+          <w:b w:val="false"/>
+          <w:bCs w:val="false"/>
+          <w:sz w:val="20"/>
+          <w:szCs w:val="20"/>
+          <w:rFonts w:ascii="맑은 고딕" w:cs="맑은 고딕" w:eastAsia="맑은 고딕" w:hAnsi="맑은 고딕"/>
+        </w:rPr>
         <w:t xml:space="preserve">가입 심사에 필요한 보안 조치 증빙은 무엇이고, 보험료를 낮추려면 어떤 조치가 도움이 되나요?</w:t>
       </w:r>
     </w:p>
     <w:sectPr>
-      <w:headerReference w:type="default" r:id="rId7"/>
-      <w:footerReference w:type="default" r:id="rId8"/>
+      <w:headerReference w:type="default" r:id="rId6"/>
+      <w:footerReference w:type="default" r:id="rId7"/>
       <w:pgSz w:w="11906" w:h="16838" w:orient="portrait"/>
-      <w:pgMar w:top="1440" w:right="1440" w:bottom="1300" w:left="1440" w:header="708" w:footer="708" w:gutter="0"/>
+      <w:pgMar w:top="1300" w:right="1440" w:bottom="1200" w:left="1440" w:header="708" w:footer="708" w:gutter="0"/>
       <w:pgNumType/>
       <w:docGrid w:linePitch="360"/>
     </w:sectPr>
@@ -7414,43 +8376,6 @@
 <w:comments xmlns:cx="http://schemas.microsoft.com/office/drawing/2014/chartex" xmlns:cx1="http://schemas.microsoft.com/office/drawing/2015/9/8/chartex" xmlns:cx2="http://schemas.microsoft.com/office/drawing/2015/10/21/chartex" xmlns:cx3="http://schemas.microsoft.com/office/drawing/2016/5/9/chartex" xmlns:cx4="http://schemas.microsoft.com/office/drawing/2016/5/10/chartex" xmlns:cx5="http://schemas.microsoft.com/office/drawing/2016/5/11/chartex" xmlns:cx6="http://schemas.microsoft.com/office/drawing/2016/5/12/chartex" xmlns:cx7="http://schemas.microsoft.com/office/drawing/2016/5/13/chartex" xmlns:cx8="http://schemas.microsoft.com/office/drawing/2016/5/14/chartex" xmlns:mc="http://schemas.openxmlformats.org/markup-compatibility/2006" xmlns:aink="http://schemas.microsoft.com/office/drawing/2016/ink" xmlns:am3d="http://schemas.microsoft.com/office/drawing/2017/model3d" xmlns:o="urn:schemas-microsoft-com:office:office" xmlns:r="http://schemas.openxmlformats.org/officeDocument/2006/relationships" xmlns:m="http://schemas.openxmlformats.org/officeDocument/2006/math" xmlns:v="urn:schemas-microsoft-com:vml" xmlns:wp14="http://schemas.microsoft.com/office/word/2010/wordprocessingDrawing" xmlns:wp="http://schemas.openxmlformats.org/drawingml/2006/wordprocessingDrawing" xmlns:w10="urn:schemas-microsoft-com:office:word" xmlns:w="http://schemas.openxmlformats.org/wordprocessingml/2006/main" xmlns:w14="http://schemas.microsoft.com/office/word/2010/wordml" xmlns:w15="http://schemas.microsoft.com/office/word/2012/wordml" xmlns:w16cex="http://schemas.microsoft.com/office/word/2018/wordml/cex" xmlns:w16cid="http://schemas.microsoft.com/office/word/2016/wordml/cid" xmlns:w16="http://schemas.microsoft.com/office/word/2018/wordml" xmlns:w16sdtdh="http://schemas.microsoft.com/office/word/2020/wordml/sdtdatahash" xmlns:w16se="http://schemas.microsoft.com/office/word/2015/wordml/symex" xmlns:wpg="http://schemas.microsoft.com/office/word/2010/wordprocessingGroup" xmlns:wpi="http://schemas.microsoft.com/office/word/2010/wordprocessingInk" xmlns:wne="http://schemas.microsoft.com/office/word/2006/wordml" xmlns:wps="http://schemas.microsoft.com/office/word/2010/wordprocessingShape"/>
 </file>
 
-<file path=word/endnotes.xml><?xml version="1.0" encoding="utf-8"?>
-<w:endnotes xmlns:wpc="http://schemas.microsoft.com/office/word/2010/wordprocessingCanvas" xmlns:mc="http://schemas.openxmlformats.org/markup-compatibility/2006" xmlns:o="urn:schemas-microsoft-com:office:office" xmlns:r="http://schemas.openxmlformats.org/officeDocument/2006/relationships" xmlns:m="http://schemas.openxmlformats.org/officeDocument/2006/math" xmlns:v="urn:schemas-microsoft-com:vml" xmlns:wp14="http://schemas.microsoft.com/office/word/2010/wordprocessingDrawing" xmlns:wp="http://schemas.openxmlformats.org/drawingml/2006/wordprocessingDrawing" xmlns:w10="urn:schemas-microsoft-com:office:word" xmlns:w="http://schemas.openxmlformats.org/wordprocessingml/2006/main" xmlns:w14="http://schemas.microsoft.com/office/word/2010/wordml" xmlns:w15="http://schemas.microsoft.com/office/word/2012/wordml" xmlns:wpg="http://schemas.microsoft.com/office/word/2010/wordprocessingGroup" xmlns:wpi="http://schemas.microsoft.com/office/word/2010/wordprocessingInk" xmlns:wne="http://schemas.microsoft.com/office/word/2006/wordml" xmlns:wps="http://schemas.microsoft.com/office/word/2010/wordprocessingShape" mc:Ignorable="w14 w15 wp14">
-  <w:endnote w:type="separator" w:id="-1">
-    <w:p>
-      <w:pPr>
-        <w:spacing w:after="0" w:line="240" w:lineRule="auto"/>
-      </w:pPr>
-      <w:r>
-        <w:rPr>
-          <w:rStyle w:val="EndnoteReference"/>
-        </w:rPr>
-        <w:endnoteRef/>
-      </w:r>
-      <w:r>
-        <w:separator/>
-      </w:r>
-    </w:p>
-  </w:endnote>
-  <w:endnote w:type="continuationSeparator" w:id="0">
-    <w:p>
-      <w:pPr>
-        <w:spacing w:after="0" w:line="240" w:lineRule="auto"/>
-      </w:pPr>
-      <w:r>
-        <w:rPr>
-          <w:rStyle w:val="EndnoteReference"/>
-        </w:rPr>
-        <w:endnoteRef/>
-      </w:r>
-      <w:r>
-        <w:continuationSeparator/>
-      </w:r>
-    </w:p>
-  </w:endnote>
-</w:endnotes>
-</file>
-
 <file path=word/footer1.xml><?xml version="1.0" encoding="utf-8"?>
 <w:ftr xmlns:wpc="http://schemas.microsoft.com/office/word/2010/wordprocessingCanvas" xmlns:mc="http://schemas.openxmlformats.org/markup-compatibility/2006" xmlns:o="urn:schemas-microsoft-com:office:office" xmlns:r="http://schemas.openxmlformats.org/officeDocument/2006/relationships" xmlns:m="http://schemas.openxmlformats.org/officeDocument/2006/math" xmlns:v="urn:schemas-microsoft-com:vml" xmlns:wp14="http://schemas.microsoft.com/office/word/2010/wordprocessingDrawing" xmlns:wp="http://schemas.openxmlformats.org/drawingml/2006/wordprocessingDrawing" xmlns:w10="urn:schemas-microsoft-com:office:word" xmlns:w="http://schemas.openxmlformats.org/wordprocessingml/2006/main" xmlns:w14="http://schemas.microsoft.com/office/word/2010/wordml" xmlns:w15="http://schemas.microsoft.com/office/word/2012/wordml" xmlns:wpg="http://schemas.microsoft.com/office/word/2010/wordprocessingGroup" xmlns:wpi="http://schemas.microsoft.com/office/word/2010/wordprocessingInk" xmlns:wne="http://schemas.microsoft.com/office/word/2006/wordml" xmlns:wps="http://schemas.microsoft.com/office/word/2010/wordprocessingShape">
   <w:p>
@@ -7459,20 +8384,48 @@
     </w:pPr>
     <w:r>
       <w:rPr>
-        <w:color w:val="666666"/>
-        <w:sz w:val="18"/>
-        <w:szCs w:val="18"/>
+        <w:color w:val="7a6f63"/>
+        <w:sz w:val="16"/>
+        <w:szCs w:val="16"/>
       </w:rPr>
       <w:t xml:space="preserve">- </w:t>
+    </w:r>
+    <w:r>
+      <w:rPr>
+        <w:color w:val="7a6f63"/>
+        <w:sz w:val="16"/>
+        <w:szCs w:val="16"/>
+      </w:rPr>
       <w:fldChar w:fldCharType="begin"/>
       <w:instrText xml:space="preserve">PAGE</w:instrText>
       <w:fldChar w:fldCharType="separate"/>
       <w:fldChar w:fldCharType="end"/>
+    </w:r>
+    <w:r>
+      <w:rPr>
+        <w:color w:val="7a6f63"/>
+        <w:sz w:val="16"/>
+        <w:szCs w:val="16"/>
+      </w:rPr>
       <w:t xml:space="preserve"> / </w:t>
+    </w:r>
+    <w:r>
+      <w:rPr>
+        <w:color w:val="7a6f63"/>
+        <w:sz w:val="16"/>
+        <w:szCs w:val="16"/>
+      </w:rPr>
       <w:fldChar w:fldCharType="begin"/>
       <w:instrText xml:space="preserve">NUMPAGES</w:instrText>
       <w:fldChar w:fldCharType="separate"/>
       <w:fldChar w:fldCharType="end"/>
+    </w:r>
+    <w:r>
+      <w:rPr>
+        <w:color w:val="7a6f63"/>
+        <w:sz w:val="16"/>
+        <w:szCs w:val="16"/>
+      </w:rPr>
       <w:t xml:space="preserve"> -</w:t>
     </w:r>
   </w:p>
@@ -7524,11 +8477,12 @@
     </w:pPr>
     <w:r>
       <w:rPr>
-        <w:color w:val="888888"/>
+        <w:color w:val="7a6f63"/>
         <w:sz w:val="16"/>
         <w:szCs w:val="16"/>
+        <w:rFonts w:ascii="맑은 고딕" w:cs="맑은 고딕" w:eastAsia="맑은 고딕" w:hAnsi="맑은 고딕"/>
       </w:rPr>
-      <w:t xml:space="preserve">법인·보험·세무 준비 안내  |  초안(검토 전)</w:t>
+      <w:t xml:space="preserve">법인·보험·세무 준비 안내 · 초안</w:t>
     </w:r>
   </w:p>
 </w:hdr>
@@ -7628,7 +8582,7 @@
       <w:lvlText w:val="•"/>
       <w:lvlJc w:val="left"/>
       <w:pPr>
-        <w:ind w:left="560" w:hanging="280"/>
+        <w:ind w:left="480" w:hanging="240"/>
       </w:pPr>
     </w:lvl>
   </w:abstractNum>
@@ -7640,11 +8594,8 @@
       <w:lvlText w:val="☐"/>
       <w:lvlJc w:val="left"/>
       <w:pPr>
-        <w:ind w:left="560" w:hanging="320"/>
-      </w:pPr>
-      <w:rPr>
-        <w:rFonts w:ascii="Segoe UI Symbol" w:cs="Segoe UI Symbol" w:eastAsia="Segoe UI Symbol" w:hAnsi="Segoe UI Symbol"/>
-      </w:rPr>
+        <w:ind w:left="480" w:hanging="300"/>
+      </w:pPr>
     </w:lvl>
   </w:abstractNum>
   <w:num w:numId="1">
@@ -7673,14 +8624,14 @@
   <w:docDefaults>
     <w:rPrDefault>
       <w:rPr>
-        <w:rFonts w:ascii="Malgun Gothic" w:cs="Malgun Gothic" w:eastAsia="Malgun Gothic" w:hAnsi="Malgun Gothic"/>
         <w:sz w:val="20"/>
         <w:szCs w:val="20"/>
+        <w:rFonts w:ascii="맑은 고딕" w:cs="맑은 고딕" w:eastAsia="맑은 고딕" w:hAnsi="맑은 고딕"/>
       </w:rPr>
     </w:rPrDefault>
     <w:pPrDefault>
       <w:pPr>
-        <w:spacing w:after="80" w:line="300"/>
+        <w:spacing w:line="320"/>
       </w:pPr>
     </w:pPrDefault>
   </w:docDefaults>
@@ -7777,8 +8728,8 @@
     <w:uiPriority w:val="99"/>
     <w:unhideWhenUsed/>
     <w:rPr>
+      <w:u w:val="single"/>
       <w:color w:val="0563C1"/>
-      <w:u w:val="single"/>
     </w:rPr>
   </w:style>
   <w:style w:type="character" w:styleId="FootnoteReference">
@@ -7818,96 +8769,5 @@
       <w:szCs w:val="20"/>
     </w:rPr>
   </w:style>
-  <w:style w:type="character" w:styleId="EndnoteReference">
-    <w:name w:val="endnote reference"/>
-    <w:basedOn w:val="DefaultParagraphFont"/>
-    <w:uiPriority w:val="99"/>
-    <w:semiHidden/>
-    <w:unhideWhenUsed/>
-    <w:rPr>
-      <w:vertAlign w:val="superscript"/>
-    </w:rPr>
-  </w:style>
-  <w:style w:type="paragraph" w:styleId="EndnoteText">
-    <w:name w:val="endnote text"/>
-    <w:basedOn w:val="Normal"/>
-    <w:link w:val="EndnoteTextChar"/>
-    <w:uiPriority w:val="99"/>
-    <w:semiHidden/>
-    <w:unhideWhenUsed/>
-    <w:pPr>
-      <w:spacing w:after="0" w:line="240" w:lineRule="auto"/>
-    </w:pPr>
-    <w:rPr>
-      <w:sz w:val="20"/>
-      <w:szCs w:val="20"/>
-    </w:rPr>
-  </w:style>
-  <w:style w:type="character" w:styleId="EndnoteTextChar">
-    <w:name w:val="Endnote Text Char"/>
-    <w:basedOn w:val="DefaultParagraphFont"/>
-    <w:link w:val="EndnoteText"/>
-    <w:uiPriority w:val="99"/>
-    <w:semiHidden/>
-    <w:unhideWhenUsed/>
-    <w:rPr>
-      <w:sz w:val="20"/>
-      <w:szCs w:val="20"/>
-    </w:rPr>
-  </w:style>
-  <w:style w:type="paragraph" w:styleId="Heading1">
-    <w:name w:val="Heading 1"/>
-    <w:basedOn w:val="Normal"/>
-    <w:next w:val="Normal"/>
-    <w:qFormat/>
-    <w:pPr>
-      <w:pBdr>
-        <w:bottom w:val="single" w:color="1F3A5F" w:sz="6" w:space="2"/>
-      </w:pBdr>
-      <w:spacing w:after="140" w:before="360"/>
-      <w:outlineLvl w:val="0"/>
-    </w:pPr>
-    <w:rPr>
-      <w:b/>
-      <w:bCs/>
-      <w:color w:val="1F3A5F"/>
-      <w:sz w:val="28"/>
-      <w:szCs w:val="28"/>
-    </w:rPr>
-  </w:style>
-  <w:style w:type="paragraph" w:styleId="Heading2">
-    <w:name w:val="Heading 2"/>
-    <w:basedOn w:val="Normal"/>
-    <w:next w:val="Normal"/>
-    <w:qFormat/>
-    <w:pPr>
-      <w:spacing w:after="80" w:before="260"/>
-      <w:outlineLvl w:val="1"/>
-    </w:pPr>
-    <w:rPr>
-      <w:b/>
-      <w:bCs/>
-      <w:color w:val="1F3A5F"/>
-      <w:sz w:val="22"/>
-      <w:szCs w:val="22"/>
-    </w:rPr>
-  </w:style>
-  <w:style w:type="paragraph" w:styleId="Heading3">
-    <w:name w:val="Heading 3"/>
-    <w:basedOn w:val="Normal"/>
-    <w:next w:val="Normal"/>
-    <w:qFormat/>
-    <w:pPr>
-      <w:spacing w:after="60" w:before="180"/>
-      <w:outlineLvl w:val="2"/>
-    </w:pPr>
-    <w:rPr>
-      <w:b/>
-      <w:bCs/>
-      <w:color w:val="333333"/>
-      <w:sz w:val="21"/>
-      <w:szCs w:val="21"/>
-    </w:rPr>
-  </w:style>
 </w:styles>
 </file>
--- a/legal/법인_보험_세무_준비안내.docx
+++ b/legal/법인_보험_세무_준비안내.docx
@@ -3829,6 +3829,113 @@
                 <w:rFonts w:ascii="맑은 고딕" w:cs="맑은 고딕" w:eastAsia="맑은 고딕" w:hAnsi="맑은 고딕"/>
               </w:rPr>
               <w:t xml:space="preserve">조직 정보·결제 수단을 법인으로 변경</w:t>
+            </w:r>
+          </w:p>
+        </w:tc>
+        <w:tc>
+          <w:tcPr>
+            <w:tcW w:type="dxa" w:w="1000"/>
+            <w:tcBorders>
+              <w:top w:val="single" w:color="999999" w:sz="4"/>
+              <w:left w:val="single" w:color="999999" w:sz="4"/>
+              <w:bottom w:val="single" w:color="999999" w:sz="4"/>
+              <w:right w:val="single" w:color="999999" w:sz="4"/>
+            </w:tcBorders>
+            <w:tcMar>
+              <w:top w:type="dxa" w:w="60"/>
+              <w:left w:type="dxa" w:w="100"/>
+              <w:bottom w:type="dxa" w:w="60"/>
+              <w:right w:type="dxa" w:w="100"/>
+            </w:tcMar>
+            <w:vAlign w:val="center"/>
+          </w:tcPr>
+          <w:p>
+            <w:pPr>
+              <w:spacing w:before="0" w:after="0" w:line="300"/>
+              <w:jc w:val="left"/>
+            </w:pPr>
+            <w:r>
+              <w:rPr>
+                <w:b w:val="false"/>
+                <w:bCs w:val="false"/>
+                <w:sz w:val="19"/>
+                <w:szCs w:val="19"/>
+                <w:rFonts w:ascii="맑은 고딕" w:cs="맑은 고딕" w:eastAsia="맑은 고딕" w:hAnsi="맑은 고딕"/>
+              </w:rPr>
+              <w:t xml:space="preserve">☐</w:t>
+            </w:r>
+          </w:p>
+        </w:tc>
+      </w:tr>
+      <w:tr>
+        <w:trPr>
+          <w:cantSplit/>
+        </w:trPr>
+        <w:tc>
+          <w:tcPr>
+            <w:tcW w:type="dxa" w:w="2800"/>
+            <w:tcBorders>
+              <w:top w:val="single" w:color="999999" w:sz="4"/>
+              <w:left w:val="single" w:color="999999" w:sz="4"/>
+              <w:bottom w:val="single" w:color="999999" w:sz="4"/>
+              <w:right w:val="single" w:color="999999" w:sz="4"/>
+            </w:tcBorders>
+            <w:tcMar>
+              <w:top w:type="dxa" w:w="60"/>
+              <w:left w:type="dxa" w:w="100"/>
+              <w:bottom w:type="dxa" w:w="60"/>
+              <w:right w:type="dxa" w:w="100"/>
+            </w:tcMar>
+            <w:vAlign w:val="center"/>
+          </w:tcPr>
+          <w:p>
+            <w:pPr>
+              <w:spacing w:before="0" w:after="0" w:line="300"/>
+              <w:jc w:val="left"/>
+            </w:pPr>
+            <w:r>
+              <w:rPr>
+                <w:b w:val="false"/>
+                <w:bCs w:val="false"/>
+                <w:sz w:val="19"/>
+                <w:szCs w:val="19"/>
+                <w:rFonts w:ascii="맑은 고딕" w:cs="맑은 고딕" w:eastAsia="맑은 고딕" w:hAnsi="맑은 고딕"/>
+              </w:rPr>
+              <w:t xml:space="preserve">DeepSeek API 계정</w:t>
+            </w:r>
+          </w:p>
+        </w:tc>
+        <w:tc>
+          <w:tcPr>
+            <w:tcW w:type="dxa" w:w="5226"/>
+            <w:tcBorders>
+              <w:top w:val="single" w:color="999999" w:sz="4"/>
+              <w:left w:val="single" w:color="999999" w:sz="4"/>
+              <w:bottom w:val="single" w:color="999999" w:sz="4"/>
+              <w:right w:val="single" w:color="999999" w:sz="4"/>
+            </w:tcBorders>
+            <w:tcMar>
+              <w:top w:type="dxa" w:w="60"/>
+              <w:left w:type="dxa" w:w="100"/>
+              <w:bottom w:type="dxa" w:w="60"/>
+              <w:right w:type="dxa" w:w="100"/>
+            </w:tcMar>
+            <w:vAlign w:val="center"/>
+          </w:tcPr>
+          <w:p>
+            <w:pPr>
+              <w:spacing w:before="0" w:after="0" w:line="300"/>
+              <w:jc w:val="left"/>
+            </w:pPr>
+            <w:r>
+              <w:rPr>
+                <w:b w:val="false"/>
+                <w:bCs w:val="false"/>
+                <w:sz w:val="19"/>
+                <w:szCs w:val="19"/>
+                <w:rFonts w:ascii="맑은 고딕" w:cs="맑은 고딕" w:eastAsia="맑은 고딕" w:hAnsi="맑은 고딕"/>
+              </w:rPr>
+              <w:t xml:space="preserve">법인으로 변경 · 모델 학습 사용 거부(옵트아웃) 설정 확인</w:t>
             </w:r>
           </w:p>
         </w:tc>

--- a/legal/법인_보험_세무_준비안내.docx
+++ b/legal/법인_보험_세무_준비안내.docx
@@ -5629,7 +5629,7 @@
           <w:szCs w:val="20"/>
           <w:rFonts w:ascii="맑은 고딕" w:cs="맑은 고딕" w:eastAsia="맑은 고딕" w:hAnsi="맑은 고딕"/>
         </w:rPr>
-        <w:t xml:space="preserve">은 정신건강 자기관리 서비스 ‘마인드 인사이드’(https://neurumind.com, 같은 사이트를 불러오는 안드로이드 앱)를 운영합니다. 이용자는 AI 대화 캐릭터 ‘느루’와 대화하고 기분 체크인·미션·일기를 기록하며, 입점한 상담사에게 예약 상담 또는 분 단위 음성 통화 상담을 받을 수 있습니다. 회사는 통신판매중개자이며 의료기관이 아니고, 상담은 상담사가 제공합니다. 결제는 토스페이먼츠 카드 결제로 충전한 느루 캐시로 이루어집니다. 제휴 상담소의 담당의는 환자가 제휴 상담소 코드로 직접 연결하고 동의한 범위의 정보(상담사가 공유한 회기 기록, 숙제, 예약, 숫자로만 된 주간 상태 요약)만 볼 수 있으며, AI 대화 원문은 제휴 상담소에 전달하지 않습니다.</w:t>
+        <w:t xml:space="preserve">은 정신건강 자기관리 서비스 ‘마인드 인사이드’(https://mindinsideapp.com, 같은 사이트를 불러오는 안드로이드 앱)를 운영합니다. 이용자는 AI 대화 캐릭터 ‘느루’와 대화하고 기분 체크인·미션·일기를 기록하며, 입점한 상담사에게 예약 상담 또는 분 단위 음성 통화 상담을 받을 수 있습니다. 회사는 통신판매중개자이며 의료기관이 아니고, 상담은 상담사가 제공합니다. 결제는 토스페이먼츠 카드 결제로 충전한 느루 캐시로 이루어집니다. 제휴 상담소의 담당의는 환자가 제휴 상담소 코드로 직접 연결하고 동의한 범위의 정보(상담사가 공유한 회기 기록, 숙제, 예약, 숫자로만 된 주간 상태 요약)만 볼 수 있으며, AI 대화 원문은 제휴 상담소에 전달하지 않습니다.</w:t>
       </w:r>
     </w:p>
     <w:p>
